--- a/05-数字电路/02-时序逻辑电路/状态机电路/状态机电路.docx
+++ b/05-数字电路/02-时序逻辑电路/状态机电路/状态机电路.docx
@@ -2467,6 +2467,20 @@
     </w:p>
     <w:bookmarkEnd w:id="26"/>
     <w:bookmarkEnd w:id="27"/>
+    <w:p>
+      <w:pPr>
+        <w:spacing w:before="360"/>
+        <w:jc w:val="center"/>
+      </w:pPr>
+      <w:r>
+        <w:rPr>
+          <w:rFonts w:ascii="Times New Roman" w:hAnsi="Times New Roman"/>
+          <w:color w:val="555555"/>
+          <w:sz w:val="21"/>
+        </w:rPr>
+        <w:t>材料收集者：杜文杰</w:t>
+      </w:r>
+    </w:p>
     <w:sectPr>
       <w:headerReference r:id="rId9" w:type="default"/>
       <w:footerReference r:id="rId10" w:type="default"/>

--- a/05-数字电路/02-时序逻辑电路/状态机电路/状态机电路.docx
+++ b/05-数字电路/02-时序逻辑电路/状态机电路/状态机电路.docx
@@ -1,6 +1,6 @@
 
 <file path=word/document.xml><?xml version="1.0" encoding="utf-8"?>
-<w:document xmlns:w="http://schemas.openxmlformats.org/wordprocessingml/2006/main" xmlns:m="http://schemas.openxmlformats.org/officeDocument/2006/math" xmlns:r="http://schemas.openxmlformats.org/officeDocument/2006/relationships" xmlns:o="urn:schemas-microsoft-com:office:office" xmlns:v="urn:schemas-microsoft-com:vml" xmlns:w10="urn:schemas-microsoft-com:office:word" xmlns:a="http://schemas.openxmlformats.org/drawingml/2006/main" xmlns:pic="http://schemas.openxmlformats.org/drawingml/2006/picture" xmlns:wp="http://schemas.openxmlformats.org/drawingml/2006/wordprocessingDrawing">
+<w:document xmlns:m="http://schemas.openxmlformats.org/officeDocument/2006/math" xmlns:r="http://schemas.openxmlformats.org/officeDocument/2006/relationships" xmlns:w="http://schemas.openxmlformats.org/wordprocessingml/2006/main" xmlns:o="urn:schemas-microsoft-com:office:office" xmlns:v="urn:schemas-microsoft-com:vml" xmlns:w10="urn:schemas-microsoft-com:office:word" xmlns:a="http://schemas.openxmlformats.org/drawingml/2006/main" xmlns:pic="http://schemas.openxmlformats.org/drawingml/2006/picture" xmlns:wp="http://schemas.openxmlformats.org/drawingml/2006/wordprocessingDrawing">
   <w:body>
     <w:bookmarkStart w:id="27" w:name="状态机电路"/>
     <w:p>
@@ -9,7 +9,7 @@
       </w:pPr>
       <w:r>
         <w:rPr>
-          <w:rFonts w:hint="eastAsia"/>
+          <w:rFonts w:hint="eastAsia" w:eastAsia="黑体"/>
         </w:rPr>
         <w:t xml:space="preserve">状态机电路</w:t>
       </w:r>
@@ -21,7 +21,7 @@
       </w:pPr>
       <w:r>
         <w:rPr>
-          <w:rFonts w:hint="eastAsia"/>
+          <w:rFonts w:hint="eastAsia" w:eastAsia="黑体"/>
         </w:rPr>
         <w:t xml:space="preserve">拓扑描述</w:t>
       </w:r>
@@ -32,13 +32,13 @@
       </w:pPr>
       <w:r>
         <w:rPr>
-          <w:rFonts w:hint="eastAsia"/>
+          <w:rFonts w:hint="eastAsia" w:eastAsia="黑体"/>
         </w:rPr>
         <w:t xml:space="preserve">由</w:t>
       </w:r>
       <w:r>
         <w:rPr>
-          <w:rFonts w:hint="eastAsia"/>
+          <w:rFonts w:hint="eastAsia" w:eastAsia="黑体"/>
           <w:b/>
           <w:bCs/>
         </w:rPr>
@@ -46,6 +46,7 @@
       </w:r>
       <w:r>
         <w:rPr>
+          <w:rFonts w:eastAsia="黑体"/>
           <w:b/>
           <w:bCs/>
         </w:rPr>
@@ -64,7 +65,7 @@
       </m:oMath>
       <w:r>
         <w:rPr>
-          <w:rFonts w:hint="eastAsia"/>
+          <w:rFonts w:hint="eastAsia" w:eastAsia="黑体"/>
         </w:rPr>
         <w:t xml:space="preserve">（</w:t>
       </w:r>
@@ -74,24 +75,33 @@
         </m:r>
       </m:oMath>
       <w:r>
+        <w:rPr>
+          <w:rFonts w:eastAsia="黑体"/>
+        </w:rPr>
         <w:t xml:space="preserve"> </w:t>
       </w:r>
       <w:r>
         <w:rPr>
-          <w:rFonts w:hint="eastAsia"/>
+          <w:rFonts w:hint="eastAsia" w:eastAsia="黑体"/>
         </w:rPr>
         <w:t xml:space="preserve">个</w:t>
       </w:r>
       <w:r>
+        <w:rPr>
+          <w:rFonts w:eastAsia="黑体"/>
+        </w:rPr>
         <w:t xml:space="preserve"> D </w:t>
       </w:r>
       <w:r>
         <w:rPr>
-          <w:rFonts w:hint="eastAsia"/>
+          <w:rFonts w:hint="eastAsia" w:eastAsia="黑体"/>
         </w:rPr>
         <w:t xml:space="preserve">触发器</w:t>
       </w:r>
       <w:r>
+        <w:rPr>
+          <w:rFonts w:eastAsia="黑体"/>
+        </w:rPr>
         <w:t xml:space="preserve"> </w:t>
       </w:r>
       <m:oMath>
@@ -155,11 +165,14 @@
       </m:oMath>
       <w:r>
         <w:rPr>
-          <w:rFonts w:hint="eastAsia"/>
+          <w:rFonts w:hint="eastAsia" w:eastAsia="黑体"/>
         </w:rPr>
         <w:t xml:space="preserve">，保存现态</w:t>
       </w:r>
       <w:r>
+        <w:rPr>
+          <w:rFonts w:eastAsia="黑体"/>
+        </w:rPr>
         <w:t xml:space="preserve"> </w:t>
       </w:r>
       <m:oMath>
@@ -178,13 +191,13 @@
       </m:oMath>
       <w:r>
         <w:rPr>
-          <w:rFonts w:hint="eastAsia"/>
+          <w:rFonts w:hint="eastAsia" w:eastAsia="黑体"/>
         </w:rPr>
         <w:t xml:space="preserve">）、</w:t>
       </w:r>
       <w:r>
         <w:rPr>
-          <w:rFonts w:hint="eastAsia"/>
+          <w:rFonts w:hint="eastAsia" w:eastAsia="黑体"/>
           <w:b/>
           <w:bCs/>
         </w:rPr>
@@ -192,6 +205,7 @@
       </w:r>
       <w:r>
         <w:rPr>
+          <w:rFonts w:eastAsia="黑体"/>
           <w:b/>
           <w:bCs/>
         </w:rPr>
@@ -213,13 +227,13 @@
       </m:oMath>
       <w:r>
         <w:rPr>
-          <w:rFonts w:hint="eastAsia"/>
+          <w:rFonts w:hint="eastAsia" w:eastAsia="黑体"/>
         </w:rPr>
         <w:t xml:space="preserve">与</w:t>
       </w:r>
       <w:r>
         <w:rPr>
-          <w:rFonts w:hint="eastAsia"/>
+          <w:rFonts w:hint="eastAsia" w:eastAsia="黑体"/>
           <w:b/>
           <w:bCs/>
         </w:rPr>
@@ -227,6 +241,7 @@
       </w:r>
       <w:r>
         <w:rPr>
+          <w:rFonts w:eastAsia="黑体"/>
           <w:b/>
           <w:bCs/>
         </w:rPr>
@@ -245,22 +260,25 @@
       </m:oMath>
       <w:r>
         <w:rPr>
-          <w:rFonts w:hint="eastAsia"/>
+          <w:rFonts w:hint="eastAsia" w:eastAsia="黑体"/>
         </w:rPr>
         <w:t xml:space="preserve">组成。电路共</w:t>
       </w:r>
       <w:r>
+        <w:rPr>
+          <w:rFonts w:eastAsia="黑体"/>
+        </w:rPr>
         <w:t xml:space="preserve"> 5 </w:t>
       </w:r>
       <w:r>
         <w:rPr>
-          <w:rFonts w:hint="eastAsia"/>
+          <w:rFonts w:hint="eastAsia" w:eastAsia="黑体"/>
         </w:rPr>
         <w:t xml:space="preserve">类关键节点：</w:t>
       </w:r>
       <w:r>
         <w:rPr>
-          <w:rFonts w:hint="eastAsia"/>
+          <w:rFonts w:hint="eastAsia" w:eastAsia="黑体"/>
           <w:b/>
           <w:bCs/>
         </w:rPr>
@@ -268,6 +286,7 @@
       </w:r>
       <w:r>
         <w:rPr>
+          <w:rFonts w:eastAsia="黑体"/>
           <w:b/>
           <w:bCs/>
         </w:rPr>
@@ -275,7 +294,7 @@
       </w:r>
       <w:r>
         <w:rPr>
-          <w:rFonts w:hint="eastAsia"/>
+          <w:rFonts w:hint="eastAsia" w:eastAsia="黑体"/>
           <w:b/>
           <w:bCs/>
         </w:rPr>
@@ -283,6 +302,7 @@
       </w:r>
       <w:r>
         <w:rPr>
+          <w:rFonts w:eastAsia="黑体"/>
           <w:b/>
           <w:bCs/>
         </w:rPr>
@@ -295,13 +315,13 @@
       </m:oMath>
       <w:r>
         <w:rPr>
-          <w:rFonts w:hint="eastAsia"/>
+          <w:rFonts w:hint="eastAsia" w:eastAsia="黑体"/>
         </w:rPr>
         <w:t xml:space="preserve">（接次态逻辑与输出逻辑）；</w:t>
       </w:r>
       <w:r>
         <w:rPr>
-          <w:rFonts w:hint="eastAsia"/>
+          <w:rFonts w:hint="eastAsia" w:eastAsia="黑体"/>
           <w:b/>
           <w:bCs/>
         </w:rPr>
@@ -309,6 +329,7 @@
       </w:r>
       <w:r>
         <w:rPr>
+          <w:rFonts w:eastAsia="黑体"/>
           <w:b/>
           <w:bCs/>
         </w:rPr>
@@ -316,7 +337,7 @@
       </w:r>
       <w:r>
         <w:rPr>
-          <w:rFonts w:hint="eastAsia"/>
+          <w:rFonts w:hint="eastAsia" w:eastAsia="黑体"/>
           <w:b/>
           <w:bCs/>
         </w:rPr>
@@ -324,6 +345,7 @@
       </w:r>
       <w:r>
         <w:rPr>
+          <w:rFonts w:eastAsia="黑体"/>
           <w:b/>
           <w:bCs/>
         </w:rPr>
@@ -342,13 +364,13 @@
       </m:oMath>
       <w:r>
         <w:rPr>
-          <w:rFonts w:hint="eastAsia"/>
+          <w:rFonts w:hint="eastAsia" w:eastAsia="黑体"/>
         </w:rPr>
         <w:t xml:space="preserve">（接状态寄存器时钟，可含同步复位）；</w:t>
       </w:r>
       <w:r>
         <w:rPr>
-          <w:rFonts w:hint="eastAsia"/>
+          <w:rFonts w:hint="eastAsia" w:eastAsia="黑体"/>
           <w:b/>
           <w:bCs/>
         </w:rPr>
@@ -356,6 +378,7 @@
       </w:r>
       <w:r>
         <w:rPr>
+          <w:rFonts w:eastAsia="黑体"/>
           <w:b/>
           <w:bCs/>
         </w:rPr>
@@ -363,7 +386,7 @@
       </w:r>
       <w:r>
         <w:rPr>
-          <w:rFonts w:hint="eastAsia"/>
+          <w:rFonts w:hint="eastAsia" w:eastAsia="黑体"/>
           <w:b/>
           <w:bCs/>
         </w:rPr>
@@ -371,6 +394,7 @@
       </w:r>
       <w:r>
         <w:rPr>
+          <w:rFonts w:eastAsia="黑体"/>
           <w:b/>
           <w:bCs/>
         </w:rPr>
@@ -392,7 +416,7 @@
       </m:oMath>
       <w:r>
         <w:rPr>
-          <w:rFonts w:hint="eastAsia"/>
+          <w:rFonts w:hint="eastAsia" w:eastAsia="黑体"/>
         </w:rPr>
         <w:t xml:space="preserve">（</w:t>
       </w:r>
@@ -408,15 +432,21 @@
         </m:r>
       </m:oMath>
       <w:r>
+        <w:rPr>
+          <w:rFonts w:eastAsia="黑体"/>
+        </w:rPr>
         <w:t xml:space="preserve"> </w:t>
       </w:r>
       <w:r>
         <w:rPr>
-          <w:rFonts w:hint="eastAsia"/>
+          <w:rFonts w:hint="eastAsia" w:eastAsia="黑体"/>
         </w:rPr>
         <w:t xml:space="preserve">输出</w:t>
       </w:r>
       <w:r>
+        <w:rPr>
+          <w:rFonts w:eastAsia="黑体"/>
+        </w:rPr>
         <w:t xml:space="preserve"> </w:t>
       </w:r>
       <m:oMath>
@@ -462,13 +492,13 @@
       </m:oMath>
       <w:r>
         <w:rPr>
-          <w:rFonts w:hint="eastAsia"/>
+          <w:rFonts w:hint="eastAsia" w:eastAsia="黑体"/>
         </w:rPr>
         <w:t xml:space="preserve">，送次态与输出逻辑）；</w:t>
       </w:r>
       <w:r>
         <w:rPr>
-          <w:rFonts w:hint="eastAsia"/>
+          <w:rFonts w:hint="eastAsia" w:eastAsia="黑体"/>
           <w:b/>
           <w:bCs/>
         </w:rPr>
@@ -476,6 +506,7 @@
       </w:r>
       <w:r>
         <w:rPr>
+          <w:rFonts w:eastAsia="黑体"/>
           <w:b/>
           <w:bCs/>
         </w:rPr>
@@ -483,7 +514,7 @@
       </w:r>
       <w:r>
         <w:rPr>
-          <w:rFonts w:hint="eastAsia"/>
+          <w:rFonts w:hint="eastAsia" w:eastAsia="黑体"/>
           <w:b/>
           <w:bCs/>
         </w:rPr>
@@ -491,6 +522,7 @@
       </w:r>
       <w:r>
         <w:rPr>
+          <w:rFonts w:eastAsia="黑体"/>
           <w:b/>
           <w:bCs/>
         </w:rPr>
@@ -521,11 +553,14 @@
       </m:oMath>
       <w:r>
         <w:rPr>
-          <w:rFonts w:hint="eastAsia"/>
+          <w:rFonts w:hint="eastAsia" w:eastAsia="黑体"/>
         </w:rPr>
         <w:t xml:space="preserve">（次态逻辑输出</w:t>
       </w:r>
       <w:r>
+        <w:rPr>
+          <w:rFonts w:eastAsia="黑体"/>
+        </w:rPr>
         <w:t xml:space="preserve"> </w:t>
       </w:r>
       <m:oMath>
@@ -571,13 +606,13 @@
       </m:oMath>
       <w:r>
         <w:rPr>
-          <w:rFonts w:hint="eastAsia"/>
+          <w:rFonts w:hint="eastAsia" w:eastAsia="黑体"/>
         </w:rPr>
         <w:t xml:space="preserve">，送状态寄存器数据脚）；</w:t>
       </w:r>
       <w:r>
         <w:rPr>
-          <w:rFonts w:hint="eastAsia"/>
+          <w:rFonts w:hint="eastAsia" w:eastAsia="黑体"/>
           <w:b/>
           <w:bCs/>
         </w:rPr>
@@ -585,6 +620,7 @@
       </w:r>
       <w:r>
         <w:rPr>
+          <w:rFonts w:eastAsia="黑体"/>
           <w:b/>
           <w:bCs/>
         </w:rPr>
@@ -592,7 +628,7 @@
       </w:r>
       <w:r>
         <w:rPr>
-          <w:rFonts w:hint="eastAsia"/>
+          <w:rFonts w:hint="eastAsia" w:eastAsia="黑体"/>
           <w:b/>
           <w:bCs/>
         </w:rPr>
@@ -600,6 +636,7 @@
       </w:r>
       <w:r>
         <w:rPr>
+          <w:rFonts w:eastAsia="黑体"/>
           <w:b/>
           <w:bCs/>
         </w:rPr>
@@ -612,7 +649,7 @@
       </m:oMath>
       <w:r>
         <w:rPr>
-          <w:rFonts w:hint="eastAsia"/>
+          <w:rFonts w:hint="eastAsia" w:eastAsia="黑体"/>
         </w:rPr>
         <w:t xml:space="preserve">（输出逻辑的结果，作为电路输出）。</w:t>
       </w:r>
@@ -621,13 +658,13 @@
       <w:pPr/>
       <w:r>
         <w:rPr>
-          <w:rFonts w:hint="eastAsia"/>
+          <w:rFonts w:hint="eastAsia" w:eastAsia="黑体"/>
         </w:rPr>
         <w:t xml:space="preserve">各单元管脚连接：</w:t>
       </w:r>
       <w:r>
         <w:rPr>
-          <w:rFonts w:hint="eastAsia"/>
+          <w:rFonts w:hint="eastAsia" w:eastAsia="黑体"/>
           <w:b/>
           <w:bCs/>
         </w:rPr>
@@ -635,6 +672,7 @@
       </w:r>
       <w:r>
         <w:rPr>
+          <w:rFonts w:eastAsia="黑体"/>
           <w:b/>
           <w:bCs/>
         </w:rPr>
@@ -655,15 +693,21 @@
         </m:r>
       </m:oMath>
       <w:r>
+        <w:rPr>
+          <w:rFonts w:eastAsia="黑体"/>
+        </w:rPr>
         <w:t xml:space="preserve"> </w:t>
       </w:r>
       <w:r>
         <w:rPr>
-          <w:rFonts w:hint="eastAsia"/>
+          <w:rFonts w:hint="eastAsia" w:eastAsia="黑体"/>
         </w:rPr>
         <w:t xml:space="preserve">的输入脚接输入</w:t>
       </w:r>
       <w:r>
+        <w:rPr>
+          <w:rFonts w:eastAsia="黑体"/>
+        </w:rPr>
         <w:t xml:space="preserve"> </w:t>
       </w:r>
       <m:oMath>
@@ -672,15 +716,21 @@
         </m:r>
       </m:oMath>
       <w:r>
+        <w:rPr>
+          <w:rFonts w:eastAsia="黑体"/>
+        </w:rPr>
         <w:t xml:space="preserve"> </w:t>
       </w:r>
       <w:r>
         <w:rPr>
-          <w:rFonts w:hint="eastAsia"/>
+          <w:rFonts w:hint="eastAsia" w:eastAsia="黑体"/>
         </w:rPr>
         <w:t xml:space="preserve">与现态</w:t>
       </w:r>
       <w:r>
+        <w:rPr>
+          <w:rFonts w:eastAsia="黑体"/>
+        </w:rPr>
         <w:t xml:space="preserve"> </w:t>
       </w:r>
       <m:oMath>
@@ -699,11 +749,14 @@
       </m:oMath>
       <w:r>
         <w:rPr>
-          <w:rFonts w:hint="eastAsia"/>
+          <w:rFonts w:hint="eastAsia" w:eastAsia="黑体"/>
         </w:rPr>
         <w:t xml:space="preserve">，输出</w:t>
       </w:r>
       <w:r>
+        <w:rPr>
+          <w:rFonts w:eastAsia="黑体"/>
+        </w:rPr>
         <w:t xml:space="preserve"> </w:t>
       </w:r>
       <m:oMath>
@@ -730,17 +783,20 @@
         </m:sSup>
       </m:oMath>
       <w:r>
+        <w:rPr>
+          <w:rFonts w:eastAsia="黑体"/>
+        </w:rPr>
         <w:t xml:space="preserve"> </w:t>
       </w:r>
       <w:r>
         <w:rPr>
-          <w:rFonts w:hint="eastAsia"/>
+          <w:rFonts w:hint="eastAsia" w:eastAsia="黑体"/>
         </w:rPr>
         <w:t xml:space="preserve">接状态寄存器数据脚；</w:t>
       </w:r>
       <w:r>
         <w:rPr>
-          <w:rFonts w:hint="eastAsia"/>
+          <w:rFonts w:hint="eastAsia" w:eastAsia="黑体"/>
           <w:b/>
           <w:bCs/>
         </w:rPr>
@@ -748,6 +804,7 @@
       </w:r>
       <w:r>
         <w:rPr>
+          <w:rFonts w:eastAsia="黑体"/>
           <w:b/>
           <w:bCs/>
         </w:rPr>
@@ -765,15 +822,21 @@
         </m:r>
       </m:oMath>
       <w:r>
+        <w:rPr>
+          <w:rFonts w:eastAsia="黑体"/>
+        </w:rPr>
         <w:t xml:space="preserve"> </w:t>
       </w:r>
       <w:r>
         <w:rPr>
-          <w:rFonts w:hint="eastAsia"/>
+          <w:rFonts w:hint="eastAsia" w:eastAsia="黑体"/>
         </w:rPr>
         <w:t xml:space="preserve">各触发器数据脚</w:t>
       </w:r>
       <w:r>
+        <w:rPr>
+          <w:rFonts w:eastAsia="黑体"/>
+        </w:rPr>
         <w:t xml:space="preserve"> </w:t>
       </w:r>
       <m:oMath>
@@ -791,15 +854,21 @@
         </m:sSub>
       </m:oMath>
       <w:r>
+        <w:rPr>
+          <w:rFonts w:eastAsia="黑体"/>
+        </w:rPr>
         <w:t xml:space="preserve"> </w:t>
       </w:r>
       <w:r>
         <w:rPr>
-          <w:rFonts w:hint="eastAsia"/>
+          <w:rFonts w:hint="eastAsia" w:eastAsia="黑体"/>
         </w:rPr>
         <w:t xml:space="preserve">接次态节点</w:t>
       </w:r>
       <w:r>
+        <w:rPr>
+          <w:rFonts w:eastAsia="黑体"/>
+        </w:rPr>
         <w:t xml:space="preserve"> </w:t>
       </w:r>
       <m:oMath>
@@ -827,11 +896,14 @@
       </m:oMath>
       <w:r>
         <w:rPr>
-          <w:rFonts w:hint="eastAsia"/>
+          <w:rFonts w:hint="eastAsia" w:eastAsia="黑体"/>
         </w:rPr>
         <w:t xml:space="preserve">，时钟脚</w:t>
       </w:r>
       <w:r>
+        <w:rPr>
+          <w:rFonts w:eastAsia="黑体"/>
+        </w:rPr>
         <w:t xml:space="preserve"> </w:t>
       </w:r>
       <m:oMath>
@@ -846,15 +918,21 @@
         </m:r>
       </m:oMath>
       <w:r>
+        <w:rPr>
+          <w:rFonts w:eastAsia="黑体"/>
+        </w:rPr>
         <w:t xml:space="preserve"> </w:t>
       </w:r>
       <w:r>
         <w:rPr>
-          <w:rFonts w:hint="eastAsia"/>
+          <w:rFonts w:hint="eastAsia" w:eastAsia="黑体"/>
         </w:rPr>
         <w:t xml:space="preserve">接时钟节点、复位脚</w:t>
       </w:r>
       <w:r>
+        <w:rPr>
+          <w:rFonts w:eastAsia="黑体"/>
+        </w:rPr>
         <w:t xml:space="preserve"> </w:t>
       </w:r>
       <m:oMath>
@@ -863,15 +941,21 @@
         </m:r>
       </m:oMath>
       <w:r>
+        <w:rPr>
+          <w:rFonts w:eastAsia="黑体"/>
+        </w:rPr>
         <w:t xml:space="preserve"> </w:t>
       </w:r>
       <w:r>
         <w:rPr>
-          <w:rFonts w:hint="eastAsia"/>
+          <w:rFonts w:hint="eastAsia" w:eastAsia="黑体"/>
         </w:rPr>
         <w:t xml:space="preserve">接同步复位</w:t>
       </w:r>
       <w:r>
+        <w:rPr>
+          <w:rFonts w:eastAsia="黑体"/>
+        </w:rPr>
         <w:t xml:space="preserve"> </w:t>
       </w:r>
       <m:oMath>
@@ -887,11 +971,14 @@
       </m:oMath>
       <w:r>
         <w:rPr>
-          <w:rFonts w:hint="eastAsia"/>
+          <w:rFonts w:hint="eastAsia" w:eastAsia="黑体"/>
         </w:rPr>
         <w:t xml:space="preserve">，输出脚</w:t>
       </w:r>
       <w:r>
+        <w:rPr>
+          <w:rFonts w:eastAsia="黑体"/>
+        </w:rPr>
         <w:t xml:space="preserve"> </w:t>
       </w:r>
       <m:oMath>
@@ -909,15 +996,21 @@
         </m:sSub>
       </m:oMath>
       <w:r>
+        <w:rPr>
+          <w:rFonts w:eastAsia="黑体"/>
+        </w:rPr>
         <w:t xml:space="preserve"> </w:t>
       </w:r>
       <w:r>
         <w:rPr>
-          <w:rFonts w:hint="eastAsia"/>
+          <w:rFonts w:hint="eastAsia" w:eastAsia="黑体"/>
         </w:rPr>
         <w:t xml:space="preserve">接现态节点</w:t>
       </w:r>
       <w:r>
+        <w:rPr>
+          <w:rFonts w:eastAsia="黑体"/>
+        </w:rPr>
         <w:t xml:space="preserve"> </w:t>
       </w:r>
       <m:oMath>
@@ -936,13 +1029,13 @@
       </m:oMath>
       <w:r>
         <w:rPr>
-          <w:rFonts w:hint="eastAsia"/>
+          <w:rFonts w:hint="eastAsia" w:eastAsia="黑体"/>
         </w:rPr>
         <w:t xml:space="preserve">；</w:t>
       </w:r>
       <w:r>
         <w:rPr>
-          <w:rFonts w:hint="eastAsia"/>
+          <w:rFonts w:hint="eastAsia" w:eastAsia="黑体"/>
           <w:b/>
           <w:bCs/>
         </w:rPr>
@@ -950,6 +1043,7 @@
       </w:r>
       <w:r>
         <w:rPr>
+          <w:rFonts w:eastAsia="黑体"/>
           <w:b/>
           <w:bCs/>
         </w:rPr>
@@ -967,15 +1061,21 @@
         </m:r>
       </m:oMath>
       <w:r>
+        <w:rPr>
+          <w:rFonts w:eastAsia="黑体"/>
+        </w:rPr>
         <w:t xml:space="preserve"> </w:t>
       </w:r>
       <w:r>
         <w:rPr>
-          <w:rFonts w:hint="eastAsia"/>
+          <w:rFonts w:hint="eastAsia" w:eastAsia="黑体"/>
         </w:rPr>
         <w:t xml:space="preserve">输入接现态</w:t>
       </w:r>
       <w:r>
+        <w:rPr>
+          <w:rFonts w:eastAsia="黑体"/>
+        </w:rPr>
         <w:t xml:space="preserve"> </w:t>
       </w:r>
       <m:oMath>
@@ -994,11 +1094,14 @@
       </m:oMath>
       <w:r>
         <w:rPr>
-          <w:rFonts w:hint="eastAsia"/>
+          <w:rFonts w:hint="eastAsia" w:eastAsia="黑体"/>
         </w:rPr>
         <w:t xml:space="preserve">（摩尔型）或</w:t>
       </w:r>
       <w:r>
+        <w:rPr>
+          <w:rFonts w:eastAsia="黑体"/>
+        </w:rPr>
         <w:t xml:space="preserve"> </w:t>
       </w:r>
       <m:oMath>
@@ -1016,15 +1119,21 @@
         </m:sSup>
       </m:oMath>
       <w:r>
+        <w:rPr>
+          <w:rFonts w:eastAsia="黑体"/>
+        </w:rPr>
         <w:t xml:space="preserve"> </w:t>
       </w:r>
       <w:r>
         <w:rPr>
-          <w:rFonts w:hint="eastAsia"/>
+          <w:rFonts w:hint="eastAsia" w:eastAsia="黑体"/>
         </w:rPr>
         <w:t xml:space="preserve">与</w:t>
       </w:r>
       <w:r>
+        <w:rPr>
+          <w:rFonts w:eastAsia="黑体"/>
+        </w:rPr>
         <w:t xml:space="preserve"> </w:t>
       </w:r>
       <m:oMath>
@@ -1034,11 +1143,14 @@
       </m:oMath>
       <w:r>
         <w:rPr>
-          <w:rFonts w:hint="eastAsia"/>
+          <w:rFonts w:hint="eastAsia" w:eastAsia="黑体"/>
         </w:rPr>
         <w:t xml:space="preserve">（米利型），输出脚接</w:t>
       </w:r>
       <w:r>
+        <w:rPr>
+          <w:rFonts w:eastAsia="黑体"/>
+        </w:rPr>
         <w:t xml:space="preserve"> </w:t>
       </w:r>
       <m:oMath>
@@ -1048,11 +1160,14 @@
       </m:oMath>
       <w:r>
         <w:rPr>
-          <w:rFonts w:hint="eastAsia"/>
+          <w:rFonts w:hint="eastAsia" w:eastAsia="黑体"/>
         </w:rPr>
         <w:t xml:space="preserve">；各触发器正电源脚</w:t>
       </w:r>
       <w:r>
+        <w:rPr>
+          <w:rFonts w:eastAsia="黑体"/>
+        </w:rPr>
         <w:t xml:space="preserve"> </w:t>
       </w:r>
       <m:oMath>
@@ -1073,15 +1188,21 @@
         </m:sSub>
       </m:oMath>
       <w:r>
+        <w:rPr>
+          <w:rFonts w:eastAsia="黑体"/>
+        </w:rPr>
         <w:t xml:space="preserve"> </w:t>
       </w:r>
       <w:r>
         <w:rPr>
-          <w:rFonts w:hint="eastAsia"/>
+          <w:rFonts w:hint="eastAsia" w:eastAsia="黑体"/>
         </w:rPr>
         <w:t xml:space="preserve">接</w:t>
       </w:r>
       <w:r>
+        <w:rPr>
+          <w:rFonts w:eastAsia="黑体"/>
+        </w:rPr>
         <w:t xml:space="preserve"> </w:t>
       </w:r>
       <m:oMath>
@@ -1109,11 +1230,14 @@
       </m:oMath>
       <w:r>
         <w:rPr>
-          <w:rFonts w:hint="eastAsia"/>
+          <w:rFonts w:hint="eastAsia" w:eastAsia="黑体"/>
         </w:rPr>
         <w:t xml:space="preserve">、地脚</w:t>
       </w:r>
       <w:r>
+        <w:rPr>
+          <w:rFonts w:eastAsia="黑体"/>
+        </w:rPr>
         <w:t xml:space="preserve"> </w:t>
       </w:r>
       <m:oMath>
@@ -1128,11 +1252,14 @@
         </m:r>
       </m:oMath>
       <w:r>
+        <w:rPr>
+          <w:rFonts w:eastAsia="黑体"/>
+        </w:rPr>
         <w:t xml:space="preserve"> </w:t>
       </w:r>
       <w:r>
         <w:rPr>
-          <w:rFonts w:hint="eastAsia"/>
+          <w:rFonts w:hint="eastAsia" w:eastAsia="黑体"/>
         </w:rPr>
         <w:t xml:space="preserve">接地。每个时钟沿状态寄存器按次态逻辑结果更新现态，输出逻辑据现态（或现态加输入）产生输出。</w:t>
       </w:r>
@@ -1141,29 +1268,38 @@
       <w:pPr/>
       <w:r>
         <w:rPr>
-          <w:rFonts w:hint="eastAsia"/>
+          <w:rFonts w:hint="eastAsia" w:eastAsia="黑体"/>
         </w:rPr>
         <w:t xml:space="preserve">由此构成“寄存器</w:t>
       </w:r>
       <w:r>
+        <w:rPr>
+          <w:rFonts w:eastAsia="黑体"/>
+        </w:rPr>
         <w:t xml:space="preserve"> + </w:t>
       </w:r>
       <w:r>
         <w:rPr>
-          <w:rFonts w:hint="eastAsia"/>
+          <w:rFonts w:hint="eastAsia" w:eastAsia="黑体"/>
         </w:rPr>
         <w:t xml:space="preserve">次态逻辑</w:t>
       </w:r>
       <w:r>
+        <w:rPr>
+          <w:rFonts w:eastAsia="黑体"/>
+        </w:rPr>
         <w:t xml:space="preserve"> + </w:t>
       </w:r>
       <w:r>
         <w:rPr>
-          <w:rFonts w:hint="eastAsia"/>
+          <w:rFonts w:hint="eastAsia" w:eastAsia="黑体"/>
         </w:rPr>
         <w:t xml:space="preserve">输出逻辑”的有限状态机组态，按状态转移表逐拍推进，用</w:t>
       </w:r>
       <w:r>
+        <w:rPr>
+          <w:rFonts w:eastAsia="黑体"/>
+        </w:rPr>
         <w:t xml:space="preserve"> </w:t>
       </w:r>
       <m:oMath>
@@ -1208,15 +1344,21 @@
         </m:r>
       </m:oMath>
       <w:r>
+        <w:rPr>
+          <w:rFonts w:eastAsia="黑体"/>
+        </w:rPr>
         <w:t xml:space="preserve"> </w:t>
       </w:r>
       <w:r>
         <w:rPr>
-          <w:rFonts w:hint="eastAsia"/>
+          <w:rFonts w:hint="eastAsia" w:eastAsia="黑体"/>
         </w:rPr>
         <w:t xml:space="preserve">个触发器表达</w:t>
       </w:r>
       <w:r>
+        <w:rPr>
+          <w:rFonts w:eastAsia="黑体"/>
+        </w:rPr>
         <w:t xml:space="preserve"> </w:t>
       </w:r>
       <m:oMath>
@@ -1225,11 +1367,14 @@
         </m:r>
       </m:oMath>
       <w:r>
+        <w:rPr>
+          <w:rFonts w:eastAsia="黑体"/>
+        </w:rPr>
         <w:t xml:space="preserve"> </w:t>
       </w:r>
       <w:r>
         <w:rPr>
-          <w:rFonts w:hint="eastAsia"/>
+          <w:rFonts w:hint="eastAsia" w:eastAsia="黑体"/>
         </w:rPr>
         <w:t xml:space="preserve">个状态，是数字控制器与协议逻辑的标准设计方法。</w:t>
       </w:r>
@@ -1242,7 +1387,7 @@
       </w:pPr>
       <w:r>
         <w:rPr>
-          <w:rFonts w:hint="eastAsia"/>
+          <w:rFonts w:hint="eastAsia" w:eastAsia="黑体"/>
         </w:rPr>
         <w:t xml:space="preserve">工作原理</w:t>
       </w:r>
@@ -1253,7 +1398,7 @@
       </w:pPr>
       <w:r>
         <w:rPr>
-          <w:rFonts w:hint="eastAsia"/>
+          <w:rFonts w:hint="eastAsia" w:eastAsia="黑体"/>
         </w:rPr>
         <w:t xml:space="preserve">每个时钟沿，状态寄存器用次态逻辑算出的新状态更新现态，输出逻辑根据现态（摩尔型）或现态加输入（米利型）产生输出。这样电路按预定的状态转移表逐拍推进，实现特定功能。</w:t>
       </w:r>
@@ -1266,7 +1411,7 @@
       </w:pPr>
       <w:r>
         <w:rPr>
-          <w:rFonts w:hint="eastAsia"/>
+          <w:rFonts w:hint="eastAsia" w:eastAsia="黑体"/>
         </w:rPr>
         <w:t xml:space="preserve">关键计算公式</w:t>
       </w:r>
@@ -1280,25 +1425,31 @@
       </w:pPr>
       <w:r>
         <w:rPr>
-          <w:rFonts w:hint="eastAsia"/>
+          <w:rFonts w:hint="eastAsia" w:eastAsia="黑体"/>
         </w:rPr>
         <w:t xml:space="preserve">状态数（次态逻辑，S</w:t>
       </w:r>
       <w:r>
+        <w:rPr>
+          <w:rFonts w:eastAsia="黑体"/>
+        </w:rPr>
         <w:t xml:space="preserve"> </w:t>
       </w:r>
       <w:r>
         <w:rPr>
-          <w:rFonts w:hint="eastAsia"/>
+          <w:rFonts w:hint="eastAsia" w:eastAsia="黑体"/>
         </w:rPr>
         <w:t xml:space="preserve">现态、I</w:t>
       </w:r>
       <w:r>
+        <w:rPr>
+          <w:rFonts w:eastAsia="黑体"/>
+        </w:rPr>
         <w:t xml:space="preserve"> </w:t>
       </w:r>
       <w:r>
         <w:rPr>
-          <w:rFonts w:hint="eastAsia"/>
+          <w:rFonts w:hint="eastAsia" w:eastAsia="黑体"/>
         </w:rPr>
         <w:t xml:space="preserve">输入）：</w:t>
       </w:r>
@@ -1388,7 +1539,7 @@
       </w:pPr>
       <w:r>
         <w:rPr>
-          <w:rFonts w:hint="eastAsia"/>
+          <w:rFonts w:hint="eastAsia" w:eastAsia="黑体"/>
         </w:rPr>
         <w:t xml:space="preserve">摩尔型输出：</w:t>
       </w:r>
@@ -1451,7 +1602,7 @@
       </w:pPr>
       <w:r>
         <w:rPr>
-          <w:rFonts w:hint="eastAsia"/>
+          <w:rFonts w:hint="eastAsia" w:eastAsia="黑体"/>
         </w:rPr>
         <w:t xml:space="preserve">米利型输出：</w:t>
       </w:r>
@@ -1523,7 +1674,7 @@
       </w:pPr>
       <w:r>
         <w:rPr>
-          <w:rFonts w:hint="eastAsia"/>
+          <w:rFonts w:hint="eastAsia" w:eastAsia="黑体"/>
         </w:rPr>
         <w:t xml:space="preserve">最少触发器数：</w:t>
       </w:r>
@@ -1611,7 +1762,7 @@
             </w:pPr>
             <w:r>
               <w:rPr>
-                <w:rFonts w:hint="eastAsia"/>
+                <w:rFonts w:hint="eastAsia" w:eastAsia="黑体"/>
               </w:rPr>
               <w:t xml:space="preserve">符号</w:t>
             </w:r>
@@ -1625,7 +1776,7 @@
             </w:pPr>
             <w:r>
               <w:rPr>
-                <w:rFonts w:hint="eastAsia"/>
+                <w:rFonts w:hint="eastAsia" w:eastAsia="黑体"/>
               </w:rPr>
               <w:t xml:space="preserve">含义</w:t>
             </w:r>
@@ -1639,7 +1790,7 @@
             </w:pPr>
             <w:r>
               <w:rPr>
-                <w:rFonts w:hint="eastAsia"/>
+                <w:rFonts w:hint="eastAsia" w:eastAsia="黑体"/>
               </w:rPr>
               <w:t xml:space="preserve">单位</w:t>
             </w:r>
@@ -1668,6 +1819,9 @@
               </m:sSup>
             </m:oMath>
             <w:r>
+              <w:rPr>
+                <w:rFonts w:eastAsia="黑体"/>
+              </w:rPr>
               <w:t xml:space="preserve">​</w:t>
             </w:r>
           </w:p>
@@ -1680,7 +1834,7 @@
             </w:pPr>
             <w:r>
               <w:rPr>
-                <w:rFonts w:hint="eastAsia"/>
+                <w:rFonts w:hint="eastAsia" w:eastAsia="黑体"/>
               </w:rPr>
               <w:t xml:space="preserve">现态</w:t>
             </w:r>
@@ -1693,6 +1847,9 @@
               <w:pStyle w:val="Compact"/>
             </w:pPr>
             <w:r>
+              <w:rPr>
+                <w:rFonts w:eastAsia="黑体"/>
+              </w:rPr>
               <w:t xml:space="preserve">—</w:t>
             </w:r>
           </w:p>
@@ -1729,6 +1886,9 @@
               </m:sSup>
             </m:oMath>
             <w:r>
+              <w:rPr>
+                <w:rFonts w:eastAsia="黑体"/>
+              </w:rPr>
               <w:t xml:space="preserve">​</w:t>
             </w:r>
           </w:p>
@@ -1741,7 +1901,7 @@
             </w:pPr>
             <w:r>
               <w:rPr>
-                <w:rFonts w:hint="eastAsia"/>
+                <w:rFonts w:hint="eastAsia" w:eastAsia="黑体"/>
               </w:rPr>
               <w:t xml:space="preserve">次态</w:t>
             </w:r>
@@ -1754,6 +1914,9 @@
               <w:pStyle w:val="Compact"/>
             </w:pPr>
             <w:r>
+              <w:rPr>
+                <w:rFonts w:eastAsia="黑体"/>
+              </w:rPr>
               <w:t xml:space="preserve">—</w:t>
             </w:r>
           </w:p>
@@ -1772,6 +1935,9 @@
               </m:r>
             </m:oMath>
             <w:r>
+              <w:rPr>
+                <w:rFonts w:eastAsia="黑体"/>
+              </w:rPr>
               <w:t xml:space="preserve">​</w:t>
             </w:r>
           </w:p>
@@ -1784,7 +1950,7 @@
             </w:pPr>
             <w:r>
               <w:rPr>
-                <w:rFonts w:hint="eastAsia"/>
+                <w:rFonts w:hint="eastAsia" w:eastAsia="黑体"/>
               </w:rPr>
               <w:t xml:space="preserve">输入</w:t>
             </w:r>
@@ -1797,6 +1963,9 @@
               <w:pStyle w:val="Compact"/>
             </w:pPr>
             <w:r>
+              <w:rPr>
+                <w:rFonts w:eastAsia="黑体"/>
+              </w:rPr>
               <w:t xml:space="preserve">—</w:t>
             </w:r>
           </w:p>
@@ -1815,6 +1984,9 @@
               </m:r>
             </m:oMath>
             <w:r>
+              <w:rPr>
+                <w:rFonts w:eastAsia="黑体"/>
+              </w:rPr>
               <w:t xml:space="preserve">​</w:t>
             </w:r>
           </w:p>
@@ -1827,7 +1999,7 @@
             </w:pPr>
             <w:r>
               <w:rPr>
-                <w:rFonts w:hint="eastAsia"/>
+                <w:rFonts w:hint="eastAsia" w:eastAsia="黑体"/>
               </w:rPr>
               <w:t xml:space="preserve">输出</w:t>
             </w:r>
@@ -1840,6 +2012,9 @@
               <w:pStyle w:val="Compact"/>
             </w:pPr>
             <w:r>
+              <w:rPr>
+                <w:rFonts w:eastAsia="黑体"/>
+              </w:rPr>
               <w:t xml:space="preserve">—</w:t>
             </w:r>
           </w:p>
@@ -1858,6 +2033,9 @@
               </m:r>
             </m:oMath>
             <w:r>
+              <w:rPr>
+                <w:rFonts w:eastAsia="黑体"/>
+              </w:rPr>
               <w:t xml:space="preserve">​</w:t>
             </w:r>
           </w:p>
@@ -1870,7 +2048,7 @@
             </w:pPr>
             <w:r>
               <w:rPr>
-                <w:rFonts w:hint="eastAsia"/>
+                <w:rFonts w:hint="eastAsia" w:eastAsia="黑体"/>
               </w:rPr>
               <w:t xml:space="preserve">状态总数</w:t>
             </w:r>
@@ -1883,6 +2061,9 @@
               <w:pStyle w:val="Compact"/>
             </w:pPr>
             <w:r>
+              <w:rPr>
+                <w:rFonts w:eastAsia="黑体"/>
+              </w:rPr>
               <w:t xml:space="preserve">—</w:t>
             </w:r>
           </w:p>
@@ -1901,6 +2082,9 @@
               </m:r>
             </m:oMath>
             <w:r>
+              <w:rPr>
+                <w:rFonts w:eastAsia="黑体"/>
+              </w:rPr>
               <w:t xml:space="preserve">​</w:t>
             </w:r>
           </w:p>
@@ -1913,7 +2097,7 @@
             </w:pPr>
             <w:r>
               <w:rPr>
-                <w:rFonts w:hint="eastAsia"/>
+                <w:rFonts w:hint="eastAsia" w:eastAsia="黑体"/>
               </w:rPr>
               <w:t xml:space="preserve">状态触发器数</w:t>
             </w:r>
@@ -1926,6 +2110,9 @@
               <w:pStyle w:val="Compact"/>
             </w:pPr>
             <w:r>
+              <w:rPr>
+                <w:rFonts w:eastAsia="黑体"/>
+              </w:rPr>
               <w:t xml:space="preserve">—</w:t>
             </w:r>
           </w:p>
@@ -1940,7 +2127,7 @@
       </w:pPr>
       <w:r>
         <w:rPr>
-          <w:rFonts w:hint="eastAsia"/>
+          <w:rFonts w:hint="eastAsia" w:eastAsia="黑体"/>
         </w:rPr>
         <w:t xml:space="preserve">元件调整影响</w:t>
       </w:r>
@@ -1955,7 +2142,7 @@
       </w:pPr>
       <w:r>
         <w:rPr>
-          <w:rFonts w:hint="eastAsia"/>
+          <w:rFonts w:hint="eastAsia" w:eastAsia="黑体"/>
           <w:b/>
           <w:bCs/>
         </w:rPr>
@@ -1963,6 +2150,7 @@
       </w:r>
       <w:r>
         <w:rPr>
+          <w:rFonts w:eastAsia="黑体"/>
           <w:b/>
           <w:bCs/>
         </w:rPr>
@@ -1970,30 +2158,39 @@
       </w:r>
       <w:r>
         <w:rPr>
-          <w:rFonts w:hint="eastAsia"/>
+          <w:rFonts w:hint="eastAsia" w:eastAsia="黑体"/>
           <w:b/>
           <w:bCs/>
         </w:rPr>
         <w:t xml:space="preserve">增大</w:t>
       </w:r>
       <w:r>
+        <w:rPr>
+          <w:rFonts w:eastAsia="黑体"/>
+        </w:rPr>
         <w:t xml:space="preserve"> </w:t>
       </w:r>
       <w:r>
+        <w:rPr>
+          <w:rFonts w:eastAsia="黑体"/>
+        </w:rPr>
         <w:t xml:space="preserve">→ </w:t>
       </w:r>
       <w:r>
         <w:rPr>
-          <w:rFonts w:hint="eastAsia"/>
+          <w:rFonts w:hint="eastAsia" w:eastAsia="黑体"/>
         </w:rPr>
         <w:t xml:space="preserve">触发器位数</w:t>
       </w:r>
       <w:r>
+        <w:rPr>
+          <w:rFonts w:eastAsia="黑体"/>
+        </w:rPr>
         <w:t xml:space="preserve"> k </w:t>
       </w:r>
       <w:r>
         <w:rPr>
-          <w:rFonts w:hint="eastAsia"/>
+          <w:rFonts w:hint="eastAsia" w:eastAsia="黑体"/>
         </w:rPr>
         <w:t xml:space="preserve">增大，次态/输出逻辑更复杂。</w:t>
       </w:r>
@@ -2008,21 +2205,27 @@
       </w:pPr>
       <w:r>
         <w:rPr>
-          <w:rFonts w:hint="eastAsia"/>
+          <w:rFonts w:hint="eastAsia" w:eastAsia="黑体"/>
           <w:b/>
           <w:bCs/>
         </w:rPr>
         <w:t xml:space="preserve">采用状态化简</w:t>
       </w:r>
       <w:r>
+        <w:rPr>
+          <w:rFonts w:eastAsia="黑体"/>
+        </w:rPr>
         <w:t xml:space="preserve"> </w:t>
       </w:r>
       <w:r>
+        <w:rPr>
+          <w:rFonts w:eastAsia="黑体"/>
+        </w:rPr>
         <w:t xml:space="preserve">→ </w:t>
       </w:r>
       <w:r>
         <w:rPr>
-          <w:rFonts w:hint="eastAsia"/>
+          <w:rFonts w:hint="eastAsia" w:eastAsia="黑体"/>
         </w:rPr>
         <w:t xml:space="preserve">合并等价状态，减少触发器与逻辑门。</w:t>
       </w:r>
@@ -2037,21 +2240,27 @@
       </w:pPr>
       <w:r>
         <w:rPr>
-          <w:rFonts w:hint="eastAsia"/>
+          <w:rFonts w:hint="eastAsia" w:eastAsia="黑体"/>
           <w:b/>
           <w:bCs/>
         </w:rPr>
         <w:t xml:space="preserve">选米利型输出</w:t>
       </w:r>
       <w:r>
+        <w:rPr>
+          <w:rFonts w:eastAsia="黑体"/>
+        </w:rPr>
         <w:t xml:space="preserve"> </w:t>
       </w:r>
       <w:r>
+        <w:rPr>
+          <w:rFonts w:eastAsia="黑体"/>
+        </w:rPr>
         <w:t xml:space="preserve">→ </w:t>
       </w:r>
       <w:r>
         <w:rPr>
-          <w:rFonts w:hint="eastAsia"/>
+          <w:rFonts w:hint="eastAsia" w:eastAsia="黑体"/>
         </w:rPr>
         <w:t xml:space="preserve">输出响应快但需注意毛刺；选摩尔型输出更稳定。</w:t>
       </w:r>
@@ -2066,21 +2275,27 @@
       </w:pPr>
       <w:r>
         <w:rPr>
-          <w:rFonts w:hint="eastAsia"/>
+          <w:rFonts w:hint="eastAsia" w:eastAsia="黑体"/>
           <w:b/>
           <w:bCs/>
         </w:rPr>
         <w:t xml:space="preserve">状态编码选择（二进制/格雷/one-hot）</w:t>
       </w:r>
       <w:r>
+        <w:rPr>
+          <w:rFonts w:eastAsia="黑体"/>
+        </w:rPr>
         <w:t xml:space="preserve"> </w:t>
       </w:r>
       <w:r>
+        <w:rPr>
+          <w:rFonts w:eastAsia="黑体"/>
+        </w:rPr>
         <w:t xml:space="preserve">→ </w:t>
       </w:r>
       <w:r>
         <w:rPr>
-          <w:rFonts w:hint="eastAsia"/>
+          <w:rFonts w:hint="eastAsia" w:eastAsia="黑体"/>
         </w:rPr>
         <w:t xml:space="preserve">影响逻辑复杂度、速度与毛刺。</w:t>
       </w:r>
@@ -2093,7 +2308,7 @@
       </w:pPr>
       <w:r>
         <w:rPr>
-          <w:rFonts w:hint="eastAsia"/>
+          <w:rFonts w:hint="eastAsia" w:eastAsia="黑体"/>
         </w:rPr>
         <w:t xml:space="preserve">典型参数示例</w:t>
       </w:r>
@@ -2108,16 +2323,19 @@
       </w:pPr>
       <w:r>
         <w:rPr>
-          <w:rFonts w:hint="eastAsia"/>
+          <w:rFonts w:hint="eastAsia" w:eastAsia="黑体"/>
         </w:rPr>
         <w:t xml:space="preserve">一个</w:t>
       </w:r>
       <w:r>
+        <w:rPr>
+          <w:rFonts w:eastAsia="黑体"/>
+        </w:rPr>
         <w:t xml:space="preserve"> 5 </w:t>
       </w:r>
       <w:r>
         <w:rPr>
-          <w:rFonts w:hint="eastAsia"/>
+          <w:rFonts w:hint="eastAsia" w:eastAsia="黑体"/>
         </w:rPr>
         <w:t xml:space="preserve">状态的状态机：</w:t>
       </w:r>
@@ -2137,11 +2355,14 @@
       </m:oMath>
       <w:r>
         <w:rPr>
-          <w:rFonts w:hint="eastAsia"/>
+          <w:rFonts w:hint="eastAsia" w:eastAsia="黑体"/>
         </w:rPr>
         <w:t xml:space="preserve">，最少触发器数</w:t>
       </w:r>
       <w:r>
+        <w:rPr>
+          <w:rFonts w:eastAsia="黑体"/>
+        </w:rPr>
         <w:t xml:space="preserve"> </w:t>
       </w:r>
       <m:oMath>
@@ -2216,6 +2437,9 @@
         </m:r>
       </m:oMath>
       <w:r>
+        <w:rPr>
+          <w:rFonts w:eastAsia="黑体"/>
+        </w:rPr>
         <w:t xml:space="preserve">。</w:t>
       </w:r>
     </w:p>
@@ -2229,43 +2453,55 @@
       </w:pPr>
       <w:r>
         <w:rPr>
-          <w:rFonts w:hint="eastAsia"/>
+          <w:rFonts w:hint="eastAsia" w:eastAsia="黑体"/>
         </w:rPr>
         <w:t xml:space="preserve">二进制编码</w:t>
       </w:r>
       <w:r>
+        <w:rPr>
+          <w:rFonts w:eastAsia="黑体"/>
+        </w:rPr>
         <w:t xml:space="preserve"> 5 </w:t>
       </w:r>
       <w:r>
         <w:rPr>
-          <w:rFonts w:hint="eastAsia"/>
+          <w:rFonts w:hint="eastAsia" w:eastAsia="黑体"/>
         </w:rPr>
         <w:t xml:space="preserve">态用</w:t>
       </w:r>
       <w:r>
+        <w:rPr>
+          <w:rFonts w:eastAsia="黑体"/>
+        </w:rPr>
         <w:t xml:space="preserve"> 3 </w:t>
       </w:r>
       <w:r>
         <w:rPr>
-          <w:rFonts w:hint="eastAsia"/>
+          <w:rFonts w:hint="eastAsia" w:eastAsia="黑体"/>
         </w:rPr>
         <w:t xml:space="preserve">位（000~100）；one-hot</w:t>
       </w:r>
       <w:r>
+        <w:rPr>
+          <w:rFonts w:eastAsia="黑体"/>
+        </w:rPr>
         <w:t xml:space="preserve"> </w:t>
       </w:r>
       <w:r>
         <w:rPr>
-          <w:rFonts w:hint="eastAsia"/>
+          <w:rFonts w:hint="eastAsia" w:eastAsia="黑体"/>
         </w:rPr>
         <w:t xml:space="preserve">编码需</w:t>
       </w:r>
       <w:r>
+        <w:rPr>
+          <w:rFonts w:eastAsia="黑体"/>
+        </w:rPr>
         <w:t xml:space="preserve"> 5 </w:t>
       </w:r>
       <w:r>
         <w:rPr>
-          <w:rFonts w:hint="eastAsia"/>
+          <w:rFonts w:hint="eastAsia" w:eastAsia="黑体"/>
         </w:rPr>
         <w:t xml:space="preserve">个触发器。</w:t>
       </w:r>
@@ -2278,7 +2514,7 @@
       </w:pPr>
       <w:r>
         <w:rPr>
-          <w:rFonts w:hint="eastAsia"/>
+          <w:rFonts w:hint="eastAsia" w:eastAsia="黑体"/>
         </w:rPr>
         <w:t xml:space="preserve">常见器件型号</w:t>
       </w:r>
@@ -2293,34 +2529,43 @@
       </w:pPr>
       <w:r>
         <w:rPr>
-          <w:rFonts w:hint="eastAsia"/>
+          <w:rFonts w:hint="eastAsia" w:eastAsia="黑体"/>
         </w:rPr>
         <w:t xml:space="preserve">常用：按需选型（状态机一般用可编程逻辑实现，如</w:t>
       </w:r>
       <w:r>
+        <w:rPr>
+          <w:rFonts w:eastAsia="黑体"/>
+        </w:rPr>
         <w:t xml:space="preserve"> CPLD/FPGA </w:t>
       </w:r>
       <w:r>
         <w:rPr>
-          <w:rFonts w:hint="eastAsia"/>
+          <w:rFonts w:hint="eastAsia" w:eastAsia="黑体"/>
         </w:rPr>
         <w:t xml:space="preserve">内触发器</w:t>
       </w:r>
       <w:r>
+        <w:rPr>
+          <w:rFonts w:eastAsia="黑体"/>
+        </w:rPr>
         <w:t xml:space="preserve"> + </w:t>
       </w:r>
       <w:r>
         <w:rPr>
-          <w:rFonts w:hint="eastAsia"/>
+          <w:rFonts w:hint="eastAsia" w:eastAsia="黑体"/>
         </w:rPr>
         <w:t xml:space="preserve">LUT，或</w:t>
       </w:r>
       <w:r>
+        <w:rPr>
+          <w:rFonts w:eastAsia="黑体"/>
+        </w:rPr>
         <w:t xml:space="preserve"> MCU </w:t>
       </w:r>
       <w:r>
         <w:rPr>
-          <w:rFonts w:hint="eastAsia"/>
+          <w:rFonts w:hint="eastAsia" w:eastAsia="黑体"/>
         </w:rPr>
         <w:t xml:space="preserve">软件状态机）。</w:t>
       </w:r>
@@ -2335,16 +2580,19 @@
       </w:pPr>
       <w:r>
         <w:rPr>
-          <w:rFonts w:hint="eastAsia"/>
+          <w:rFonts w:hint="eastAsia" w:eastAsia="黑体"/>
         </w:rPr>
         <w:t xml:space="preserve">基础元件：74HC74（D</w:t>
       </w:r>
       <w:r>
+        <w:rPr>
+          <w:rFonts w:eastAsia="黑体"/>
+        </w:rPr>
         <w:t xml:space="preserve"> </w:t>
       </w:r>
       <w:r>
         <w:rPr>
-          <w:rFonts w:hint="eastAsia"/>
+          <w:rFonts w:hint="eastAsia" w:eastAsia="黑体"/>
         </w:rPr>
         <w:t xml:space="preserve">触发器）、74HC161（计数器）配合组合逻辑。</w:t>
       </w:r>
@@ -2357,7 +2605,7 @@
       </w:pPr>
       <w:r>
         <w:rPr>
-          <w:rFonts w:hint="eastAsia"/>
+          <w:rFonts w:hint="eastAsia" w:eastAsia="黑体"/>
         </w:rPr>
         <w:t xml:space="preserve">注意事项</w:t>
       </w:r>
@@ -2372,7 +2620,7 @@
       </w:pPr>
       <w:r>
         <w:rPr>
-          <w:rFonts w:hint="eastAsia"/>
+          <w:rFonts w:hint="eastAsia" w:eastAsia="黑体"/>
         </w:rPr>
         <w:t xml:space="preserve">明确摩尔型与米利型的输出时序差异，选型影响毛刺与响应。</w:t>
       </w:r>
@@ -2387,7 +2635,7 @@
       </w:pPr>
       <w:r>
         <w:rPr>
-          <w:rFonts w:hint="eastAsia"/>
+          <w:rFonts w:hint="eastAsia" w:eastAsia="黑体"/>
         </w:rPr>
         <w:t xml:space="preserve">非法状态（未用编码）应设计自恢复，避免上电后卡死。</w:t>
       </w:r>
@@ -2402,7 +2650,7 @@
       </w:pPr>
       <w:r>
         <w:rPr>
-          <w:rFonts w:hint="eastAsia"/>
+          <w:rFonts w:hint="eastAsia" w:eastAsia="黑体"/>
         </w:rPr>
         <w:t xml:space="preserve">同步复位可避免亚稳态，推荐使用；状态编码需综合权衡面积与速度。</w:t>
       </w:r>
@@ -2415,7 +2663,7 @@
       </w:pPr>
       <w:r>
         <w:rPr>
-          <w:rFonts w:hint="eastAsia"/>
+          <w:rFonts w:hint="eastAsia" w:eastAsia="黑体"/>
         </w:rPr>
         <w:t xml:space="preserve">参考资料</w:t>
       </w:r>
@@ -2430,7 +2678,7 @@
       </w:pPr>
       <w:r>
         <w:rPr>
-          <w:rFonts w:hint="eastAsia"/>
+          <w:rFonts w:hint="eastAsia" w:eastAsia="黑体"/>
         </w:rPr>
         <w:t xml:space="preserve">《数字电子技术基础》（阎石）。</w:t>
       </w:r>
@@ -2444,6 +2692,9 @@
         </w:numPr>
       </w:pPr>
       <w:r>
+        <w:rPr>
+          <w:rFonts w:eastAsia="黑体"/>
+        </w:rPr>
         <w:t xml:space="preserve">Wikipedia: Finite-state machine。</w:t>
       </w:r>
     </w:p>
@@ -2456,11 +2707,14 @@
         </w:numPr>
       </w:pPr>
       <w:r>
+        <w:rPr>
+          <w:rFonts w:eastAsia="黑体"/>
+        </w:rPr>
         <w:t xml:space="preserve">《Verilog </w:t>
       </w:r>
       <w:r>
         <w:rPr>
-          <w:rFonts w:hint="eastAsia"/>
+          <w:rFonts w:hint="eastAsia" w:eastAsia="黑体"/>
         </w:rPr>
         <w:t xml:space="preserve">数字系统设计教程》相关章节。</w:t>
       </w:r>
@@ -2474,11 +2728,11 @@
       </w:pPr>
       <w:r>
         <w:rPr>
-          <w:rFonts w:ascii="Times New Roman" w:hAnsi="Times New Roman"/>
+          <w:rFonts w:ascii="Times New Roman" w:hAnsi="Times New Roman" w:eastAsia="黑体"/>
           <w:color w:val="555555"/>
           <w:sz w:val="21"/>
         </w:rPr>
-        <w:t>材料收集者：杜文杰</w:t>
+        <w:t>材料收集者：杜文杰，WX手机：19519196569，QQ:3478827729</w:t>
       </w:r>
     </w:p>
     <w:sectPr>
@@ -2498,7 +2752,7 @@
 </file>
 
 <file path=word/footer1.xml><?xml version="1.0" encoding="utf-8"?>
-<w:ftr xmlns:m="http://schemas.openxmlformats.org/officeDocument/2006/math" xmlns:mc="http://schemas.openxmlformats.org/markup-compatibility/2006" xmlns:mo="http://schemas.microsoft.com/office/mac/office/2008/main" xmlns:mv="urn:schemas-microsoft-com:mac:vml" xmlns:o="urn:schemas-microsoft-com:office:office" xmlns:r="http://schemas.openxmlformats.org/officeDocument/2006/relationships" xmlns:v="urn:schemas-microsoft-com:vml" xmlns:w10="urn:schemas-microsoft-com:office:word" xmlns:w14="http://schemas.microsoft.com/office/word/2010/wordml" xmlns:w="http://schemas.openxmlformats.org/wordprocessingml/2006/main" xmlns:wne="http://schemas.microsoft.com/office/word/2006/wordml" xmlns:wp14="http://schemas.microsoft.com/office/word/2010/wordprocessingDrawing" xmlns:wp="http://schemas.openxmlformats.org/drawingml/2006/wordprocessingDrawing" xmlns:wpc="http://schemas.microsoft.com/office/word/2010/wordprocessingCanvas" xmlns:wpg="http://schemas.microsoft.com/office/word/2010/wordprocessingGroup" xmlns:wpi="http://schemas.microsoft.com/office/word/2010/wordprocessingInk" xmlns:wps="http://schemas.microsoft.com/office/word/2010/wordprocessingShape" mc:Ignorable="w14 wp14">
+<w:ftr xmlns:mc="http://schemas.openxmlformats.org/markup-compatibility/2006" xmlns:w="http://schemas.openxmlformats.org/wordprocessingml/2006/main" xmlns:m="http://schemas.openxmlformats.org/officeDocument/2006/math" xmlns:mo="http://schemas.microsoft.com/office/mac/office/2008/main" xmlns:mv="urn:schemas-microsoft-com:mac:vml" xmlns:o="urn:schemas-microsoft-com:office:office" xmlns:r="http://schemas.openxmlformats.org/officeDocument/2006/relationships" xmlns:v="urn:schemas-microsoft-com:vml" xmlns:w10="urn:schemas-microsoft-com:office:word" xmlns:w14="http://schemas.microsoft.com/office/word/2010/wordml" xmlns:wne="http://schemas.microsoft.com/office/word/2006/wordml" xmlns:wp14="http://schemas.microsoft.com/office/word/2010/wordprocessingDrawing" xmlns:wp="http://schemas.openxmlformats.org/drawingml/2006/wordprocessingDrawing" xmlns:wpc="http://schemas.microsoft.com/office/word/2010/wordprocessingCanvas" xmlns:wpg="http://schemas.microsoft.com/office/word/2010/wordprocessingGroup" xmlns:wpi="http://schemas.microsoft.com/office/word/2010/wordprocessingInk" xmlns:wps="http://schemas.microsoft.com/office/word/2010/wordprocessingShape" mc:Ignorable="w14 wp14">
   <w:p>
     <w:pPr>
       <w:pStyle w:val="Footer"/>
@@ -2506,12 +2760,14 @@
     </w:pPr>
     <w:r>
       <w:rPr>
+        <w:rFonts w:eastAsia="黑体"/>
         <w:sz w:val="18"/>
       </w:rPr>
       <w:t xml:space="preserve">第 </w:t>
     </w:r>
     <w:r>
       <w:rPr>
+        <w:rFonts w:eastAsia="黑体"/>
         <w:sz w:val="18"/>
       </w:rPr>
       <w:fldChar w:fldCharType="begin"/>
@@ -2520,6 +2776,7 @@
     </w:r>
     <w:r>
       <w:rPr>
+        <w:rFonts w:eastAsia="黑体"/>
         <w:sz w:val="18"/>
       </w:rPr>
       <w:t xml:space="preserve"> 页</w:t>
@@ -2533,6 +2790,9 @@
   <w:footnote w:type="continuationSeparator" w:id="0">
     <w:p>
       <w:r>
+        <w:rPr>
+          <w:rFonts w:eastAsia="黑体"/>
+        </w:rPr>
         <w:continuationSeparator/>
       </w:r>
     </w:p>
@@ -2540,6 +2800,9 @@
   <w:footnote w:type="separator" w:id="-1">
     <w:p>
       <w:r>
+        <w:rPr>
+          <w:rFonts w:eastAsia="黑体"/>
+        </w:rPr>
         <w:separator/>
       </w:r>
     </w:p>
@@ -2548,7 +2811,7 @@
 </file>
 
 <file path=word/header1.xml><?xml version="1.0" encoding="utf-8"?>
-<w:hdr xmlns:m="http://schemas.openxmlformats.org/officeDocument/2006/math" xmlns:mc="http://schemas.openxmlformats.org/markup-compatibility/2006" xmlns:mo="http://schemas.microsoft.com/office/mac/office/2008/main" xmlns:mv="urn:schemas-microsoft-com:mac:vml" xmlns:o="urn:schemas-microsoft-com:office:office" xmlns:r="http://schemas.openxmlformats.org/officeDocument/2006/relationships" xmlns:v="urn:schemas-microsoft-com:vml" xmlns:w10="urn:schemas-microsoft-com:office:word" xmlns:w14="http://schemas.microsoft.com/office/word/2010/wordml" xmlns:w="http://schemas.openxmlformats.org/wordprocessingml/2006/main" xmlns:wne="http://schemas.microsoft.com/office/word/2006/wordml" xmlns:wp14="http://schemas.microsoft.com/office/word/2010/wordprocessingDrawing" xmlns:wp="http://schemas.openxmlformats.org/drawingml/2006/wordprocessingDrawing" xmlns:wpc="http://schemas.microsoft.com/office/word/2010/wordprocessingCanvas" xmlns:wpg="http://schemas.microsoft.com/office/word/2010/wordprocessingGroup" xmlns:wpi="http://schemas.microsoft.com/office/word/2010/wordprocessingInk" xmlns:wps="http://schemas.microsoft.com/office/word/2010/wordprocessingShape" mc:Ignorable="w14 wp14">
+<w:hdr xmlns:mc="http://schemas.openxmlformats.org/markup-compatibility/2006" xmlns:w="http://schemas.openxmlformats.org/wordprocessingml/2006/main" xmlns:m="http://schemas.openxmlformats.org/officeDocument/2006/math" xmlns:mo="http://schemas.microsoft.com/office/mac/office/2008/main" xmlns:mv="urn:schemas-microsoft-com:mac:vml" xmlns:o="urn:schemas-microsoft-com:office:office" xmlns:r="http://schemas.openxmlformats.org/officeDocument/2006/relationships" xmlns:v="urn:schemas-microsoft-com:vml" xmlns:w10="urn:schemas-microsoft-com:office:word" xmlns:w14="http://schemas.microsoft.com/office/word/2010/wordml" xmlns:wne="http://schemas.microsoft.com/office/word/2006/wordml" xmlns:wp14="http://schemas.microsoft.com/office/word/2010/wordprocessingDrawing" xmlns:wp="http://schemas.openxmlformats.org/drawingml/2006/wordprocessingDrawing" xmlns:wpc="http://schemas.microsoft.com/office/word/2010/wordprocessingCanvas" xmlns:wpg="http://schemas.microsoft.com/office/word/2010/wordprocessingGroup" xmlns:wpi="http://schemas.microsoft.com/office/word/2010/wordprocessingInk" xmlns:wps="http://schemas.microsoft.com/office/word/2010/wordprocessingShape" mc:Ignorable="w14 wp14">
   <w:p>
     <w:pPr>
       <w:pStyle w:val="Header"/>
@@ -2556,7 +2819,7 @@
     </w:pPr>
     <w:r>
       <w:rPr>
-        <w:rFonts w:ascii="Times New Roman" w:hAnsi="Times New Roman"/>
+        <w:rFonts w:ascii="Times New Roman" w:hAnsi="Times New Roman" w:eastAsia="黑体"/>
         <w:sz w:val="18"/>
         <w:rFonts w:eastAsia="黑体"/>
         <w:rFonts w:eastAsia="黑体"/>
@@ -2568,7 +2831,7 @@
 </file>
 
 <file path=word/numbering.xml><?xml version="1.0" encoding="utf-8"?>
-<w:numbering xmlns:m="http://schemas.openxmlformats.org/officeDocument/2006/math" xmlns:mc="http://schemas.openxmlformats.org/markup-compatibility/2006" xmlns:mo="http://schemas.microsoft.com/office/mac/office/2008/main" xmlns:mv="urn:schemas-microsoft-com:mac:vml" xmlns:o="urn:schemas-microsoft-com:office:office" xmlns:r="http://schemas.openxmlformats.org/officeDocument/2006/relationships" xmlns:v="urn:schemas-microsoft-com:vml" xmlns:w="http://schemas.openxmlformats.org/wordprocessingml/2006/main" xmlns:w10="urn:schemas-microsoft-com:office:word" xmlns:w14="http://schemas.microsoft.com/office/word/2010/wordml" xmlns:wne="http://schemas.microsoft.com/office/word/2006/wordml" xmlns:wp="http://schemas.openxmlformats.org/drawingml/2006/wordprocessingDrawing" xmlns:wp14="http://schemas.microsoft.com/office/word/2010/wordprocessingDrawing" xmlns:wpc="http://schemas.microsoft.com/office/word/2010/wordprocessingCanvas" xmlns:wpg="http://schemas.microsoft.com/office/word/2010/wordprocessingGroup" xmlns:wpi="http://schemas.microsoft.com/office/word/2010/wordprocessingInk" xmlns:wps="http://schemas.microsoft.com/office/word/2010/wordprocessingShape" mc:Ignorable="w14 wp14">
+<w:numbering xmlns:mc="http://schemas.openxmlformats.org/markup-compatibility/2006" xmlns:w="http://schemas.openxmlformats.org/wordprocessingml/2006/main" xmlns:m="http://schemas.openxmlformats.org/officeDocument/2006/math" xmlns:mo="http://schemas.microsoft.com/office/mac/office/2008/main" xmlns:mv="urn:schemas-microsoft-com:mac:vml" xmlns:o="urn:schemas-microsoft-com:office:office" xmlns:r="http://schemas.openxmlformats.org/officeDocument/2006/relationships" xmlns:v="urn:schemas-microsoft-com:vml" xmlns:w10="urn:schemas-microsoft-com:office:word" xmlns:w14="http://schemas.microsoft.com/office/word/2010/wordml" xmlns:wne="http://schemas.microsoft.com/office/word/2006/wordml" xmlns:wp="http://schemas.openxmlformats.org/drawingml/2006/wordprocessingDrawing" xmlns:wp14="http://schemas.microsoft.com/office/word/2010/wordprocessingDrawing" xmlns:wpc="http://schemas.microsoft.com/office/word/2010/wordprocessingCanvas" xmlns:wpg="http://schemas.microsoft.com/office/word/2010/wordprocessingGroup" xmlns:wpi="http://schemas.microsoft.com/office/word/2010/wordprocessingInk" xmlns:wps="http://schemas.microsoft.com/office/word/2010/wordprocessingShape" mc:Ignorable="w14 wp14">
   <w:abstractNum w:abstractNumId="0">
     <w:nsid w:val="FFFFFF7C"/>
     <w:multiLevelType w:val="singleLevel"/>
@@ -2655,7 +2918,7 @@
         <w:ind w:hanging="360" w:left="1440"/>
       </w:pPr>
       <w:rPr>
-        <w:rFonts w:ascii="Symbol" w:hAnsi="Symbol" w:hint="default"/>
+        <w:rFonts w:ascii="Symbol" w:hAnsi="Symbol" w:hint="default" w:eastAsia="黑体"/>
       </w:rPr>
     </w:lvl>
   </w:abstractNum>
@@ -2676,7 +2939,7 @@
         <w:ind w:hanging="360" w:left="1080"/>
       </w:pPr>
       <w:rPr>
-        <w:rFonts w:ascii="Symbol" w:hAnsi="Symbol" w:hint="default"/>
+        <w:rFonts w:ascii="Symbol" w:hAnsi="Symbol" w:hint="default" w:eastAsia="黑体"/>
       </w:rPr>
     </w:lvl>
   </w:abstractNum>
@@ -2697,7 +2960,7 @@
         <w:ind w:hanging="360" w:left="720"/>
       </w:pPr>
       <w:rPr>
-        <w:rFonts w:ascii="Symbol" w:hAnsi="Symbol" w:hint="default"/>
+        <w:rFonts w:ascii="Symbol" w:hAnsi="Symbol" w:hint="default" w:eastAsia="黑体"/>
       </w:rPr>
     </w:lvl>
   </w:abstractNum>
@@ -2736,7 +2999,7 @@
         <w:ind w:hanging="360" w:left="360"/>
       </w:pPr>
       <w:rPr>
-        <w:rFonts w:ascii="Symbol" w:hAnsi="Symbol" w:hint="default"/>
+        <w:rFonts w:ascii="Symbol" w:hAnsi="Symbol" w:hint="default" w:eastAsia="黑体"/>
       </w:rPr>
     </w:lvl>
   </w:abstractNum>
@@ -2827,7 +3090,7 @@
         <w:ind w:left="720" w:hanging="360"/>
       </w:pPr>
       <w:rPr>
-        <w:rFonts w:ascii="Symbol" w:hAnsi="Symbol" w:cs="Symbol" w:hint="default"/>
+        <w:rFonts w:ascii="Symbol" w:hAnsi="Symbol" w:cs="Symbol" w:hint="default" w:eastAsia="黑体"/>
       </w:rPr>
     </w:lvl>
     <w:lvl w:ilvl="1">
@@ -2838,7 +3101,7 @@
         <w:ind w:left="1440" w:hanging="360"/>
       </w:pPr>
       <w:rPr>
-        <w:rFonts w:ascii="Courier New" w:hAnsi="Courier New" w:cs="Courier New" w:hint="default"/>
+        <w:rFonts w:ascii="Courier New" w:hAnsi="Courier New" w:cs="Courier New" w:hint="default" w:eastAsia="黑体"/>
       </w:rPr>
     </w:lvl>
     <w:lvl w:ilvl="2">
@@ -2849,7 +3112,7 @@
         <w:ind w:left="2160" w:hanging="360"/>
       </w:pPr>
       <w:rPr>
-        <w:rFonts w:ascii="Wingdings" w:hAnsi="Wingdings" w:cs="Wingdings" w:hint="default"/>
+        <w:rFonts w:ascii="Wingdings" w:hAnsi="Wingdings" w:cs="Wingdings" w:hint="default" w:eastAsia="黑体"/>
       </w:rPr>
     </w:lvl>
     <w:lvl w:ilvl="3">
@@ -2860,7 +3123,7 @@
         <w:ind w:left="2880" w:hanging="360"/>
       </w:pPr>
       <w:rPr>
-        <w:rFonts w:ascii="Symbol" w:hAnsi="Symbol" w:cs="Symbol" w:hint="default"/>
+        <w:rFonts w:ascii="Symbol" w:hAnsi="Symbol" w:cs="Symbol" w:hint="default" w:eastAsia="黑体"/>
       </w:rPr>
     </w:lvl>
     <w:lvl w:ilvl="4">
@@ -2871,7 +3134,7 @@
         <w:ind w:left="3600" w:hanging="360"/>
       </w:pPr>
       <w:rPr>
-        <w:rFonts w:ascii="Courier New" w:hAnsi="Courier New" w:cs="Courier New" w:hint="default"/>
+        <w:rFonts w:ascii="Courier New" w:hAnsi="Courier New" w:cs="Courier New" w:hint="default" w:eastAsia="黑体"/>
       </w:rPr>
     </w:lvl>
     <w:lvl w:ilvl="5">
@@ -2882,7 +3145,7 @@
         <w:ind w:left="4320" w:hanging="360"/>
       </w:pPr>
       <w:rPr>
-        <w:rFonts w:ascii="Wingdings" w:hAnsi="Wingdings" w:cs="Wingdings" w:hint="default"/>
+        <w:rFonts w:ascii="Wingdings" w:hAnsi="Wingdings" w:cs="Wingdings" w:hint="default" w:eastAsia="黑体"/>
       </w:rPr>
     </w:lvl>
     <w:lvl w:ilvl="6">
@@ -2893,7 +3156,7 @@
         <w:ind w:left="5040" w:hanging="360"/>
       </w:pPr>
       <w:rPr>
-        <w:rFonts w:ascii="Symbol" w:hAnsi="Symbol" w:cs="Symbol" w:hint="default"/>
+        <w:rFonts w:ascii="Symbol" w:hAnsi="Symbol" w:cs="Symbol" w:hint="default" w:eastAsia="黑体"/>
       </w:rPr>
     </w:lvl>
     <w:lvl w:ilvl="7">
@@ -2904,7 +3167,7 @@
         <w:ind w:left="5760" w:hanging="360"/>
       </w:pPr>
       <w:rPr>
-        <w:rFonts w:ascii="Courier New" w:hAnsi="Courier New" w:cs="Courier New" w:hint="default"/>
+        <w:rFonts w:ascii="Courier New" w:hAnsi="Courier New" w:cs="Courier New" w:hint="default" w:eastAsia="黑体"/>
       </w:rPr>
     </w:lvl>
     <w:lvl w:ilvl="8">
@@ -2915,7 +3178,7 @@
         <w:ind w:left="6480" w:hanging="360"/>
       </w:pPr>
       <w:rPr>
-        <w:rFonts w:ascii="Wingdings" w:hAnsi="Wingdings" w:cs="Wingdings" w:hint="default"/>
+        <w:rFonts w:ascii="Wingdings" w:hAnsi="Wingdings" w:cs="Wingdings" w:hint="default" w:eastAsia="黑体"/>
       </w:rPr>
     </w:lvl>
   </w:abstractNum>
@@ -2971,11 +3234,11 @@
 </file>
 
 <file path=word/styles.xml><?xml version="1.0" encoding="utf-8"?>
-<w:styles xmlns:mc="http://schemas.openxmlformats.org/markup-compatibility/2006" xmlns:r="http://schemas.openxmlformats.org/officeDocument/2006/relationships" xmlns:w="http://schemas.openxmlformats.org/wordprocessingml/2006/main" xmlns:w14="http://schemas.microsoft.com/office/word/2010/wordml" mc:Ignorable="w14">
+<w:styles xmlns:mc="http://schemas.openxmlformats.org/markup-compatibility/2006" xmlns:w="http://schemas.openxmlformats.org/wordprocessingml/2006/main" xmlns:r="http://schemas.openxmlformats.org/officeDocument/2006/relationships" xmlns:w14="http://schemas.microsoft.com/office/word/2010/wordml" mc:Ignorable="w14">
   <w:docDefaults>
     <w:rPrDefault>
       <w:rPr>
-        <w:rFonts w:asciiTheme="minorHAnsi" w:cstheme="minorBidi" w:eastAsiaTheme="minorEastAsia" w:hAnsiTheme="minorHAnsi"/>
+        <w:rFonts w:asciiTheme="minorHAnsi" w:cstheme="minorBidi" w:hAnsiTheme="minorHAnsi" w:eastAsia="黑体"/>
         <w:sz w:val="22"/>
         <w:szCs w:val="22"/>
         <w:lang w:bidi="ar-SA" w:eastAsia="en-US" w:val="en-US"/>
@@ -3197,7 +3460,7 @@
       <w:outlineLvl w:val="0"/>
     </w:pPr>
     <w:rPr>
-      <w:rFonts w:ascii="Times New Roman" w:asciiTheme="majorHAnsi" w:cstheme="majorBidi" w:eastAsia="黑体" w:eastAsiaTheme="majorEastAsia" w:hAnsi="Times New Roman" w:hAnsiTheme="majorHAnsi"/>
+      <w:rFonts w:ascii="Times New Roman" w:asciiTheme="majorHAnsi" w:cstheme="majorBidi" w:eastAsia="黑体" w:hAnsi="Times New Roman" w:hAnsiTheme="majorHAnsi"/>
       <w:b/>
       <w:bCs/>
       <w:color w:val="1F3864"/>
@@ -3221,7 +3484,7 @@
       <w:outlineLvl w:val="1"/>
     </w:pPr>
     <w:rPr>
-      <w:rFonts w:ascii="Times New Roman" w:asciiTheme="majorHAnsi" w:cstheme="majorBidi" w:eastAsia="黑体" w:eastAsiaTheme="majorEastAsia" w:hAnsi="Times New Roman" w:hAnsiTheme="majorHAnsi"/>
+      <w:rFonts w:ascii="Times New Roman" w:asciiTheme="majorHAnsi" w:cstheme="majorBidi" w:eastAsia="黑体" w:hAnsi="Times New Roman" w:hAnsiTheme="majorHAnsi"/>
       <w:b/>
       <w:bCs/>
       <w:color w:val="2E4E7E"/>
@@ -3245,7 +3508,7 @@
       <w:outlineLvl w:val="2"/>
     </w:pPr>
     <w:rPr>
-      <w:rFonts w:ascii="Times New Roman" w:asciiTheme="majorHAnsi" w:cstheme="majorBidi" w:eastAsia="黑体" w:eastAsiaTheme="majorEastAsia" w:hAnsi="Times New Roman" w:hAnsiTheme="majorHAnsi"/>
+      <w:rFonts w:ascii="Times New Roman" w:asciiTheme="majorHAnsi" w:cstheme="majorBidi" w:eastAsia="黑体" w:hAnsi="Times New Roman" w:hAnsiTheme="majorHAnsi"/>
       <w:b/>
       <w:bCs/>
       <w:color w:val="2E4E7E"/>
@@ -3269,7 +3532,7 @@
       <w:outlineLvl w:val="3"/>
     </w:pPr>
     <w:rPr>
-      <w:rFonts w:ascii="Times New Roman" w:asciiTheme="majorHAnsi" w:cstheme="majorBidi" w:eastAsia="黑体" w:eastAsiaTheme="majorEastAsia" w:hAnsi="Times New Roman" w:hAnsiTheme="majorHAnsi"/>
+      <w:rFonts w:ascii="Times New Roman" w:asciiTheme="majorHAnsi" w:cstheme="majorBidi" w:eastAsia="黑体" w:hAnsi="Times New Roman" w:hAnsiTheme="majorHAnsi"/>
       <w:b/>
       <w:bCs/>
       <w:i/>
@@ -3295,7 +3558,7 @@
       <w:outlineLvl w:val="4"/>
     </w:pPr>
     <w:rPr>
-      <w:rFonts w:ascii="Times New Roman" w:asciiTheme="majorHAnsi" w:cstheme="majorBidi" w:eastAsia="黑体" w:eastAsiaTheme="majorEastAsia" w:hAnsi="Times New Roman" w:hAnsiTheme="majorHAnsi"/>
+      <w:rFonts w:ascii="Times New Roman" w:asciiTheme="majorHAnsi" w:cstheme="majorBidi" w:eastAsia="黑体" w:hAnsi="Times New Roman" w:hAnsiTheme="majorHAnsi"/>
       <w:b/>
       <w:color w:val="333333"/>
       <w:sz w:val="22"/>
@@ -3318,7 +3581,7 @@
       <w:outlineLvl w:val="5"/>
     </w:pPr>
     <w:rPr>
-      <w:rFonts w:asciiTheme="majorHAnsi" w:cstheme="majorBidi" w:eastAsiaTheme="majorEastAsia" w:hAnsiTheme="majorHAnsi"/>
+      <w:rFonts w:asciiTheme="majorHAnsi" w:cstheme="majorBidi" w:hAnsiTheme="majorHAnsi" w:eastAsia="黑体"/>
       <w:i/>
       <w:iCs/>
       <w:color w:themeColor="accent1" w:themeShade="7F" w:val="243F60"/>
@@ -3341,7 +3604,7 @@
       <w:outlineLvl w:val="6"/>
     </w:pPr>
     <w:rPr>
-      <w:rFonts w:asciiTheme="majorHAnsi" w:cstheme="majorBidi" w:eastAsiaTheme="majorEastAsia" w:hAnsiTheme="majorHAnsi"/>
+      <w:rFonts w:asciiTheme="majorHAnsi" w:cstheme="majorBidi" w:hAnsiTheme="majorHAnsi" w:eastAsia="黑体"/>
       <w:i/>
       <w:iCs/>
       <w:color w:themeColor="text1" w:themeTint="BF" w:val="404040"/>
@@ -3364,7 +3627,7 @@
       <w:outlineLvl w:val="7"/>
     </w:pPr>
     <w:rPr>
-      <w:rFonts w:asciiTheme="majorHAnsi" w:cstheme="majorBidi" w:eastAsiaTheme="majorEastAsia" w:hAnsiTheme="majorHAnsi"/>
+      <w:rFonts w:asciiTheme="majorHAnsi" w:cstheme="majorBidi" w:hAnsiTheme="majorHAnsi" w:eastAsia="黑体"/>
       <w:color w:themeColor="accent1" w:val="4F81BD"/>
       <w:sz w:val="20"/>
       <w:szCs w:val="20"/>
@@ -3387,7 +3650,7 @@
       <w:outlineLvl w:val="8"/>
     </w:pPr>
     <w:rPr>
-      <w:rFonts w:asciiTheme="majorHAnsi" w:cstheme="majorBidi" w:eastAsiaTheme="majorEastAsia" w:hAnsiTheme="majorHAnsi"/>
+      <w:rFonts w:asciiTheme="majorHAnsi" w:cstheme="majorBidi" w:hAnsiTheme="majorHAnsi" w:eastAsia="黑体"/>
       <w:i/>
       <w:iCs/>
       <w:color w:themeColor="text1" w:themeTint="BF" w:val="404040"/>
@@ -3438,7 +3701,7 @@
     <w:uiPriority w:val="9"/>
     <w:rsid w:val="00FC693F"/>
     <w:rPr>
-      <w:rFonts w:asciiTheme="majorHAnsi" w:cstheme="majorBidi" w:eastAsiaTheme="majorEastAsia" w:hAnsiTheme="majorHAnsi"/>
+      <w:rFonts w:asciiTheme="majorHAnsi" w:cstheme="majorBidi" w:hAnsiTheme="majorHAnsi" w:eastAsia="黑体"/>
       <w:b/>
       <w:bCs/>
       <w:color w:themeColor="accent1" w:themeShade="BF" w:val="365F91"/>
@@ -3453,7 +3716,7 @@
     <w:uiPriority w:val="9"/>
     <w:rsid w:val="00FC693F"/>
     <w:rPr>
-      <w:rFonts w:asciiTheme="majorHAnsi" w:cstheme="majorBidi" w:eastAsiaTheme="majorEastAsia" w:hAnsiTheme="majorHAnsi"/>
+      <w:rFonts w:asciiTheme="majorHAnsi" w:cstheme="majorBidi" w:hAnsiTheme="majorHAnsi" w:eastAsia="黑体"/>
       <w:b/>
       <w:bCs/>
       <w:color w:themeColor="accent1" w:val="4F81BD"/>
@@ -3468,7 +3731,7 @@
     <w:uiPriority w:val="9"/>
     <w:rsid w:val="00FC693F"/>
     <w:rPr>
-      <w:rFonts w:asciiTheme="majorHAnsi" w:cstheme="majorBidi" w:eastAsiaTheme="majorEastAsia" w:hAnsiTheme="majorHAnsi"/>
+      <w:rFonts w:asciiTheme="majorHAnsi" w:cstheme="majorBidi" w:hAnsiTheme="majorHAnsi" w:eastAsia="黑体"/>
       <w:b/>
       <w:bCs/>
       <w:color w:themeColor="accent1" w:val="4F81BD"/>
@@ -3491,7 +3754,7 @@
       <w:contextualSpacing/>
     </w:pPr>
     <w:rPr>
-      <w:rFonts w:ascii="Times New Roman" w:asciiTheme="majorHAnsi" w:cstheme="majorBidi" w:eastAsia="黑体" w:eastAsiaTheme="majorEastAsia" w:hAnsi="Times New Roman" w:hAnsiTheme="majorHAnsi"/>
+      <w:rFonts w:ascii="Times New Roman" w:asciiTheme="majorHAnsi" w:cstheme="majorBidi" w:eastAsia="黑体" w:hAnsi="Times New Roman" w:hAnsiTheme="majorHAnsi"/>
       <w:b/>
       <w:color w:val="1F3864"/>
       <w:spacing w:val="5"/>
@@ -3507,7 +3770,7 @@
     <w:uiPriority w:val="10"/>
     <w:rsid w:val="00FC693F"/>
     <w:rPr>
-      <w:rFonts w:asciiTheme="majorHAnsi" w:cstheme="majorBidi" w:eastAsiaTheme="majorEastAsia" w:hAnsiTheme="majorHAnsi"/>
+      <w:rFonts w:asciiTheme="majorHAnsi" w:cstheme="majorBidi" w:hAnsiTheme="majorHAnsi" w:eastAsia="黑体"/>
       <w:color w:themeColor="text2" w:themeShade="BF" w:val="17365D"/>
       <w:spacing w:val="5"/>
       <w:kern w:val="28"/>
@@ -3529,7 +3792,7 @@
       </w:numPr>
     </w:pPr>
     <w:rPr>
-      <w:rFonts w:asciiTheme="majorHAnsi" w:cstheme="majorBidi" w:eastAsiaTheme="majorEastAsia" w:hAnsiTheme="majorHAnsi"/>
+      <w:rFonts w:asciiTheme="majorHAnsi" w:cstheme="majorBidi" w:hAnsiTheme="majorHAnsi" w:eastAsia="黑体"/>
       <w:i/>
       <w:iCs/>
       <w:color w:themeColor="accent1" w:val="4F81BD"/>
@@ -3545,7 +3808,7 @@
     <w:uiPriority w:val="11"/>
     <w:rsid w:val="00FC693F"/>
     <w:rPr>
-      <w:rFonts w:asciiTheme="majorHAnsi" w:cstheme="majorBidi" w:eastAsiaTheme="majorEastAsia" w:hAnsiTheme="majorHAnsi"/>
+      <w:rFonts w:asciiTheme="majorHAnsi" w:cstheme="majorBidi" w:hAnsiTheme="majorHAnsi" w:eastAsia="黑体"/>
       <w:i/>
       <w:iCs/>
       <w:color w:themeColor="accent1" w:val="4F81BD"/>
@@ -3612,6 +3875,7 @@
       <w:spacing w:after="120"/>
     </w:pPr>
     <w:rPr>
+      <w:rFonts w:eastAsia="黑体"/>
       <w:sz w:val="16"/>
       <w:szCs w:val="16"/>
     </w:rPr>
@@ -3623,6 +3887,7 @@
     <w:uiPriority w:val="99"/>
     <w:rsid w:val="00AA1D8D"/>
     <w:rPr>
+      <w:rFonts w:eastAsia="黑体"/>
       <w:sz w:val="16"/>
       <w:szCs w:val="16"/>
     </w:rPr>
@@ -3792,7 +4057,7 @@
       </w:tabs>
     </w:pPr>
     <w:rPr>
-      <w:rFonts w:ascii="Courier" w:hAnsi="Courier"/>
+      <w:rFonts w:ascii="Courier" w:hAnsi="Courier" w:eastAsia="黑体"/>
       <w:sz w:val="20"/>
       <w:szCs w:val="20"/>
     </w:rPr>
@@ -3804,7 +4069,7 @@
     <w:uiPriority w:val="99"/>
     <w:rsid w:val="0029639D"/>
     <w:rPr>
-      <w:rFonts w:ascii="Courier" w:hAnsi="Courier"/>
+      <w:rFonts w:ascii="Courier" w:hAnsi="Courier" w:eastAsia="黑体"/>
       <w:sz w:val="20"/>
       <w:szCs w:val="20"/>
     </w:rPr>
@@ -3840,6 +4105,7 @@
     <w:uiPriority w:val="29"/>
     <w:rsid w:val="00FC693F"/>
     <w:rPr>
+      <w:rFonts w:eastAsia="黑体"/>
       <w:i/>
       <w:iCs/>
       <w:color w:themeColor="text1" w:val="000000"/>
@@ -3853,7 +4119,7 @@
     <w:semiHidden/>
     <w:rsid w:val="00FC693F"/>
     <w:rPr>
-      <w:rFonts w:asciiTheme="majorHAnsi" w:cstheme="majorBidi" w:eastAsiaTheme="majorEastAsia" w:hAnsiTheme="majorHAnsi"/>
+      <w:rFonts w:asciiTheme="majorHAnsi" w:cstheme="majorBidi" w:hAnsiTheme="majorHAnsi" w:eastAsia="黑体"/>
       <w:b/>
       <w:bCs/>
       <w:i/>
@@ -3869,7 +4135,7 @@
     <w:semiHidden/>
     <w:rsid w:val="00FC693F"/>
     <w:rPr>
-      <w:rFonts w:asciiTheme="majorHAnsi" w:cstheme="majorBidi" w:eastAsiaTheme="majorEastAsia" w:hAnsiTheme="majorHAnsi"/>
+      <w:rFonts w:asciiTheme="majorHAnsi" w:cstheme="majorBidi" w:hAnsiTheme="majorHAnsi" w:eastAsia="黑体"/>
       <w:color w:themeColor="accent1" w:themeShade="7F" w:val="243F60"/>
     </w:rPr>
   </w:style>
@@ -3881,7 +4147,7 @@
     <w:semiHidden/>
     <w:rsid w:val="00FC693F"/>
     <w:rPr>
-      <w:rFonts w:asciiTheme="majorHAnsi" w:cstheme="majorBidi" w:eastAsiaTheme="majorEastAsia" w:hAnsiTheme="majorHAnsi"/>
+      <w:rFonts w:asciiTheme="majorHAnsi" w:cstheme="majorBidi" w:hAnsiTheme="majorHAnsi" w:eastAsia="黑体"/>
       <w:i/>
       <w:iCs/>
       <w:color w:themeColor="accent1" w:themeShade="7F" w:val="243F60"/>
@@ -3895,7 +4161,7 @@
     <w:semiHidden/>
     <w:rsid w:val="00FC693F"/>
     <w:rPr>
-      <w:rFonts w:asciiTheme="majorHAnsi" w:cstheme="majorBidi" w:eastAsiaTheme="majorEastAsia" w:hAnsiTheme="majorHAnsi"/>
+      <w:rFonts w:asciiTheme="majorHAnsi" w:cstheme="majorBidi" w:hAnsiTheme="majorHAnsi" w:eastAsia="黑体"/>
       <w:i/>
       <w:iCs/>
       <w:color w:themeColor="text1" w:themeTint="BF" w:val="404040"/>
@@ -3909,7 +4175,7 @@
     <w:semiHidden/>
     <w:rsid w:val="00FC693F"/>
     <w:rPr>
-      <w:rFonts w:asciiTheme="majorHAnsi" w:cstheme="majorBidi" w:eastAsiaTheme="majorEastAsia" w:hAnsiTheme="majorHAnsi"/>
+      <w:rFonts w:asciiTheme="majorHAnsi" w:cstheme="majorBidi" w:hAnsiTheme="majorHAnsi" w:eastAsia="黑体"/>
       <w:color w:themeColor="accent1" w:val="4F81BD"/>
       <w:sz w:val="20"/>
       <w:szCs w:val="20"/>
@@ -3923,7 +4189,7 @@
     <w:semiHidden/>
     <w:rsid w:val="00FC693F"/>
     <w:rPr>
-      <w:rFonts w:asciiTheme="majorHAnsi" w:cstheme="majorBidi" w:eastAsiaTheme="majorEastAsia" w:hAnsiTheme="majorHAnsi"/>
+      <w:rFonts w:asciiTheme="majorHAnsi" w:cstheme="majorBidi" w:hAnsiTheme="majorHAnsi" w:eastAsia="黑体"/>
       <w:i/>
       <w:iCs/>
       <w:color w:themeColor="text1" w:themeTint="BF" w:val="404040"/>
@@ -3944,6 +4210,7 @@
       <w:spacing w:line="240" w:lineRule="auto"/>
     </w:pPr>
     <w:rPr>
+      <w:rFonts w:eastAsia="黑体"/>
       <w:b/>
       <w:bCs/>
       <w:color w:themeColor="accent1" w:val="4F81BD"/>
@@ -3958,6 +4225,7 @@
     <w:qFormat/>
     <w:rsid w:val="00FC693F"/>
     <w:rPr>
+      <w:rFonts w:eastAsia="黑体"/>
       <w:b/>
       <w:bCs/>
     </w:rPr>
@@ -3969,6 +4237,7 @@
     <w:qFormat/>
     <w:rsid w:val="00FC693F"/>
     <w:rPr>
+      <w:rFonts w:eastAsia="黑体"/>
       <w:i/>
       <w:iCs/>
     </w:rPr>
@@ -3989,6 +4258,7 @@
       <w:ind w:left="936" w:right="936"/>
     </w:pPr>
     <w:rPr>
+      <w:rFonts w:eastAsia="黑体"/>
       <w:b/>
       <w:bCs/>
       <w:i/>
@@ -4003,6 +4273,7 @@
     <w:uiPriority w:val="30"/>
     <w:rsid w:val="00FC693F"/>
     <w:rPr>
+      <w:rFonts w:eastAsia="黑体"/>
       <w:b/>
       <w:bCs/>
       <w:i/>
@@ -4017,6 +4288,7 @@
     <w:qFormat/>
     <w:rsid w:val="00FC693F"/>
     <w:rPr>
+      <w:rFonts w:eastAsia="黑体"/>
       <w:i/>
       <w:iCs/>
       <w:color w:themeColor="text1" w:themeTint="7F" w:val="808080"/>
@@ -4029,6 +4301,7 @@
     <w:qFormat/>
     <w:rsid w:val="00FC693F"/>
     <w:rPr>
+      <w:rFonts w:eastAsia="黑体"/>
       <w:b/>
       <w:bCs/>
       <w:i/>
@@ -4043,6 +4316,7 @@
     <w:qFormat/>
     <w:rsid w:val="00FC693F"/>
     <w:rPr>
+      <w:rFonts w:eastAsia="黑体"/>
       <w:smallCaps/>
       <w:color w:themeColor="accent2" w:val="C0504D"/>
       <w:u w:val="single"/>
@@ -4055,6 +4329,7 @@
     <w:qFormat/>
     <w:rsid w:val="00FC693F"/>
     <w:rPr>
+      <w:rFonts w:eastAsia="黑体"/>
       <w:b/>
       <w:bCs/>
       <w:smallCaps/>
@@ -4070,6 +4345,7 @@
     <w:qFormat/>
     <w:rsid w:val="00FC693F"/>
     <w:rPr>
+      <w:rFonts w:eastAsia="黑体"/>
       <w:b/>
       <w:bCs/>
       <w:smallCaps/>
@@ -4124,6 +4400,7 @@
       <w:spacing w:after="0" w:line="240" w:lineRule="auto"/>
     </w:pPr>
     <w:rPr>
+      <w:rFonts w:eastAsia="黑体"/>
       <w:color w:themeColor="text1" w:themeShade="BF" w:val="000000"/>
     </w:rPr>
     <w:tblPr>
@@ -4146,6 +4423,7 @@
         <w:spacing w:after="0" w:before="0" w:line="240" w:lineRule="auto"/>
       </w:pPr>
       <w:rPr>
+        <w:rFonts w:eastAsia="黑体"/>
         <w:b/>
         <w:bCs/>
       </w:rPr>
@@ -4166,6 +4444,7 @@
         <w:spacing w:after="0" w:before="0" w:line="240" w:lineRule="auto"/>
       </w:pPr>
       <w:rPr>
+        <w:rFonts w:eastAsia="黑体"/>
         <w:b/>
         <w:bCs/>
       </w:rPr>
@@ -4183,12 +4462,14 @@
     </w:tblStylePr>
     <w:tblStylePr w:type="firstCol">
       <w:rPr>
+        <w:rFonts w:eastAsia="黑体"/>
         <w:b/>
         <w:bCs/>
       </w:rPr>
     </w:tblStylePr>
     <w:tblStylePr w:type="lastCol">
       <w:rPr>
+        <w:rFonts w:eastAsia="黑体"/>
         <w:b/>
         <w:bCs/>
       </w:rPr>
@@ -4227,6 +4508,7 @@
       <w:spacing w:after="0" w:line="240" w:lineRule="auto"/>
     </w:pPr>
     <w:rPr>
+      <w:rFonts w:eastAsia="黑体"/>
       <w:color w:themeColor="accent1" w:themeShade="BF" w:val="365F91"/>
     </w:rPr>
     <w:tblPr>
@@ -4249,6 +4531,7 @@
         <w:spacing w:after="0" w:before="0" w:line="240" w:lineRule="auto"/>
       </w:pPr>
       <w:rPr>
+        <w:rFonts w:eastAsia="黑体"/>
         <w:b/>
         <w:bCs/>
       </w:rPr>
@@ -4269,6 +4552,7 @@
         <w:spacing w:after="0" w:before="0" w:line="240" w:lineRule="auto"/>
       </w:pPr>
       <w:rPr>
+        <w:rFonts w:eastAsia="黑体"/>
         <w:b/>
         <w:bCs/>
       </w:rPr>
@@ -4286,12 +4570,14 @@
     </w:tblStylePr>
     <w:tblStylePr w:type="firstCol">
       <w:rPr>
+        <w:rFonts w:eastAsia="黑体"/>
         <w:b/>
         <w:bCs/>
       </w:rPr>
     </w:tblStylePr>
     <w:tblStylePr w:type="lastCol">
       <w:rPr>
+        <w:rFonts w:eastAsia="黑体"/>
         <w:b/>
         <w:bCs/>
       </w:rPr>
@@ -4330,6 +4616,7 @@
       <w:spacing w:after="0" w:line="240" w:lineRule="auto"/>
     </w:pPr>
     <w:rPr>
+      <w:rFonts w:eastAsia="黑体"/>
       <w:color w:themeColor="accent2" w:themeShade="BF" w:val="943634"/>
     </w:rPr>
     <w:tblPr>
@@ -4352,6 +4639,7 @@
         <w:spacing w:after="0" w:before="0" w:line="240" w:lineRule="auto"/>
       </w:pPr>
       <w:rPr>
+        <w:rFonts w:eastAsia="黑体"/>
         <w:b/>
         <w:bCs/>
       </w:rPr>
@@ -4372,6 +4660,7 @@
         <w:spacing w:after="0" w:before="0" w:line="240" w:lineRule="auto"/>
       </w:pPr>
       <w:rPr>
+        <w:rFonts w:eastAsia="黑体"/>
         <w:b/>
         <w:bCs/>
       </w:rPr>
@@ -4389,12 +4678,14 @@
     </w:tblStylePr>
     <w:tblStylePr w:type="firstCol">
       <w:rPr>
+        <w:rFonts w:eastAsia="黑体"/>
         <w:b/>
         <w:bCs/>
       </w:rPr>
     </w:tblStylePr>
     <w:tblStylePr w:type="lastCol">
       <w:rPr>
+        <w:rFonts w:eastAsia="黑体"/>
         <w:b/>
         <w:bCs/>
       </w:rPr>
@@ -4433,6 +4724,7 @@
       <w:spacing w:after="0" w:line="240" w:lineRule="auto"/>
     </w:pPr>
     <w:rPr>
+      <w:rFonts w:eastAsia="黑体"/>
       <w:color w:themeColor="accent3" w:themeShade="BF" w:val="76923C"/>
     </w:rPr>
     <w:tblPr>
@@ -4455,6 +4747,7 @@
         <w:spacing w:after="0" w:before="0" w:line="240" w:lineRule="auto"/>
       </w:pPr>
       <w:rPr>
+        <w:rFonts w:eastAsia="黑体"/>
         <w:b/>
         <w:bCs/>
       </w:rPr>
@@ -4475,6 +4768,7 @@
         <w:spacing w:after="0" w:before="0" w:line="240" w:lineRule="auto"/>
       </w:pPr>
       <w:rPr>
+        <w:rFonts w:eastAsia="黑体"/>
         <w:b/>
         <w:bCs/>
       </w:rPr>
@@ -4492,12 +4786,14 @@
     </w:tblStylePr>
     <w:tblStylePr w:type="firstCol">
       <w:rPr>
+        <w:rFonts w:eastAsia="黑体"/>
         <w:b/>
         <w:bCs/>
       </w:rPr>
     </w:tblStylePr>
     <w:tblStylePr w:type="lastCol">
       <w:rPr>
+        <w:rFonts w:eastAsia="黑体"/>
         <w:b/>
         <w:bCs/>
       </w:rPr>
@@ -4536,6 +4832,7 @@
       <w:spacing w:after="0" w:line="240" w:lineRule="auto"/>
     </w:pPr>
     <w:rPr>
+      <w:rFonts w:eastAsia="黑体"/>
       <w:color w:themeColor="accent4" w:themeShade="BF" w:val="5F497A"/>
     </w:rPr>
     <w:tblPr>
@@ -4558,6 +4855,7 @@
         <w:spacing w:after="0" w:before="0" w:line="240" w:lineRule="auto"/>
       </w:pPr>
       <w:rPr>
+        <w:rFonts w:eastAsia="黑体"/>
         <w:b/>
         <w:bCs/>
       </w:rPr>
@@ -4578,6 +4876,7 @@
         <w:spacing w:after="0" w:before="0" w:line="240" w:lineRule="auto"/>
       </w:pPr>
       <w:rPr>
+        <w:rFonts w:eastAsia="黑体"/>
         <w:b/>
         <w:bCs/>
       </w:rPr>
@@ -4595,12 +4894,14 @@
     </w:tblStylePr>
     <w:tblStylePr w:type="firstCol">
       <w:rPr>
+        <w:rFonts w:eastAsia="黑体"/>
         <w:b/>
         <w:bCs/>
       </w:rPr>
     </w:tblStylePr>
     <w:tblStylePr w:type="lastCol">
       <w:rPr>
+        <w:rFonts w:eastAsia="黑体"/>
         <w:b/>
         <w:bCs/>
       </w:rPr>
@@ -4639,6 +4940,7 @@
       <w:spacing w:after="0" w:line="240" w:lineRule="auto"/>
     </w:pPr>
     <w:rPr>
+      <w:rFonts w:eastAsia="黑体"/>
       <w:color w:themeColor="accent5" w:themeShade="BF" w:val="31849B"/>
     </w:rPr>
     <w:tblPr>
@@ -4661,6 +4963,7 @@
         <w:spacing w:after="0" w:before="0" w:line="240" w:lineRule="auto"/>
       </w:pPr>
       <w:rPr>
+        <w:rFonts w:eastAsia="黑体"/>
         <w:b/>
         <w:bCs/>
       </w:rPr>
@@ -4681,6 +4984,7 @@
         <w:spacing w:after="0" w:before="0" w:line="240" w:lineRule="auto"/>
       </w:pPr>
       <w:rPr>
+        <w:rFonts w:eastAsia="黑体"/>
         <w:b/>
         <w:bCs/>
       </w:rPr>
@@ -4698,12 +5002,14 @@
     </w:tblStylePr>
     <w:tblStylePr w:type="firstCol">
       <w:rPr>
+        <w:rFonts w:eastAsia="黑体"/>
         <w:b/>
         <w:bCs/>
       </w:rPr>
     </w:tblStylePr>
     <w:tblStylePr w:type="lastCol">
       <w:rPr>
+        <w:rFonts w:eastAsia="黑体"/>
         <w:b/>
         <w:bCs/>
       </w:rPr>
@@ -4742,6 +5048,7 @@
       <w:spacing w:after="0" w:line="240" w:lineRule="auto"/>
     </w:pPr>
     <w:rPr>
+      <w:rFonts w:eastAsia="黑体"/>
       <w:color w:themeColor="accent6" w:themeShade="BF" w:val="E36C0A"/>
     </w:rPr>
     <w:tblPr>
@@ -4764,6 +5071,7 @@
         <w:spacing w:after="0" w:before="0" w:line="240" w:lineRule="auto"/>
       </w:pPr>
       <w:rPr>
+        <w:rFonts w:eastAsia="黑体"/>
         <w:b/>
         <w:bCs/>
       </w:rPr>
@@ -4784,6 +5092,7 @@
         <w:spacing w:after="0" w:before="0" w:line="240" w:lineRule="auto"/>
       </w:pPr>
       <w:rPr>
+        <w:rFonts w:eastAsia="黑体"/>
         <w:b/>
         <w:bCs/>
       </w:rPr>
@@ -4801,12 +5110,14 @@
     </w:tblStylePr>
     <w:tblStylePr w:type="firstCol">
       <w:rPr>
+        <w:rFonts w:eastAsia="黑体"/>
         <w:b/>
         <w:bCs/>
       </w:rPr>
     </w:tblStylePr>
     <w:tblStylePr w:type="lastCol">
       <w:rPr>
+        <w:rFonts w:eastAsia="黑体"/>
         <w:b/>
         <w:bCs/>
       </w:rPr>
@@ -4866,6 +5177,7 @@
         <w:spacing w:after="0" w:before="0" w:line="240" w:lineRule="auto"/>
       </w:pPr>
       <w:rPr>
+        <w:rFonts w:eastAsia="黑体"/>
         <w:b/>
         <w:bCs/>
         <w:color w:themeColor="background1" w:val="FFFFFF"/>
@@ -4880,6 +5192,7 @@
         <w:spacing w:after="0" w:before="0" w:line="240" w:lineRule="auto"/>
       </w:pPr>
       <w:rPr>
+        <w:rFonts w:eastAsia="黑体"/>
         <w:b/>
         <w:bCs/>
       </w:rPr>
@@ -4895,12 +5208,14 @@
     </w:tblStylePr>
     <w:tblStylePr w:type="firstCol">
       <w:rPr>
+        <w:rFonts w:eastAsia="黑体"/>
         <w:b/>
         <w:bCs/>
       </w:rPr>
     </w:tblStylePr>
     <w:tblStylePr w:type="lastCol">
       <w:rPr>
+        <w:rFonts w:eastAsia="黑体"/>
         <w:b/>
         <w:bCs/>
       </w:rPr>
@@ -4958,6 +5273,7 @@
         <w:spacing w:after="0" w:before="0" w:line="240" w:lineRule="auto"/>
       </w:pPr>
       <w:rPr>
+        <w:rFonts w:eastAsia="黑体"/>
         <w:b/>
         <w:bCs/>
         <w:color w:themeColor="background1" w:val="FFFFFF"/>
@@ -4972,6 +5288,7 @@
         <w:spacing w:after="0" w:before="0" w:line="240" w:lineRule="auto"/>
       </w:pPr>
       <w:rPr>
+        <w:rFonts w:eastAsia="黑体"/>
         <w:b/>
         <w:bCs/>
       </w:rPr>
@@ -4987,12 +5304,14 @@
     </w:tblStylePr>
     <w:tblStylePr w:type="firstCol">
       <w:rPr>
+        <w:rFonts w:eastAsia="黑体"/>
         <w:b/>
         <w:bCs/>
       </w:rPr>
     </w:tblStylePr>
     <w:tblStylePr w:type="lastCol">
       <w:rPr>
+        <w:rFonts w:eastAsia="黑体"/>
         <w:b/>
         <w:bCs/>
       </w:rPr>
@@ -5050,6 +5369,7 @@
         <w:spacing w:after="0" w:before="0" w:line="240" w:lineRule="auto"/>
       </w:pPr>
       <w:rPr>
+        <w:rFonts w:eastAsia="黑体"/>
         <w:b/>
         <w:bCs/>
         <w:color w:themeColor="background1" w:val="FFFFFF"/>
@@ -5064,6 +5384,7 @@
         <w:spacing w:after="0" w:before="0" w:line="240" w:lineRule="auto"/>
       </w:pPr>
       <w:rPr>
+        <w:rFonts w:eastAsia="黑体"/>
         <w:b/>
         <w:bCs/>
       </w:rPr>
@@ -5079,12 +5400,14 @@
     </w:tblStylePr>
     <w:tblStylePr w:type="firstCol">
       <w:rPr>
+        <w:rFonts w:eastAsia="黑体"/>
         <w:b/>
         <w:bCs/>
       </w:rPr>
     </w:tblStylePr>
     <w:tblStylePr w:type="lastCol">
       <w:rPr>
+        <w:rFonts w:eastAsia="黑体"/>
         <w:b/>
         <w:bCs/>
       </w:rPr>
@@ -5142,6 +5465,7 @@
         <w:spacing w:after="0" w:before="0" w:line="240" w:lineRule="auto"/>
       </w:pPr>
       <w:rPr>
+        <w:rFonts w:eastAsia="黑体"/>
         <w:b/>
         <w:bCs/>
         <w:color w:themeColor="background1" w:val="FFFFFF"/>
@@ -5156,6 +5480,7 @@
         <w:spacing w:after="0" w:before="0" w:line="240" w:lineRule="auto"/>
       </w:pPr>
       <w:rPr>
+        <w:rFonts w:eastAsia="黑体"/>
         <w:b/>
         <w:bCs/>
       </w:rPr>
@@ -5171,12 +5496,14 @@
     </w:tblStylePr>
     <w:tblStylePr w:type="firstCol">
       <w:rPr>
+        <w:rFonts w:eastAsia="黑体"/>
         <w:b/>
         <w:bCs/>
       </w:rPr>
     </w:tblStylePr>
     <w:tblStylePr w:type="lastCol">
       <w:rPr>
+        <w:rFonts w:eastAsia="黑体"/>
         <w:b/>
         <w:bCs/>
       </w:rPr>
@@ -5234,6 +5561,7 @@
         <w:spacing w:after="0" w:before="0" w:line="240" w:lineRule="auto"/>
       </w:pPr>
       <w:rPr>
+        <w:rFonts w:eastAsia="黑体"/>
         <w:b/>
         <w:bCs/>
         <w:color w:themeColor="background1" w:val="FFFFFF"/>
@@ -5248,6 +5576,7 @@
         <w:spacing w:after="0" w:before="0" w:line="240" w:lineRule="auto"/>
       </w:pPr>
       <w:rPr>
+        <w:rFonts w:eastAsia="黑体"/>
         <w:b/>
         <w:bCs/>
       </w:rPr>
@@ -5263,12 +5592,14 @@
     </w:tblStylePr>
     <w:tblStylePr w:type="firstCol">
       <w:rPr>
+        <w:rFonts w:eastAsia="黑体"/>
         <w:b/>
         <w:bCs/>
       </w:rPr>
     </w:tblStylePr>
     <w:tblStylePr w:type="lastCol">
       <w:rPr>
+        <w:rFonts w:eastAsia="黑体"/>
         <w:b/>
         <w:bCs/>
       </w:rPr>
@@ -5326,6 +5657,7 @@
         <w:spacing w:after="0" w:before="0" w:line="240" w:lineRule="auto"/>
       </w:pPr>
       <w:rPr>
+        <w:rFonts w:eastAsia="黑体"/>
         <w:b/>
         <w:bCs/>
         <w:color w:themeColor="background1" w:val="FFFFFF"/>
@@ -5340,6 +5672,7 @@
         <w:spacing w:after="0" w:before="0" w:line="240" w:lineRule="auto"/>
       </w:pPr>
       <w:rPr>
+        <w:rFonts w:eastAsia="黑体"/>
         <w:b/>
         <w:bCs/>
       </w:rPr>
@@ -5355,12 +5688,14 @@
     </w:tblStylePr>
     <w:tblStylePr w:type="firstCol">
       <w:rPr>
+        <w:rFonts w:eastAsia="黑体"/>
         <w:b/>
         <w:bCs/>
       </w:rPr>
     </w:tblStylePr>
     <w:tblStylePr w:type="lastCol">
       <w:rPr>
+        <w:rFonts w:eastAsia="黑体"/>
         <w:b/>
         <w:bCs/>
       </w:rPr>
@@ -5418,6 +5753,7 @@
         <w:spacing w:after="0" w:before="0" w:line="240" w:lineRule="auto"/>
       </w:pPr>
       <w:rPr>
+        <w:rFonts w:eastAsia="黑体"/>
         <w:b/>
         <w:bCs/>
         <w:color w:themeColor="background1" w:val="FFFFFF"/>
@@ -5432,6 +5768,7 @@
         <w:spacing w:after="0" w:before="0" w:line="240" w:lineRule="auto"/>
       </w:pPr>
       <w:rPr>
+        <w:rFonts w:eastAsia="黑体"/>
         <w:b/>
         <w:bCs/>
       </w:rPr>
@@ -5447,12 +5784,14 @@
     </w:tblStylePr>
     <w:tblStylePr w:type="firstCol">
       <w:rPr>
+        <w:rFonts w:eastAsia="黑体"/>
         <w:b/>
         <w:bCs/>
       </w:rPr>
     </w:tblStylePr>
     <w:tblStylePr w:type="lastCol">
       <w:rPr>
+        <w:rFonts w:eastAsia="黑体"/>
         <w:b/>
         <w:bCs/>
       </w:rPr>
@@ -5512,7 +5851,7 @@
         <w:spacing w:after="0" w:before="0" w:line="240" w:lineRule="auto"/>
       </w:pPr>
       <w:rPr>
-        <w:rFonts w:asciiTheme="majorHAnsi" w:cstheme="majorBidi" w:eastAsiaTheme="majorEastAsia" w:hAnsiTheme="majorHAnsi"/>
+        <w:rFonts w:asciiTheme="majorHAnsi" w:cstheme="majorBidi" w:hAnsiTheme="majorHAnsi" w:eastAsia="黑体"/>
         <w:b/>
         <w:bCs/>
       </w:rPr>
@@ -5533,7 +5872,7 @@
         <w:spacing w:after="0" w:before="0" w:line="240" w:lineRule="auto"/>
       </w:pPr>
       <w:rPr>
-        <w:rFonts w:asciiTheme="majorHAnsi" w:cstheme="majorBidi" w:eastAsiaTheme="majorEastAsia" w:hAnsiTheme="majorHAnsi"/>
+        <w:rFonts w:asciiTheme="majorHAnsi" w:cstheme="majorBidi" w:hAnsiTheme="majorHAnsi" w:eastAsia="黑体"/>
         <w:b/>
         <w:bCs/>
       </w:rPr>
@@ -5551,14 +5890,14 @@
     </w:tblStylePr>
     <w:tblStylePr w:type="firstCol">
       <w:rPr>
-        <w:rFonts w:asciiTheme="majorHAnsi" w:cstheme="majorBidi" w:eastAsiaTheme="majorEastAsia" w:hAnsiTheme="majorHAnsi"/>
+        <w:rFonts w:asciiTheme="majorHAnsi" w:cstheme="majorBidi" w:hAnsiTheme="majorHAnsi" w:eastAsia="黑体"/>
         <w:b/>
         <w:bCs/>
       </w:rPr>
     </w:tblStylePr>
     <w:tblStylePr w:type="lastCol">
       <w:rPr>
-        <w:rFonts w:asciiTheme="majorHAnsi" w:cstheme="majorBidi" w:eastAsiaTheme="majorEastAsia" w:hAnsiTheme="majorHAnsi"/>
+        <w:rFonts w:asciiTheme="majorHAnsi" w:cstheme="majorBidi" w:hAnsiTheme="majorHAnsi" w:eastAsia="黑体"/>
         <w:b/>
         <w:bCs/>
       </w:rPr>
@@ -5642,7 +5981,7 @@
         <w:spacing w:after="0" w:before="0" w:line="240" w:lineRule="auto"/>
       </w:pPr>
       <w:rPr>
-        <w:rFonts w:asciiTheme="majorHAnsi" w:cstheme="majorBidi" w:eastAsiaTheme="majorEastAsia" w:hAnsiTheme="majorHAnsi"/>
+        <w:rFonts w:asciiTheme="majorHAnsi" w:cstheme="majorBidi" w:hAnsiTheme="majorHAnsi" w:eastAsia="黑体"/>
         <w:b/>
         <w:bCs/>
       </w:rPr>
@@ -5663,7 +6002,7 @@
         <w:spacing w:after="0" w:before="0" w:line="240" w:lineRule="auto"/>
       </w:pPr>
       <w:rPr>
-        <w:rFonts w:asciiTheme="majorHAnsi" w:cstheme="majorBidi" w:eastAsiaTheme="majorEastAsia" w:hAnsiTheme="majorHAnsi"/>
+        <w:rFonts w:asciiTheme="majorHAnsi" w:cstheme="majorBidi" w:hAnsiTheme="majorHAnsi" w:eastAsia="黑体"/>
         <w:b/>
         <w:bCs/>
       </w:rPr>
@@ -5681,14 +6020,14 @@
     </w:tblStylePr>
     <w:tblStylePr w:type="firstCol">
       <w:rPr>
-        <w:rFonts w:asciiTheme="majorHAnsi" w:cstheme="majorBidi" w:eastAsiaTheme="majorEastAsia" w:hAnsiTheme="majorHAnsi"/>
+        <w:rFonts w:asciiTheme="majorHAnsi" w:cstheme="majorBidi" w:hAnsiTheme="majorHAnsi" w:eastAsia="黑体"/>
         <w:b/>
         <w:bCs/>
       </w:rPr>
     </w:tblStylePr>
     <w:tblStylePr w:type="lastCol">
       <w:rPr>
-        <w:rFonts w:asciiTheme="majorHAnsi" w:cstheme="majorBidi" w:eastAsiaTheme="majorEastAsia" w:hAnsiTheme="majorHAnsi"/>
+        <w:rFonts w:asciiTheme="majorHAnsi" w:cstheme="majorBidi" w:hAnsiTheme="majorHAnsi" w:eastAsia="黑体"/>
         <w:b/>
         <w:bCs/>
       </w:rPr>
@@ -5772,7 +6111,7 @@
         <w:spacing w:after="0" w:before="0" w:line="240" w:lineRule="auto"/>
       </w:pPr>
       <w:rPr>
-        <w:rFonts w:asciiTheme="majorHAnsi" w:cstheme="majorBidi" w:eastAsiaTheme="majorEastAsia" w:hAnsiTheme="majorHAnsi"/>
+        <w:rFonts w:asciiTheme="majorHAnsi" w:cstheme="majorBidi" w:hAnsiTheme="majorHAnsi" w:eastAsia="黑体"/>
         <w:b/>
         <w:bCs/>
       </w:rPr>
@@ -5793,7 +6132,7 @@
         <w:spacing w:after="0" w:before="0" w:line="240" w:lineRule="auto"/>
       </w:pPr>
       <w:rPr>
-        <w:rFonts w:asciiTheme="majorHAnsi" w:cstheme="majorBidi" w:eastAsiaTheme="majorEastAsia" w:hAnsiTheme="majorHAnsi"/>
+        <w:rFonts w:asciiTheme="majorHAnsi" w:cstheme="majorBidi" w:hAnsiTheme="majorHAnsi" w:eastAsia="黑体"/>
         <w:b/>
         <w:bCs/>
       </w:rPr>
@@ -5811,14 +6150,14 @@
     </w:tblStylePr>
     <w:tblStylePr w:type="firstCol">
       <w:rPr>
-        <w:rFonts w:asciiTheme="majorHAnsi" w:cstheme="majorBidi" w:eastAsiaTheme="majorEastAsia" w:hAnsiTheme="majorHAnsi"/>
+        <w:rFonts w:asciiTheme="majorHAnsi" w:cstheme="majorBidi" w:hAnsiTheme="majorHAnsi" w:eastAsia="黑体"/>
         <w:b/>
         <w:bCs/>
       </w:rPr>
     </w:tblStylePr>
     <w:tblStylePr w:type="lastCol">
       <w:rPr>
-        <w:rFonts w:asciiTheme="majorHAnsi" w:cstheme="majorBidi" w:eastAsiaTheme="majorEastAsia" w:hAnsiTheme="majorHAnsi"/>
+        <w:rFonts w:asciiTheme="majorHAnsi" w:cstheme="majorBidi" w:hAnsiTheme="majorHAnsi" w:eastAsia="黑体"/>
         <w:b/>
         <w:bCs/>
       </w:rPr>
@@ -5902,7 +6241,7 @@
         <w:spacing w:after="0" w:before="0" w:line="240" w:lineRule="auto"/>
       </w:pPr>
       <w:rPr>
-        <w:rFonts w:asciiTheme="majorHAnsi" w:cstheme="majorBidi" w:eastAsiaTheme="majorEastAsia" w:hAnsiTheme="majorHAnsi"/>
+        <w:rFonts w:asciiTheme="majorHAnsi" w:cstheme="majorBidi" w:hAnsiTheme="majorHAnsi" w:eastAsia="黑体"/>
         <w:b/>
         <w:bCs/>
       </w:rPr>
@@ -5923,7 +6262,7 @@
         <w:spacing w:after="0" w:before="0" w:line="240" w:lineRule="auto"/>
       </w:pPr>
       <w:rPr>
-        <w:rFonts w:asciiTheme="majorHAnsi" w:cstheme="majorBidi" w:eastAsiaTheme="majorEastAsia" w:hAnsiTheme="majorHAnsi"/>
+        <w:rFonts w:asciiTheme="majorHAnsi" w:cstheme="majorBidi" w:hAnsiTheme="majorHAnsi" w:eastAsia="黑体"/>
         <w:b/>
         <w:bCs/>
       </w:rPr>
@@ -5941,14 +6280,14 @@
     </w:tblStylePr>
     <w:tblStylePr w:type="firstCol">
       <w:rPr>
-        <w:rFonts w:asciiTheme="majorHAnsi" w:cstheme="majorBidi" w:eastAsiaTheme="majorEastAsia" w:hAnsiTheme="majorHAnsi"/>
+        <w:rFonts w:asciiTheme="majorHAnsi" w:cstheme="majorBidi" w:hAnsiTheme="majorHAnsi" w:eastAsia="黑体"/>
         <w:b/>
         <w:bCs/>
       </w:rPr>
     </w:tblStylePr>
     <w:tblStylePr w:type="lastCol">
       <w:rPr>
-        <w:rFonts w:asciiTheme="majorHAnsi" w:cstheme="majorBidi" w:eastAsiaTheme="majorEastAsia" w:hAnsiTheme="majorHAnsi"/>
+        <w:rFonts w:asciiTheme="majorHAnsi" w:cstheme="majorBidi" w:hAnsiTheme="majorHAnsi" w:eastAsia="黑体"/>
         <w:b/>
         <w:bCs/>
       </w:rPr>
@@ -6032,7 +6371,7 @@
         <w:spacing w:after="0" w:before="0" w:line="240" w:lineRule="auto"/>
       </w:pPr>
       <w:rPr>
-        <w:rFonts w:asciiTheme="majorHAnsi" w:cstheme="majorBidi" w:eastAsiaTheme="majorEastAsia" w:hAnsiTheme="majorHAnsi"/>
+        <w:rFonts w:asciiTheme="majorHAnsi" w:cstheme="majorBidi" w:hAnsiTheme="majorHAnsi" w:eastAsia="黑体"/>
         <w:b/>
         <w:bCs/>
       </w:rPr>
@@ -6053,7 +6392,7 @@
         <w:spacing w:after="0" w:before="0" w:line="240" w:lineRule="auto"/>
       </w:pPr>
       <w:rPr>
-        <w:rFonts w:asciiTheme="majorHAnsi" w:cstheme="majorBidi" w:eastAsiaTheme="majorEastAsia" w:hAnsiTheme="majorHAnsi"/>
+        <w:rFonts w:asciiTheme="majorHAnsi" w:cstheme="majorBidi" w:hAnsiTheme="majorHAnsi" w:eastAsia="黑体"/>
         <w:b/>
         <w:bCs/>
       </w:rPr>
@@ -6071,14 +6410,14 @@
     </w:tblStylePr>
     <w:tblStylePr w:type="firstCol">
       <w:rPr>
-        <w:rFonts w:asciiTheme="majorHAnsi" w:cstheme="majorBidi" w:eastAsiaTheme="majorEastAsia" w:hAnsiTheme="majorHAnsi"/>
+        <w:rFonts w:asciiTheme="majorHAnsi" w:cstheme="majorBidi" w:hAnsiTheme="majorHAnsi" w:eastAsia="黑体"/>
         <w:b/>
         <w:bCs/>
       </w:rPr>
     </w:tblStylePr>
     <w:tblStylePr w:type="lastCol">
       <w:rPr>
-        <w:rFonts w:asciiTheme="majorHAnsi" w:cstheme="majorBidi" w:eastAsiaTheme="majorEastAsia" w:hAnsiTheme="majorHAnsi"/>
+        <w:rFonts w:asciiTheme="majorHAnsi" w:cstheme="majorBidi" w:hAnsiTheme="majorHAnsi" w:eastAsia="黑体"/>
         <w:b/>
         <w:bCs/>
       </w:rPr>
@@ -6162,7 +6501,7 @@
         <w:spacing w:after="0" w:before="0" w:line="240" w:lineRule="auto"/>
       </w:pPr>
       <w:rPr>
-        <w:rFonts w:asciiTheme="majorHAnsi" w:cstheme="majorBidi" w:eastAsiaTheme="majorEastAsia" w:hAnsiTheme="majorHAnsi"/>
+        <w:rFonts w:asciiTheme="majorHAnsi" w:cstheme="majorBidi" w:hAnsiTheme="majorHAnsi" w:eastAsia="黑体"/>
         <w:b/>
         <w:bCs/>
       </w:rPr>
@@ -6183,7 +6522,7 @@
         <w:spacing w:after="0" w:before="0" w:line="240" w:lineRule="auto"/>
       </w:pPr>
       <w:rPr>
-        <w:rFonts w:asciiTheme="majorHAnsi" w:cstheme="majorBidi" w:eastAsiaTheme="majorEastAsia" w:hAnsiTheme="majorHAnsi"/>
+        <w:rFonts w:asciiTheme="majorHAnsi" w:cstheme="majorBidi" w:hAnsiTheme="majorHAnsi" w:eastAsia="黑体"/>
         <w:b/>
         <w:bCs/>
       </w:rPr>
@@ -6201,14 +6540,14 @@
     </w:tblStylePr>
     <w:tblStylePr w:type="firstCol">
       <w:rPr>
-        <w:rFonts w:asciiTheme="majorHAnsi" w:cstheme="majorBidi" w:eastAsiaTheme="majorEastAsia" w:hAnsiTheme="majorHAnsi"/>
+        <w:rFonts w:asciiTheme="majorHAnsi" w:cstheme="majorBidi" w:hAnsiTheme="majorHAnsi" w:eastAsia="黑体"/>
         <w:b/>
         <w:bCs/>
       </w:rPr>
     </w:tblStylePr>
     <w:tblStylePr w:type="lastCol">
       <w:rPr>
-        <w:rFonts w:asciiTheme="majorHAnsi" w:cstheme="majorBidi" w:eastAsiaTheme="majorEastAsia" w:hAnsiTheme="majorHAnsi"/>
+        <w:rFonts w:asciiTheme="majorHAnsi" w:cstheme="majorBidi" w:hAnsiTheme="majorHAnsi" w:eastAsia="黑体"/>
         <w:b/>
         <w:bCs/>
       </w:rPr>
@@ -6292,7 +6631,7 @@
         <w:spacing w:after="0" w:before="0" w:line="240" w:lineRule="auto"/>
       </w:pPr>
       <w:rPr>
-        <w:rFonts w:asciiTheme="majorHAnsi" w:cstheme="majorBidi" w:eastAsiaTheme="majorEastAsia" w:hAnsiTheme="majorHAnsi"/>
+        <w:rFonts w:asciiTheme="majorHAnsi" w:cstheme="majorBidi" w:hAnsiTheme="majorHAnsi" w:eastAsia="黑体"/>
         <w:b/>
         <w:bCs/>
       </w:rPr>
@@ -6313,7 +6652,7 @@
         <w:spacing w:after="0" w:before="0" w:line="240" w:lineRule="auto"/>
       </w:pPr>
       <w:rPr>
-        <w:rFonts w:asciiTheme="majorHAnsi" w:cstheme="majorBidi" w:eastAsiaTheme="majorEastAsia" w:hAnsiTheme="majorHAnsi"/>
+        <w:rFonts w:asciiTheme="majorHAnsi" w:cstheme="majorBidi" w:hAnsiTheme="majorHAnsi" w:eastAsia="黑体"/>
         <w:b/>
         <w:bCs/>
       </w:rPr>
@@ -6331,14 +6670,14 @@
     </w:tblStylePr>
     <w:tblStylePr w:type="firstCol">
       <w:rPr>
-        <w:rFonts w:asciiTheme="majorHAnsi" w:cstheme="majorBidi" w:eastAsiaTheme="majorEastAsia" w:hAnsiTheme="majorHAnsi"/>
+        <w:rFonts w:asciiTheme="majorHAnsi" w:cstheme="majorBidi" w:hAnsiTheme="majorHAnsi" w:eastAsia="黑体"/>
         <w:b/>
         <w:bCs/>
       </w:rPr>
     </w:tblStylePr>
     <w:tblStylePr w:type="lastCol">
       <w:rPr>
-        <w:rFonts w:asciiTheme="majorHAnsi" w:cstheme="majorBidi" w:eastAsiaTheme="majorEastAsia" w:hAnsiTheme="majorHAnsi"/>
+        <w:rFonts w:asciiTheme="majorHAnsi" w:cstheme="majorBidi" w:hAnsiTheme="majorHAnsi" w:eastAsia="黑体"/>
         <w:b/>
         <w:bCs/>
       </w:rPr>
@@ -6421,6 +6760,7 @@
         <w:spacing w:after="0" w:before="0" w:line="240" w:lineRule="auto"/>
       </w:pPr>
       <w:rPr>
+        <w:rFonts w:eastAsia="黑体"/>
         <w:b/>
         <w:bCs/>
         <w:color w:themeColor="background1" w:val="FFFFFF"/>
@@ -6443,6 +6783,7 @@
         <w:spacing w:after="0" w:before="0" w:line="240" w:lineRule="auto"/>
       </w:pPr>
       <w:rPr>
+        <w:rFonts w:eastAsia="黑体"/>
         <w:b/>
         <w:bCs/>
       </w:rPr>
@@ -6460,12 +6801,14 @@
     </w:tblStylePr>
     <w:tblStylePr w:type="firstCol">
       <w:rPr>
+        <w:rFonts w:eastAsia="黑体"/>
         <w:b/>
         <w:bCs/>
       </w:rPr>
     </w:tblStylePr>
     <w:tblStylePr w:type="lastCol">
       <w:rPr>
+        <w:rFonts w:eastAsia="黑体"/>
         <w:b/>
         <w:bCs/>
       </w:rPr>
@@ -6527,6 +6870,7 @@
         <w:spacing w:after="0" w:before="0" w:line="240" w:lineRule="auto"/>
       </w:pPr>
       <w:rPr>
+        <w:rFonts w:eastAsia="黑体"/>
         <w:b/>
         <w:bCs/>
         <w:color w:themeColor="background1" w:val="FFFFFF"/>
@@ -6549,6 +6893,7 @@
         <w:spacing w:after="0" w:before="0" w:line="240" w:lineRule="auto"/>
       </w:pPr>
       <w:rPr>
+        <w:rFonts w:eastAsia="黑体"/>
         <w:b/>
         <w:bCs/>
       </w:rPr>
@@ -6566,12 +6911,14 @@
     </w:tblStylePr>
     <w:tblStylePr w:type="firstCol">
       <w:rPr>
+        <w:rFonts w:eastAsia="黑体"/>
         <w:b/>
         <w:bCs/>
       </w:rPr>
     </w:tblStylePr>
     <w:tblStylePr w:type="lastCol">
       <w:rPr>
+        <w:rFonts w:eastAsia="黑体"/>
         <w:b/>
         <w:bCs/>
       </w:rPr>
@@ -6633,6 +6980,7 @@
         <w:spacing w:after="0" w:before="0" w:line="240" w:lineRule="auto"/>
       </w:pPr>
       <w:rPr>
+        <w:rFonts w:eastAsia="黑体"/>
         <w:b/>
         <w:bCs/>
         <w:color w:themeColor="background1" w:val="FFFFFF"/>
@@ -6655,6 +7003,7 @@
         <w:spacing w:after="0" w:before="0" w:line="240" w:lineRule="auto"/>
       </w:pPr>
       <w:rPr>
+        <w:rFonts w:eastAsia="黑体"/>
         <w:b/>
         <w:bCs/>
       </w:rPr>
@@ -6672,12 +7021,14 @@
     </w:tblStylePr>
     <w:tblStylePr w:type="firstCol">
       <w:rPr>
+        <w:rFonts w:eastAsia="黑体"/>
         <w:b/>
         <w:bCs/>
       </w:rPr>
     </w:tblStylePr>
     <w:tblStylePr w:type="lastCol">
       <w:rPr>
+        <w:rFonts w:eastAsia="黑体"/>
         <w:b/>
         <w:bCs/>
       </w:rPr>
@@ -6739,6 +7090,7 @@
         <w:spacing w:after="0" w:before="0" w:line="240" w:lineRule="auto"/>
       </w:pPr>
       <w:rPr>
+        <w:rFonts w:eastAsia="黑体"/>
         <w:b/>
         <w:bCs/>
         <w:color w:themeColor="background1" w:val="FFFFFF"/>
@@ -6761,6 +7113,7 @@
         <w:spacing w:after="0" w:before="0" w:line="240" w:lineRule="auto"/>
       </w:pPr>
       <w:rPr>
+        <w:rFonts w:eastAsia="黑体"/>
         <w:b/>
         <w:bCs/>
       </w:rPr>
@@ -6778,12 +7131,14 @@
     </w:tblStylePr>
     <w:tblStylePr w:type="firstCol">
       <w:rPr>
+        <w:rFonts w:eastAsia="黑体"/>
         <w:b/>
         <w:bCs/>
       </w:rPr>
     </w:tblStylePr>
     <w:tblStylePr w:type="lastCol">
       <w:rPr>
+        <w:rFonts w:eastAsia="黑体"/>
         <w:b/>
         <w:bCs/>
       </w:rPr>
@@ -6845,6 +7200,7 @@
         <w:spacing w:after="0" w:before="0" w:line="240" w:lineRule="auto"/>
       </w:pPr>
       <w:rPr>
+        <w:rFonts w:eastAsia="黑体"/>
         <w:b/>
         <w:bCs/>
         <w:color w:themeColor="background1" w:val="FFFFFF"/>
@@ -6867,6 +7223,7 @@
         <w:spacing w:after="0" w:before="0" w:line="240" w:lineRule="auto"/>
       </w:pPr>
       <w:rPr>
+        <w:rFonts w:eastAsia="黑体"/>
         <w:b/>
         <w:bCs/>
       </w:rPr>
@@ -6884,12 +7241,14 @@
     </w:tblStylePr>
     <w:tblStylePr w:type="firstCol">
       <w:rPr>
+        <w:rFonts w:eastAsia="黑体"/>
         <w:b/>
         <w:bCs/>
       </w:rPr>
     </w:tblStylePr>
     <w:tblStylePr w:type="lastCol">
       <w:rPr>
+        <w:rFonts w:eastAsia="黑体"/>
         <w:b/>
         <w:bCs/>
       </w:rPr>
@@ -6951,6 +7310,7 @@
         <w:spacing w:after="0" w:before="0" w:line="240" w:lineRule="auto"/>
       </w:pPr>
       <w:rPr>
+        <w:rFonts w:eastAsia="黑体"/>
         <w:b/>
         <w:bCs/>
         <w:color w:themeColor="background1" w:val="FFFFFF"/>
@@ -6973,6 +7333,7 @@
         <w:spacing w:after="0" w:before="0" w:line="240" w:lineRule="auto"/>
       </w:pPr>
       <w:rPr>
+        <w:rFonts w:eastAsia="黑体"/>
         <w:b/>
         <w:bCs/>
       </w:rPr>
@@ -6990,12 +7351,14 @@
     </w:tblStylePr>
     <w:tblStylePr w:type="firstCol">
       <w:rPr>
+        <w:rFonts w:eastAsia="黑体"/>
         <w:b/>
         <w:bCs/>
       </w:rPr>
     </w:tblStylePr>
     <w:tblStylePr w:type="lastCol">
       <w:rPr>
+        <w:rFonts w:eastAsia="黑体"/>
         <w:b/>
         <w:bCs/>
       </w:rPr>
@@ -7057,6 +7420,7 @@
         <w:spacing w:after="0" w:before="0" w:line="240" w:lineRule="auto"/>
       </w:pPr>
       <w:rPr>
+        <w:rFonts w:eastAsia="黑体"/>
         <w:b/>
         <w:bCs/>
         <w:color w:themeColor="background1" w:val="FFFFFF"/>
@@ -7079,6 +7443,7 @@
         <w:spacing w:after="0" w:before="0" w:line="240" w:lineRule="auto"/>
       </w:pPr>
       <w:rPr>
+        <w:rFonts w:eastAsia="黑体"/>
         <w:b/>
         <w:bCs/>
       </w:rPr>
@@ -7096,12 +7461,14 @@
     </w:tblStylePr>
     <w:tblStylePr w:type="firstCol">
       <w:rPr>
+        <w:rFonts w:eastAsia="黑体"/>
         <w:b/>
         <w:bCs/>
       </w:rPr>
     </w:tblStylePr>
     <w:tblStylePr w:type="lastCol">
       <w:rPr>
+        <w:rFonts w:eastAsia="黑体"/>
         <w:b/>
         <w:bCs/>
       </w:rPr>
@@ -7160,6 +7527,7 @@
         <w:spacing w:after="0" w:before="0" w:line="240" w:lineRule="auto"/>
       </w:pPr>
       <w:rPr>
+        <w:rFonts w:eastAsia="黑体"/>
         <w:b/>
         <w:bCs/>
         <w:color w:themeColor="background1" w:val="FFFFFF"/>
@@ -7182,6 +7550,7 @@
         <w:spacing w:after="0" w:before="0" w:line="240" w:lineRule="auto"/>
       </w:pPr>
       <w:rPr>
+        <w:rFonts w:eastAsia="黑体"/>
         <w:color w:val="auto"/>
       </w:rPr>
       <w:tblPr/>
@@ -7199,6 +7568,7 @@
     </w:tblStylePr>
     <w:tblStylePr w:type="firstCol">
       <w:rPr>
+        <w:rFonts w:eastAsia="黑体"/>
         <w:b/>
         <w:bCs/>
         <w:color w:themeColor="background1" w:val="FFFFFF"/>
@@ -7218,6 +7588,7 @@
     </w:tblStylePr>
     <w:tblStylePr w:type="lastCol">
       <w:rPr>
+        <w:rFonts w:eastAsia="黑体"/>
         <w:b/>
         <w:bCs/>
         <w:color w:themeColor="background1" w:val="FFFFFF"/>
@@ -7266,6 +7637,7 @@
     </w:tblStylePr>
     <w:tblStylePr w:type="nwCell">
       <w:rPr>
+        <w:rFonts w:eastAsia="黑体"/>
         <w:color w:themeColor="background1" w:val="FFFFFF"/>
       </w:rPr>
       <w:tblPr/>
@@ -7309,6 +7681,7 @@
         <w:spacing w:after="0" w:before="0" w:line="240" w:lineRule="auto"/>
       </w:pPr>
       <w:rPr>
+        <w:rFonts w:eastAsia="黑体"/>
         <w:b/>
         <w:bCs/>
         <w:color w:themeColor="background1" w:val="FFFFFF"/>
@@ -7331,6 +7704,7 @@
         <w:spacing w:after="0" w:before="0" w:line="240" w:lineRule="auto"/>
       </w:pPr>
       <w:rPr>
+        <w:rFonts w:eastAsia="黑体"/>
         <w:color w:val="auto"/>
       </w:rPr>
       <w:tblPr/>
@@ -7348,6 +7722,7 @@
     </w:tblStylePr>
     <w:tblStylePr w:type="firstCol">
       <w:rPr>
+        <w:rFonts w:eastAsia="黑体"/>
         <w:b/>
         <w:bCs/>
         <w:color w:themeColor="background1" w:val="FFFFFF"/>
@@ -7367,6 +7742,7 @@
     </w:tblStylePr>
     <w:tblStylePr w:type="lastCol">
       <w:rPr>
+        <w:rFonts w:eastAsia="黑体"/>
         <w:b/>
         <w:bCs/>
         <w:color w:themeColor="background1" w:val="FFFFFF"/>
@@ -7415,6 +7791,7 @@
     </w:tblStylePr>
     <w:tblStylePr w:type="nwCell">
       <w:rPr>
+        <w:rFonts w:eastAsia="黑体"/>
         <w:color w:themeColor="background1" w:val="FFFFFF"/>
       </w:rPr>
       <w:tblPr/>
@@ -7458,6 +7835,7 @@
         <w:spacing w:after="0" w:before="0" w:line="240" w:lineRule="auto"/>
       </w:pPr>
       <w:rPr>
+        <w:rFonts w:eastAsia="黑体"/>
         <w:b/>
         <w:bCs/>
         <w:color w:themeColor="background1" w:val="FFFFFF"/>
@@ -7480,6 +7858,7 @@
         <w:spacing w:after="0" w:before="0" w:line="240" w:lineRule="auto"/>
       </w:pPr>
       <w:rPr>
+        <w:rFonts w:eastAsia="黑体"/>
         <w:color w:val="auto"/>
       </w:rPr>
       <w:tblPr/>
@@ -7497,6 +7876,7 @@
     </w:tblStylePr>
     <w:tblStylePr w:type="firstCol">
       <w:rPr>
+        <w:rFonts w:eastAsia="黑体"/>
         <w:b/>
         <w:bCs/>
         <w:color w:themeColor="background1" w:val="FFFFFF"/>
@@ -7516,6 +7896,7 @@
     </w:tblStylePr>
     <w:tblStylePr w:type="lastCol">
       <w:rPr>
+        <w:rFonts w:eastAsia="黑体"/>
         <w:b/>
         <w:bCs/>
         <w:color w:themeColor="background1" w:val="FFFFFF"/>
@@ -7564,6 +7945,7 @@
     </w:tblStylePr>
     <w:tblStylePr w:type="nwCell">
       <w:rPr>
+        <w:rFonts w:eastAsia="黑体"/>
         <w:color w:themeColor="background1" w:val="FFFFFF"/>
       </w:rPr>
       <w:tblPr/>
@@ -7607,6 +7989,7 @@
         <w:spacing w:after="0" w:before="0" w:line="240" w:lineRule="auto"/>
       </w:pPr>
       <w:rPr>
+        <w:rFonts w:eastAsia="黑体"/>
         <w:b/>
         <w:bCs/>
         <w:color w:themeColor="background1" w:val="FFFFFF"/>
@@ -7629,6 +8012,7 @@
         <w:spacing w:after="0" w:before="0" w:line="240" w:lineRule="auto"/>
       </w:pPr>
       <w:rPr>
+        <w:rFonts w:eastAsia="黑体"/>
         <w:color w:val="auto"/>
       </w:rPr>
       <w:tblPr/>
@@ -7646,6 +8030,7 @@
     </w:tblStylePr>
     <w:tblStylePr w:type="firstCol">
       <w:rPr>
+        <w:rFonts w:eastAsia="黑体"/>
         <w:b/>
         <w:bCs/>
         <w:color w:themeColor="background1" w:val="FFFFFF"/>
@@ -7665,6 +8050,7 @@
     </w:tblStylePr>
     <w:tblStylePr w:type="lastCol">
       <w:rPr>
+        <w:rFonts w:eastAsia="黑体"/>
         <w:b/>
         <w:bCs/>
         <w:color w:themeColor="background1" w:val="FFFFFF"/>
@@ -7713,6 +8099,7 @@
     </w:tblStylePr>
     <w:tblStylePr w:type="nwCell">
       <w:rPr>
+        <w:rFonts w:eastAsia="黑体"/>
         <w:color w:themeColor="background1" w:val="FFFFFF"/>
       </w:rPr>
       <w:tblPr/>
@@ -7756,6 +8143,7 @@
         <w:spacing w:after="0" w:before="0" w:line="240" w:lineRule="auto"/>
       </w:pPr>
       <w:rPr>
+        <w:rFonts w:eastAsia="黑体"/>
         <w:b/>
         <w:bCs/>
         <w:color w:themeColor="background1" w:val="FFFFFF"/>
@@ -7778,6 +8166,7 @@
         <w:spacing w:after="0" w:before="0" w:line="240" w:lineRule="auto"/>
       </w:pPr>
       <w:rPr>
+        <w:rFonts w:eastAsia="黑体"/>
         <w:color w:val="auto"/>
       </w:rPr>
       <w:tblPr/>
@@ -7795,6 +8184,7 @@
     </w:tblStylePr>
     <w:tblStylePr w:type="firstCol">
       <w:rPr>
+        <w:rFonts w:eastAsia="黑体"/>
         <w:b/>
         <w:bCs/>
         <w:color w:themeColor="background1" w:val="FFFFFF"/>
@@ -7814,6 +8204,7 @@
     </w:tblStylePr>
     <w:tblStylePr w:type="lastCol">
       <w:rPr>
+        <w:rFonts w:eastAsia="黑体"/>
         <w:b/>
         <w:bCs/>
         <w:color w:themeColor="background1" w:val="FFFFFF"/>
@@ -7862,6 +8253,7 @@
     </w:tblStylePr>
     <w:tblStylePr w:type="nwCell">
       <w:rPr>
+        <w:rFonts w:eastAsia="黑体"/>
         <w:color w:themeColor="background1" w:val="FFFFFF"/>
       </w:rPr>
       <w:tblPr/>
@@ -7905,6 +8297,7 @@
         <w:spacing w:after="0" w:before="0" w:line="240" w:lineRule="auto"/>
       </w:pPr>
       <w:rPr>
+        <w:rFonts w:eastAsia="黑体"/>
         <w:b/>
         <w:bCs/>
         <w:color w:themeColor="background1" w:val="FFFFFF"/>
@@ -7927,6 +8320,7 @@
         <w:spacing w:after="0" w:before="0" w:line="240" w:lineRule="auto"/>
       </w:pPr>
       <w:rPr>
+        <w:rFonts w:eastAsia="黑体"/>
         <w:color w:val="auto"/>
       </w:rPr>
       <w:tblPr/>
@@ -7944,6 +8338,7 @@
     </w:tblStylePr>
     <w:tblStylePr w:type="firstCol">
       <w:rPr>
+        <w:rFonts w:eastAsia="黑体"/>
         <w:b/>
         <w:bCs/>
         <w:color w:themeColor="background1" w:val="FFFFFF"/>
@@ -7963,6 +8358,7 @@
     </w:tblStylePr>
     <w:tblStylePr w:type="lastCol">
       <w:rPr>
+        <w:rFonts w:eastAsia="黑体"/>
         <w:b/>
         <w:bCs/>
         <w:color w:themeColor="background1" w:val="FFFFFF"/>
@@ -8011,6 +8407,7 @@
     </w:tblStylePr>
     <w:tblStylePr w:type="nwCell">
       <w:rPr>
+        <w:rFonts w:eastAsia="黑体"/>
         <w:color w:themeColor="background1" w:val="FFFFFF"/>
       </w:rPr>
       <w:tblPr/>
@@ -8054,6 +8451,7 @@
         <w:spacing w:after="0" w:before="0" w:line="240" w:lineRule="auto"/>
       </w:pPr>
       <w:rPr>
+        <w:rFonts w:eastAsia="黑体"/>
         <w:b/>
         <w:bCs/>
         <w:color w:themeColor="background1" w:val="FFFFFF"/>
@@ -8076,6 +8474,7 @@
         <w:spacing w:after="0" w:before="0" w:line="240" w:lineRule="auto"/>
       </w:pPr>
       <w:rPr>
+        <w:rFonts w:eastAsia="黑体"/>
         <w:color w:val="auto"/>
       </w:rPr>
       <w:tblPr/>
@@ -8093,6 +8492,7 @@
     </w:tblStylePr>
     <w:tblStylePr w:type="firstCol">
       <w:rPr>
+        <w:rFonts w:eastAsia="黑体"/>
         <w:b/>
         <w:bCs/>
         <w:color w:themeColor="background1" w:val="FFFFFF"/>
@@ -8112,6 +8512,7 @@
     </w:tblStylePr>
     <w:tblStylePr w:type="lastCol">
       <w:rPr>
+        <w:rFonts w:eastAsia="黑体"/>
         <w:b/>
         <w:bCs/>
         <w:color w:themeColor="background1" w:val="FFFFFF"/>
@@ -8160,6 +8561,7 @@
     </w:tblStylePr>
     <w:tblStylePr w:type="nwCell">
       <w:rPr>
+        <w:rFonts w:eastAsia="黑体"/>
         <w:color w:themeColor="background1" w:val="FFFFFF"/>
       </w:rPr>
       <w:tblPr/>
@@ -8184,6 +8586,7 @@
       <w:spacing w:after="0" w:line="240" w:lineRule="auto"/>
     </w:pPr>
     <w:rPr>
+      <w:rFonts w:eastAsia="黑体"/>
       <w:color w:themeColor="text1" w:val="000000"/>
     </w:rPr>
     <w:tblPr>
@@ -8203,7 +8606,7 @@
     </w:tblPr>
     <w:tblStylePr w:type="firstRow">
       <w:rPr>
-        <w:rFonts w:asciiTheme="majorHAnsi" w:cstheme="majorBidi" w:eastAsiaTheme="majorEastAsia" w:hAnsiTheme="majorHAnsi"/>
+        <w:rFonts w:asciiTheme="majorHAnsi" w:cstheme="majorBidi" w:hAnsiTheme="majorHAnsi" w:eastAsia="黑体"/>
       </w:rPr>
       <w:tblPr/>
       <w:tcPr>
@@ -8215,6 +8618,7 @@
     </w:tblStylePr>
     <w:tblStylePr w:type="lastRow">
       <w:rPr>
+        <w:rFonts w:eastAsia="黑体"/>
         <w:b/>
         <w:bCs/>
         <w:color w:themeColor="text2" w:val="1F497D"/>
@@ -8229,12 +8633,14 @@
     </w:tblStylePr>
     <w:tblStylePr w:type="firstCol">
       <w:rPr>
+        <w:rFonts w:eastAsia="黑体"/>
         <w:b/>
         <w:bCs/>
       </w:rPr>
     </w:tblStylePr>
     <w:tblStylePr w:type="lastCol">
       <w:rPr>
+        <w:rFonts w:eastAsia="黑体"/>
         <w:b/>
         <w:bCs/>
       </w:rPr>
@@ -8268,6 +8674,7 @@
       <w:spacing w:after="0" w:line="240" w:lineRule="auto"/>
     </w:pPr>
     <w:rPr>
+      <w:rFonts w:eastAsia="黑体"/>
       <w:color w:themeColor="text1" w:val="000000"/>
     </w:rPr>
     <w:tblPr>
@@ -8287,7 +8694,7 @@
     </w:tblPr>
     <w:tblStylePr w:type="firstRow">
       <w:rPr>
-        <w:rFonts w:asciiTheme="majorHAnsi" w:cstheme="majorBidi" w:eastAsiaTheme="majorEastAsia" w:hAnsiTheme="majorHAnsi"/>
+        <w:rFonts w:asciiTheme="majorHAnsi" w:cstheme="majorBidi" w:hAnsiTheme="majorHAnsi" w:eastAsia="黑体"/>
       </w:rPr>
       <w:tblPr/>
       <w:tcPr>
@@ -8299,6 +8706,7 @@
     </w:tblStylePr>
     <w:tblStylePr w:type="lastRow">
       <w:rPr>
+        <w:rFonts w:eastAsia="黑体"/>
         <w:b/>
         <w:bCs/>
         <w:color w:themeColor="text2" w:val="1F497D"/>
@@ -8313,12 +8721,14 @@
     </w:tblStylePr>
     <w:tblStylePr w:type="firstCol">
       <w:rPr>
+        <w:rFonts w:eastAsia="黑体"/>
         <w:b/>
         <w:bCs/>
       </w:rPr>
     </w:tblStylePr>
     <w:tblStylePr w:type="lastCol">
       <w:rPr>
+        <w:rFonts w:eastAsia="黑体"/>
         <w:b/>
         <w:bCs/>
       </w:rPr>
@@ -8352,6 +8762,7 @@
       <w:spacing w:after="0" w:line="240" w:lineRule="auto"/>
     </w:pPr>
     <w:rPr>
+      <w:rFonts w:eastAsia="黑体"/>
       <w:color w:themeColor="text1" w:val="000000"/>
     </w:rPr>
     <w:tblPr>
@@ -8371,7 +8782,7 @@
     </w:tblPr>
     <w:tblStylePr w:type="firstRow">
       <w:rPr>
-        <w:rFonts w:asciiTheme="majorHAnsi" w:cstheme="majorBidi" w:eastAsiaTheme="majorEastAsia" w:hAnsiTheme="majorHAnsi"/>
+        <w:rFonts w:asciiTheme="majorHAnsi" w:cstheme="majorBidi" w:hAnsiTheme="majorHAnsi" w:eastAsia="黑体"/>
       </w:rPr>
       <w:tblPr/>
       <w:tcPr>
@@ -8383,6 +8794,7 @@
     </w:tblStylePr>
     <w:tblStylePr w:type="lastRow">
       <w:rPr>
+        <w:rFonts w:eastAsia="黑体"/>
         <w:b/>
         <w:bCs/>
         <w:color w:themeColor="text2" w:val="1F497D"/>
@@ -8397,12 +8809,14 @@
     </w:tblStylePr>
     <w:tblStylePr w:type="firstCol">
       <w:rPr>
+        <w:rFonts w:eastAsia="黑体"/>
         <w:b/>
         <w:bCs/>
       </w:rPr>
     </w:tblStylePr>
     <w:tblStylePr w:type="lastCol">
       <w:rPr>
+        <w:rFonts w:eastAsia="黑体"/>
         <w:b/>
         <w:bCs/>
       </w:rPr>
@@ -8436,6 +8850,7 @@
       <w:spacing w:after="0" w:line="240" w:lineRule="auto"/>
     </w:pPr>
     <w:rPr>
+      <w:rFonts w:eastAsia="黑体"/>
       <w:color w:themeColor="text1" w:val="000000"/>
     </w:rPr>
     <w:tblPr>
@@ -8455,7 +8870,7 @@
     </w:tblPr>
     <w:tblStylePr w:type="firstRow">
       <w:rPr>
-        <w:rFonts w:asciiTheme="majorHAnsi" w:cstheme="majorBidi" w:eastAsiaTheme="majorEastAsia" w:hAnsiTheme="majorHAnsi"/>
+        <w:rFonts w:asciiTheme="majorHAnsi" w:cstheme="majorBidi" w:hAnsiTheme="majorHAnsi" w:eastAsia="黑体"/>
       </w:rPr>
       <w:tblPr/>
       <w:tcPr>
@@ -8467,6 +8882,7 @@
     </w:tblStylePr>
     <w:tblStylePr w:type="lastRow">
       <w:rPr>
+        <w:rFonts w:eastAsia="黑体"/>
         <w:b/>
         <w:bCs/>
         <w:color w:themeColor="text2" w:val="1F497D"/>
@@ -8481,12 +8897,14 @@
     </w:tblStylePr>
     <w:tblStylePr w:type="firstCol">
       <w:rPr>
+        <w:rFonts w:eastAsia="黑体"/>
         <w:b/>
         <w:bCs/>
       </w:rPr>
     </w:tblStylePr>
     <w:tblStylePr w:type="lastCol">
       <w:rPr>
+        <w:rFonts w:eastAsia="黑体"/>
         <w:b/>
         <w:bCs/>
       </w:rPr>
@@ -8520,6 +8938,7 @@
       <w:spacing w:after="0" w:line="240" w:lineRule="auto"/>
     </w:pPr>
     <w:rPr>
+      <w:rFonts w:eastAsia="黑体"/>
       <w:color w:themeColor="text1" w:val="000000"/>
     </w:rPr>
     <w:tblPr>
@@ -8539,7 +8958,7 @@
     </w:tblPr>
     <w:tblStylePr w:type="firstRow">
       <w:rPr>
-        <w:rFonts w:asciiTheme="majorHAnsi" w:cstheme="majorBidi" w:eastAsiaTheme="majorEastAsia" w:hAnsiTheme="majorHAnsi"/>
+        <w:rFonts w:asciiTheme="majorHAnsi" w:cstheme="majorBidi" w:hAnsiTheme="majorHAnsi" w:eastAsia="黑体"/>
       </w:rPr>
       <w:tblPr/>
       <w:tcPr>
@@ -8551,6 +8970,7 @@
     </w:tblStylePr>
     <w:tblStylePr w:type="lastRow">
       <w:rPr>
+        <w:rFonts w:eastAsia="黑体"/>
         <w:b/>
         <w:bCs/>
         <w:color w:themeColor="text2" w:val="1F497D"/>
@@ -8565,12 +8985,14 @@
     </w:tblStylePr>
     <w:tblStylePr w:type="firstCol">
       <w:rPr>
+        <w:rFonts w:eastAsia="黑体"/>
         <w:b/>
         <w:bCs/>
       </w:rPr>
     </w:tblStylePr>
     <w:tblStylePr w:type="lastCol">
       <w:rPr>
+        <w:rFonts w:eastAsia="黑体"/>
         <w:b/>
         <w:bCs/>
       </w:rPr>
@@ -8604,6 +9026,7 @@
       <w:spacing w:after="0" w:line="240" w:lineRule="auto"/>
     </w:pPr>
     <w:rPr>
+      <w:rFonts w:eastAsia="黑体"/>
       <w:color w:themeColor="text1" w:val="000000"/>
     </w:rPr>
     <w:tblPr>
@@ -8623,7 +9046,7 @@
     </w:tblPr>
     <w:tblStylePr w:type="firstRow">
       <w:rPr>
-        <w:rFonts w:asciiTheme="majorHAnsi" w:cstheme="majorBidi" w:eastAsiaTheme="majorEastAsia" w:hAnsiTheme="majorHAnsi"/>
+        <w:rFonts w:asciiTheme="majorHAnsi" w:cstheme="majorBidi" w:hAnsiTheme="majorHAnsi" w:eastAsia="黑体"/>
       </w:rPr>
       <w:tblPr/>
       <w:tcPr>
@@ -8635,6 +9058,7 @@
     </w:tblStylePr>
     <w:tblStylePr w:type="lastRow">
       <w:rPr>
+        <w:rFonts w:eastAsia="黑体"/>
         <w:b/>
         <w:bCs/>
         <w:color w:themeColor="text2" w:val="1F497D"/>
@@ -8649,12 +9073,14 @@
     </w:tblStylePr>
     <w:tblStylePr w:type="firstCol">
       <w:rPr>
+        <w:rFonts w:eastAsia="黑体"/>
         <w:b/>
         <w:bCs/>
       </w:rPr>
     </w:tblStylePr>
     <w:tblStylePr w:type="lastCol">
       <w:rPr>
+        <w:rFonts w:eastAsia="黑体"/>
         <w:b/>
         <w:bCs/>
       </w:rPr>
@@ -8688,6 +9114,7 @@
       <w:spacing w:after="0" w:line="240" w:lineRule="auto"/>
     </w:pPr>
     <w:rPr>
+      <w:rFonts w:eastAsia="黑体"/>
       <w:color w:themeColor="text1" w:val="000000"/>
     </w:rPr>
     <w:tblPr>
@@ -8707,7 +9134,7 @@
     </w:tblPr>
     <w:tblStylePr w:type="firstRow">
       <w:rPr>
-        <w:rFonts w:asciiTheme="majorHAnsi" w:cstheme="majorBidi" w:eastAsiaTheme="majorEastAsia" w:hAnsiTheme="majorHAnsi"/>
+        <w:rFonts w:asciiTheme="majorHAnsi" w:cstheme="majorBidi" w:hAnsiTheme="majorHAnsi" w:eastAsia="黑体"/>
       </w:rPr>
       <w:tblPr/>
       <w:tcPr>
@@ -8719,6 +9146,7 @@
     </w:tblStylePr>
     <w:tblStylePr w:type="lastRow">
       <w:rPr>
+        <w:rFonts w:eastAsia="黑体"/>
         <w:b/>
         <w:bCs/>
         <w:color w:themeColor="text2" w:val="1F497D"/>
@@ -8733,12 +9161,14 @@
     </w:tblStylePr>
     <w:tblStylePr w:type="firstCol">
       <w:rPr>
+        <w:rFonts w:eastAsia="黑体"/>
         <w:b/>
         <w:bCs/>
       </w:rPr>
     </w:tblStylePr>
     <w:tblStylePr w:type="lastCol">
       <w:rPr>
+        <w:rFonts w:eastAsia="黑体"/>
         <w:b/>
         <w:bCs/>
       </w:rPr>
@@ -8772,7 +9202,7 @@
       <w:spacing w:after="0" w:line="240" w:lineRule="auto"/>
     </w:pPr>
     <w:rPr>
-      <w:rFonts w:asciiTheme="majorHAnsi" w:cstheme="majorBidi" w:eastAsiaTheme="majorEastAsia" w:hAnsiTheme="majorHAnsi"/>
+      <w:rFonts w:asciiTheme="majorHAnsi" w:cstheme="majorBidi" w:hAnsiTheme="majorHAnsi" w:eastAsia="黑体"/>
       <w:color w:themeColor="text1" w:val="000000"/>
     </w:rPr>
     <w:tblPr>
@@ -8794,6 +9224,7 @@
     </w:tblPr>
     <w:tblStylePr w:type="firstRow">
       <w:rPr>
+        <w:rFonts w:eastAsia="黑体"/>
         <w:sz w:val="24"/>
         <w:szCs w:val="24"/>
       </w:rPr>
@@ -8900,7 +9331,7 @@
       <w:spacing w:after="0" w:line="240" w:lineRule="auto"/>
     </w:pPr>
     <w:rPr>
-      <w:rFonts w:asciiTheme="majorHAnsi" w:cstheme="majorBidi" w:eastAsiaTheme="majorEastAsia" w:hAnsiTheme="majorHAnsi"/>
+      <w:rFonts w:asciiTheme="majorHAnsi" w:cstheme="majorBidi" w:hAnsiTheme="majorHAnsi" w:eastAsia="黑体"/>
       <w:color w:themeColor="text1" w:val="000000"/>
     </w:rPr>
     <w:tblPr>
@@ -8922,6 +9353,7 @@
     </w:tblPr>
     <w:tblStylePr w:type="firstRow">
       <w:rPr>
+        <w:rFonts w:eastAsia="黑体"/>
         <w:sz w:val="24"/>
         <w:szCs w:val="24"/>
       </w:rPr>
@@ -9028,7 +9460,7 @@
       <w:spacing w:after="0" w:line="240" w:lineRule="auto"/>
     </w:pPr>
     <w:rPr>
-      <w:rFonts w:asciiTheme="majorHAnsi" w:cstheme="majorBidi" w:eastAsiaTheme="majorEastAsia" w:hAnsiTheme="majorHAnsi"/>
+      <w:rFonts w:asciiTheme="majorHAnsi" w:cstheme="majorBidi" w:hAnsiTheme="majorHAnsi" w:eastAsia="黑体"/>
       <w:color w:themeColor="text1" w:val="000000"/>
     </w:rPr>
     <w:tblPr>
@@ -9050,6 +9482,7 @@
     </w:tblPr>
     <w:tblStylePr w:type="firstRow">
       <w:rPr>
+        <w:rFonts w:eastAsia="黑体"/>
         <w:sz w:val="24"/>
         <w:szCs w:val="24"/>
       </w:rPr>
@@ -9156,7 +9589,7 @@
       <w:spacing w:after="0" w:line="240" w:lineRule="auto"/>
     </w:pPr>
     <w:rPr>
-      <w:rFonts w:asciiTheme="majorHAnsi" w:cstheme="majorBidi" w:eastAsiaTheme="majorEastAsia" w:hAnsiTheme="majorHAnsi"/>
+      <w:rFonts w:asciiTheme="majorHAnsi" w:cstheme="majorBidi" w:hAnsiTheme="majorHAnsi" w:eastAsia="黑体"/>
       <w:color w:themeColor="text1" w:val="000000"/>
     </w:rPr>
     <w:tblPr>
@@ -9178,6 +9611,7 @@
     </w:tblPr>
     <w:tblStylePr w:type="firstRow">
       <w:rPr>
+        <w:rFonts w:eastAsia="黑体"/>
         <w:sz w:val="24"/>
         <w:szCs w:val="24"/>
       </w:rPr>
@@ -9284,7 +9718,7 @@
       <w:spacing w:after="0" w:line="240" w:lineRule="auto"/>
     </w:pPr>
     <w:rPr>
-      <w:rFonts w:asciiTheme="majorHAnsi" w:cstheme="majorBidi" w:eastAsiaTheme="majorEastAsia" w:hAnsiTheme="majorHAnsi"/>
+      <w:rFonts w:asciiTheme="majorHAnsi" w:cstheme="majorBidi" w:hAnsiTheme="majorHAnsi" w:eastAsia="黑体"/>
       <w:color w:themeColor="text1" w:val="000000"/>
     </w:rPr>
     <w:tblPr>
@@ -9306,6 +9740,7 @@
     </w:tblPr>
     <w:tblStylePr w:type="firstRow">
       <w:rPr>
+        <w:rFonts w:eastAsia="黑体"/>
         <w:sz w:val="24"/>
         <w:szCs w:val="24"/>
       </w:rPr>
@@ -9412,7 +9847,7 @@
       <w:spacing w:after="0" w:line="240" w:lineRule="auto"/>
     </w:pPr>
     <w:rPr>
-      <w:rFonts w:asciiTheme="majorHAnsi" w:cstheme="majorBidi" w:eastAsiaTheme="majorEastAsia" w:hAnsiTheme="majorHAnsi"/>
+      <w:rFonts w:asciiTheme="majorHAnsi" w:cstheme="majorBidi" w:hAnsiTheme="majorHAnsi" w:eastAsia="黑体"/>
       <w:color w:themeColor="text1" w:val="000000"/>
     </w:rPr>
     <w:tblPr>
@@ -9434,6 +9869,7 @@
     </w:tblPr>
     <w:tblStylePr w:type="firstRow">
       <w:rPr>
+        <w:rFonts w:eastAsia="黑体"/>
         <w:sz w:val="24"/>
         <w:szCs w:val="24"/>
       </w:rPr>
@@ -9540,7 +9976,7 @@
       <w:spacing w:after="0" w:line="240" w:lineRule="auto"/>
     </w:pPr>
     <w:rPr>
-      <w:rFonts w:asciiTheme="majorHAnsi" w:cstheme="majorBidi" w:eastAsiaTheme="majorEastAsia" w:hAnsiTheme="majorHAnsi"/>
+      <w:rFonts w:asciiTheme="majorHAnsi" w:cstheme="majorBidi" w:hAnsiTheme="majorHAnsi" w:eastAsia="黑体"/>
       <w:color w:themeColor="text1" w:val="000000"/>
     </w:rPr>
     <w:tblPr>
@@ -9562,6 +9998,7 @@
     </w:tblPr>
     <w:tblStylePr w:type="firstRow">
       <w:rPr>
+        <w:rFonts w:eastAsia="黑体"/>
         <w:sz w:val="24"/>
         <w:szCs w:val="24"/>
       </w:rPr>
@@ -9691,12 +10128,14 @@
     </w:tcPr>
     <w:tblStylePr w:type="firstRow">
       <w:rPr>
+        <w:rFonts w:eastAsia="黑体"/>
         <w:b/>
         <w:bCs/>
       </w:rPr>
     </w:tblStylePr>
     <w:tblStylePr w:type="lastRow">
       <w:rPr>
+        <w:rFonts w:eastAsia="黑体"/>
         <w:b/>
         <w:bCs/>
       </w:rPr>
@@ -9709,12 +10148,14 @@
     </w:tblStylePr>
     <w:tblStylePr w:type="firstCol">
       <w:rPr>
+        <w:rFonts w:eastAsia="黑体"/>
         <w:b/>
         <w:bCs/>
       </w:rPr>
     </w:tblStylePr>
     <w:tblStylePr w:type="lastCol">
       <w:rPr>
+        <w:rFonts w:eastAsia="黑体"/>
         <w:b/>
         <w:bCs/>
       </w:rPr>
@@ -9764,12 +10205,14 @@
     </w:tcPr>
     <w:tblStylePr w:type="firstRow">
       <w:rPr>
+        <w:rFonts w:eastAsia="黑体"/>
         <w:b/>
         <w:bCs/>
       </w:rPr>
     </w:tblStylePr>
     <w:tblStylePr w:type="lastRow">
       <w:rPr>
+        <w:rFonts w:eastAsia="黑体"/>
         <w:b/>
         <w:bCs/>
       </w:rPr>
@@ -9782,12 +10225,14 @@
     </w:tblStylePr>
     <w:tblStylePr w:type="firstCol">
       <w:rPr>
+        <w:rFonts w:eastAsia="黑体"/>
         <w:b/>
         <w:bCs/>
       </w:rPr>
     </w:tblStylePr>
     <w:tblStylePr w:type="lastCol">
       <w:rPr>
+        <w:rFonts w:eastAsia="黑体"/>
         <w:b/>
         <w:bCs/>
       </w:rPr>
@@ -9837,12 +10282,14 @@
     </w:tcPr>
     <w:tblStylePr w:type="firstRow">
       <w:rPr>
+        <w:rFonts w:eastAsia="黑体"/>
         <w:b/>
         <w:bCs/>
       </w:rPr>
     </w:tblStylePr>
     <w:tblStylePr w:type="lastRow">
       <w:rPr>
+        <w:rFonts w:eastAsia="黑体"/>
         <w:b/>
         <w:bCs/>
       </w:rPr>
@@ -9855,12 +10302,14 @@
     </w:tblStylePr>
     <w:tblStylePr w:type="firstCol">
       <w:rPr>
+        <w:rFonts w:eastAsia="黑体"/>
         <w:b/>
         <w:bCs/>
       </w:rPr>
     </w:tblStylePr>
     <w:tblStylePr w:type="lastCol">
       <w:rPr>
+        <w:rFonts w:eastAsia="黑体"/>
         <w:b/>
         <w:bCs/>
       </w:rPr>
@@ -9910,12 +10359,14 @@
     </w:tcPr>
     <w:tblStylePr w:type="firstRow">
       <w:rPr>
+        <w:rFonts w:eastAsia="黑体"/>
         <w:b/>
         <w:bCs/>
       </w:rPr>
     </w:tblStylePr>
     <w:tblStylePr w:type="lastRow">
       <w:rPr>
+        <w:rFonts w:eastAsia="黑体"/>
         <w:b/>
         <w:bCs/>
       </w:rPr>
@@ -9928,12 +10379,14 @@
     </w:tblStylePr>
     <w:tblStylePr w:type="firstCol">
       <w:rPr>
+        <w:rFonts w:eastAsia="黑体"/>
         <w:b/>
         <w:bCs/>
       </w:rPr>
     </w:tblStylePr>
     <w:tblStylePr w:type="lastCol">
       <w:rPr>
+        <w:rFonts w:eastAsia="黑体"/>
         <w:b/>
         <w:bCs/>
       </w:rPr>
@@ -9983,12 +10436,14 @@
     </w:tcPr>
     <w:tblStylePr w:type="firstRow">
       <w:rPr>
+        <w:rFonts w:eastAsia="黑体"/>
         <w:b/>
         <w:bCs/>
       </w:rPr>
     </w:tblStylePr>
     <w:tblStylePr w:type="lastRow">
       <w:rPr>
+        <w:rFonts w:eastAsia="黑体"/>
         <w:b/>
         <w:bCs/>
       </w:rPr>
@@ -10001,12 +10456,14 @@
     </w:tblStylePr>
     <w:tblStylePr w:type="firstCol">
       <w:rPr>
+        <w:rFonts w:eastAsia="黑体"/>
         <w:b/>
         <w:bCs/>
       </w:rPr>
     </w:tblStylePr>
     <w:tblStylePr w:type="lastCol">
       <w:rPr>
+        <w:rFonts w:eastAsia="黑体"/>
         <w:b/>
         <w:bCs/>
       </w:rPr>
@@ -10056,12 +10513,14 @@
     </w:tcPr>
     <w:tblStylePr w:type="firstRow">
       <w:rPr>
+        <w:rFonts w:eastAsia="黑体"/>
         <w:b/>
         <w:bCs/>
       </w:rPr>
     </w:tblStylePr>
     <w:tblStylePr w:type="lastRow">
       <w:rPr>
+        <w:rFonts w:eastAsia="黑体"/>
         <w:b/>
         <w:bCs/>
       </w:rPr>
@@ -10074,12 +10533,14 @@
     </w:tblStylePr>
     <w:tblStylePr w:type="firstCol">
       <w:rPr>
+        <w:rFonts w:eastAsia="黑体"/>
         <w:b/>
         <w:bCs/>
       </w:rPr>
     </w:tblStylePr>
     <w:tblStylePr w:type="lastCol">
       <w:rPr>
+        <w:rFonts w:eastAsia="黑体"/>
         <w:b/>
         <w:bCs/>
       </w:rPr>
@@ -10129,12 +10590,14 @@
     </w:tcPr>
     <w:tblStylePr w:type="firstRow">
       <w:rPr>
+        <w:rFonts w:eastAsia="黑体"/>
         <w:b/>
         <w:bCs/>
       </w:rPr>
     </w:tblStylePr>
     <w:tblStylePr w:type="lastRow">
       <w:rPr>
+        <w:rFonts w:eastAsia="黑体"/>
         <w:b/>
         <w:bCs/>
       </w:rPr>
@@ -10147,12 +10610,14 @@
     </w:tblStylePr>
     <w:tblStylePr w:type="firstCol">
       <w:rPr>
+        <w:rFonts w:eastAsia="黑体"/>
         <w:b/>
         <w:bCs/>
       </w:rPr>
     </w:tblStylePr>
     <w:tblStylePr w:type="lastCol">
       <w:rPr>
+        <w:rFonts w:eastAsia="黑体"/>
         <w:b/>
         <w:bCs/>
       </w:rPr>
@@ -10179,7 +10644,7 @@
       <w:spacing w:after="0" w:line="240" w:lineRule="auto"/>
     </w:pPr>
     <w:rPr>
-      <w:rFonts w:asciiTheme="majorHAnsi" w:cstheme="majorBidi" w:eastAsiaTheme="majorEastAsia" w:hAnsiTheme="majorHAnsi"/>
+      <w:rFonts w:asciiTheme="majorHAnsi" w:cstheme="majorBidi" w:hAnsiTheme="majorHAnsi" w:eastAsia="黑体"/>
       <w:color w:themeColor="text1" w:val="000000"/>
     </w:rPr>
     <w:tblPr>
@@ -10206,6 +10671,7 @@
     </w:tcPr>
     <w:tblStylePr w:type="firstRow">
       <w:rPr>
+        <w:rFonts w:eastAsia="黑体"/>
         <w:b/>
         <w:bCs/>
         <w:color w:themeColor="text1" w:val="000000"/>
@@ -10217,6 +10683,7 @@
     </w:tblStylePr>
     <w:tblStylePr w:type="lastRow">
       <w:rPr>
+        <w:rFonts w:eastAsia="黑体"/>
         <w:b/>
         <w:bCs/>
         <w:color w:themeColor="text1" w:val="000000"/>
@@ -10236,6 +10703,7 @@
     </w:tblStylePr>
     <w:tblStylePr w:type="firstCol">
       <w:rPr>
+        <w:rFonts w:eastAsia="黑体"/>
         <w:b/>
         <w:bCs/>
         <w:color w:themeColor="text1" w:val="000000"/>
@@ -10255,6 +10723,7 @@
     </w:tblStylePr>
     <w:tblStylePr w:type="lastCol">
       <w:rPr>
+        <w:rFonts w:eastAsia="黑体"/>
         <w:b w:val="0"/>
         <w:bCs w:val="0"/>
         <w:color w:themeColor="text1" w:val="000000"/>
@@ -10304,7 +10773,7 @@
       <w:spacing w:after="0" w:line="240" w:lineRule="auto"/>
     </w:pPr>
     <w:rPr>
-      <w:rFonts w:asciiTheme="majorHAnsi" w:cstheme="majorBidi" w:eastAsiaTheme="majorEastAsia" w:hAnsiTheme="majorHAnsi"/>
+      <w:rFonts w:asciiTheme="majorHAnsi" w:cstheme="majorBidi" w:hAnsiTheme="majorHAnsi" w:eastAsia="黑体"/>
       <w:color w:themeColor="text1" w:val="000000"/>
     </w:rPr>
     <w:tblPr>
@@ -10331,6 +10800,7 @@
     </w:tcPr>
     <w:tblStylePr w:type="firstRow">
       <w:rPr>
+        <w:rFonts w:eastAsia="黑体"/>
         <w:b/>
         <w:bCs/>
         <w:color w:themeColor="text1" w:val="000000"/>
@@ -10342,6 +10812,7 @@
     </w:tblStylePr>
     <w:tblStylePr w:type="lastRow">
       <w:rPr>
+        <w:rFonts w:eastAsia="黑体"/>
         <w:b/>
         <w:bCs/>
         <w:color w:themeColor="text1" w:val="000000"/>
@@ -10361,6 +10832,7 @@
     </w:tblStylePr>
     <w:tblStylePr w:type="firstCol">
       <w:rPr>
+        <w:rFonts w:eastAsia="黑体"/>
         <w:b/>
         <w:bCs/>
         <w:color w:themeColor="text1" w:val="000000"/>
@@ -10380,6 +10852,7 @@
     </w:tblStylePr>
     <w:tblStylePr w:type="lastCol">
       <w:rPr>
+        <w:rFonts w:eastAsia="黑体"/>
         <w:b w:val="0"/>
         <w:bCs w:val="0"/>
         <w:color w:themeColor="text1" w:val="000000"/>
@@ -10429,7 +10902,7 @@
       <w:spacing w:after="0" w:line="240" w:lineRule="auto"/>
     </w:pPr>
     <w:rPr>
-      <w:rFonts w:asciiTheme="majorHAnsi" w:cstheme="majorBidi" w:eastAsiaTheme="majorEastAsia" w:hAnsiTheme="majorHAnsi"/>
+      <w:rFonts w:asciiTheme="majorHAnsi" w:cstheme="majorBidi" w:hAnsiTheme="majorHAnsi" w:eastAsia="黑体"/>
       <w:color w:themeColor="text1" w:val="000000"/>
     </w:rPr>
     <w:tblPr>
@@ -10456,6 +10929,7 @@
     </w:tcPr>
     <w:tblStylePr w:type="firstRow">
       <w:rPr>
+        <w:rFonts w:eastAsia="黑体"/>
         <w:b/>
         <w:bCs/>
         <w:color w:themeColor="text1" w:val="000000"/>
@@ -10467,6 +10941,7 @@
     </w:tblStylePr>
     <w:tblStylePr w:type="lastRow">
       <w:rPr>
+        <w:rFonts w:eastAsia="黑体"/>
         <w:b/>
         <w:bCs/>
         <w:color w:themeColor="text1" w:val="000000"/>
@@ -10486,6 +10961,7 @@
     </w:tblStylePr>
     <w:tblStylePr w:type="firstCol">
       <w:rPr>
+        <w:rFonts w:eastAsia="黑体"/>
         <w:b/>
         <w:bCs/>
         <w:color w:themeColor="text1" w:val="000000"/>
@@ -10505,6 +10981,7 @@
     </w:tblStylePr>
     <w:tblStylePr w:type="lastCol">
       <w:rPr>
+        <w:rFonts w:eastAsia="黑体"/>
         <w:b w:val="0"/>
         <w:bCs w:val="0"/>
         <w:color w:themeColor="text1" w:val="000000"/>
@@ -10554,7 +11031,7 @@
       <w:spacing w:after="0" w:line="240" w:lineRule="auto"/>
     </w:pPr>
     <w:rPr>
-      <w:rFonts w:asciiTheme="majorHAnsi" w:cstheme="majorBidi" w:eastAsiaTheme="majorEastAsia" w:hAnsiTheme="majorHAnsi"/>
+      <w:rFonts w:asciiTheme="majorHAnsi" w:cstheme="majorBidi" w:hAnsiTheme="majorHAnsi" w:eastAsia="黑体"/>
       <w:color w:themeColor="text1" w:val="000000"/>
     </w:rPr>
     <w:tblPr>
@@ -10581,6 +11058,7 @@
     </w:tcPr>
     <w:tblStylePr w:type="firstRow">
       <w:rPr>
+        <w:rFonts w:eastAsia="黑体"/>
         <w:b/>
         <w:bCs/>
         <w:color w:themeColor="text1" w:val="000000"/>
@@ -10592,6 +11070,7 @@
     </w:tblStylePr>
     <w:tblStylePr w:type="lastRow">
       <w:rPr>
+        <w:rFonts w:eastAsia="黑体"/>
         <w:b/>
         <w:bCs/>
         <w:color w:themeColor="text1" w:val="000000"/>
@@ -10611,6 +11090,7 @@
     </w:tblStylePr>
     <w:tblStylePr w:type="firstCol">
       <w:rPr>
+        <w:rFonts w:eastAsia="黑体"/>
         <w:b/>
         <w:bCs/>
         <w:color w:themeColor="text1" w:val="000000"/>
@@ -10630,6 +11110,7 @@
     </w:tblStylePr>
     <w:tblStylePr w:type="lastCol">
       <w:rPr>
+        <w:rFonts w:eastAsia="黑体"/>
         <w:b w:val="0"/>
         <w:bCs w:val="0"/>
         <w:color w:themeColor="text1" w:val="000000"/>
@@ -10679,7 +11160,7 @@
       <w:spacing w:after="0" w:line="240" w:lineRule="auto"/>
     </w:pPr>
     <w:rPr>
-      <w:rFonts w:asciiTheme="majorHAnsi" w:cstheme="majorBidi" w:eastAsiaTheme="majorEastAsia" w:hAnsiTheme="majorHAnsi"/>
+      <w:rFonts w:asciiTheme="majorHAnsi" w:cstheme="majorBidi" w:hAnsiTheme="majorHAnsi" w:eastAsia="黑体"/>
       <w:color w:themeColor="text1" w:val="000000"/>
     </w:rPr>
     <w:tblPr>
@@ -10706,6 +11187,7 @@
     </w:tcPr>
     <w:tblStylePr w:type="firstRow">
       <w:rPr>
+        <w:rFonts w:eastAsia="黑体"/>
         <w:b/>
         <w:bCs/>
         <w:color w:themeColor="text1" w:val="000000"/>
@@ -10717,6 +11199,7 @@
     </w:tblStylePr>
     <w:tblStylePr w:type="lastRow">
       <w:rPr>
+        <w:rFonts w:eastAsia="黑体"/>
         <w:b/>
         <w:bCs/>
         <w:color w:themeColor="text1" w:val="000000"/>
@@ -10736,6 +11219,7 @@
     </w:tblStylePr>
     <w:tblStylePr w:type="firstCol">
       <w:rPr>
+        <w:rFonts w:eastAsia="黑体"/>
         <w:b/>
         <w:bCs/>
         <w:color w:themeColor="text1" w:val="000000"/>
@@ -10755,6 +11239,7 @@
     </w:tblStylePr>
     <w:tblStylePr w:type="lastCol">
       <w:rPr>
+        <w:rFonts w:eastAsia="黑体"/>
         <w:b w:val="0"/>
         <w:bCs w:val="0"/>
         <w:color w:themeColor="text1" w:val="000000"/>
@@ -10804,7 +11289,7 @@
       <w:spacing w:after="0" w:line="240" w:lineRule="auto"/>
     </w:pPr>
     <w:rPr>
-      <w:rFonts w:asciiTheme="majorHAnsi" w:cstheme="majorBidi" w:eastAsiaTheme="majorEastAsia" w:hAnsiTheme="majorHAnsi"/>
+      <w:rFonts w:asciiTheme="majorHAnsi" w:cstheme="majorBidi" w:hAnsiTheme="majorHAnsi" w:eastAsia="黑体"/>
       <w:color w:themeColor="text1" w:val="000000"/>
     </w:rPr>
     <w:tblPr>
@@ -10831,6 +11316,7 @@
     </w:tcPr>
     <w:tblStylePr w:type="firstRow">
       <w:rPr>
+        <w:rFonts w:eastAsia="黑体"/>
         <w:b/>
         <w:bCs/>
         <w:color w:themeColor="text1" w:val="000000"/>
@@ -10842,6 +11328,7 @@
     </w:tblStylePr>
     <w:tblStylePr w:type="lastRow">
       <w:rPr>
+        <w:rFonts w:eastAsia="黑体"/>
         <w:b/>
         <w:bCs/>
         <w:color w:themeColor="text1" w:val="000000"/>
@@ -10861,6 +11348,7 @@
     </w:tblStylePr>
     <w:tblStylePr w:type="firstCol">
       <w:rPr>
+        <w:rFonts w:eastAsia="黑体"/>
         <w:b/>
         <w:bCs/>
         <w:color w:themeColor="text1" w:val="000000"/>
@@ -10880,6 +11368,7 @@
     </w:tblStylePr>
     <w:tblStylePr w:type="lastCol">
       <w:rPr>
+        <w:rFonts w:eastAsia="黑体"/>
         <w:b w:val="0"/>
         <w:bCs w:val="0"/>
         <w:color w:themeColor="text1" w:val="000000"/>
@@ -10929,7 +11418,7 @@
       <w:spacing w:after="0" w:line="240" w:lineRule="auto"/>
     </w:pPr>
     <w:rPr>
-      <w:rFonts w:asciiTheme="majorHAnsi" w:cstheme="majorBidi" w:eastAsiaTheme="majorEastAsia" w:hAnsiTheme="majorHAnsi"/>
+      <w:rFonts w:asciiTheme="majorHAnsi" w:cstheme="majorBidi" w:hAnsiTheme="majorHAnsi" w:eastAsia="黑体"/>
       <w:color w:themeColor="text1" w:val="000000"/>
     </w:rPr>
     <w:tblPr>
@@ -10956,6 +11445,7 @@
     </w:tcPr>
     <w:tblStylePr w:type="firstRow">
       <w:rPr>
+        <w:rFonts w:eastAsia="黑体"/>
         <w:b/>
         <w:bCs/>
         <w:color w:themeColor="text1" w:val="000000"/>
@@ -10967,6 +11457,7 @@
     </w:tblStylePr>
     <w:tblStylePr w:type="lastRow">
       <w:rPr>
+        <w:rFonts w:eastAsia="黑体"/>
         <w:b/>
         <w:bCs/>
         <w:color w:themeColor="text1" w:val="000000"/>
@@ -10986,6 +11477,7 @@
     </w:tblStylePr>
     <w:tblStylePr w:type="firstCol">
       <w:rPr>
+        <w:rFonts w:eastAsia="黑体"/>
         <w:b/>
         <w:bCs/>
         <w:color w:themeColor="text1" w:val="000000"/>
@@ -11005,6 +11497,7 @@
     </w:tblStylePr>
     <w:tblStylePr w:type="lastCol">
       <w:rPr>
+        <w:rFonts w:eastAsia="黑体"/>
         <w:b w:val="0"/>
         <w:bCs w:val="0"/>
         <w:color w:themeColor="text1" w:val="000000"/>
@@ -11077,6 +11570,7 @@
     </w:tcPr>
     <w:tblStylePr w:type="firstRow">
       <w:rPr>
+        <w:rFonts w:eastAsia="黑体"/>
         <w:b/>
         <w:bCs/>
         <w:i w:val="0"/>
@@ -11098,6 +11592,7 @@
     </w:tblStylePr>
     <w:tblStylePr w:type="lastRow">
       <w:rPr>
+        <w:rFonts w:eastAsia="黑体"/>
         <w:b/>
         <w:bCs/>
         <w:i w:val="0"/>
@@ -11119,6 +11614,7 @@
     </w:tblStylePr>
     <w:tblStylePr w:type="firstCol">
       <w:rPr>
+        <w:rFonts w:eastAsia="黑体"/>
         <w:b/>
         <w:bCs/>
         <w:i w:val="0"/>
@@ -11138,6 +11634,7 @@
     </w:tblStylePr>
     <w:tblStylePr w:type="lastCol">
       <w:rPr>
+        <w:rFonts w:eastAsia="黑体"/>
         <w:b/>
         <w:bCs/>
         <w:i w:val="0"/>
@@ -11218,6 +11715,7 @@
     </w:tcPr>
     <w:tblStylePr w:type="firstRow">
       <w:rPr>
+        <w:rFonts w:eastAsia="黑体"/>
         <w:b/>
         <w:bCs/>
         <w:i w:val="0"/>
@@ -11239,6 +11737,7 @@
     </w:tblStylePr>
     <w:tblStylePr w:type="lastRow">
       <w:rPr>
+        <w:rFonts w:eastAsia="黑体"/>
         <w:b/>
         <w:bCs/>
         <w:i w:val="0"/>
@@ -11260,6 +11759,7 @@
     </w:tblStylePr>
     <w:tblStylePr w:type="firstCol">
       <w:rPr>
+        <w:rFonts w:eastAsia="黑体"/>
         <w:b/>
         <w:bCs/>
         <w:i w:val="0"/>
@@ -11279,6 +11779,7 @@
     </w:tblStylePr>
     <w:tblStylePr w:type="lastCol">
       <w:rPr>
+        <w:rFonts w:eastAsia="黑体"/>
         <w:b/>
         <w:bCs/>
         <w:i w:val="0"/>
@@ -11359,6 +11860,7 @@
     </w:tcPr>
     <w:tblStylePr w:type="firstRow">
       <w:rPr>
+        <w:rFonts w:eastAsia="黑体"/>
         <w:b/>
         <w:bCs/>
         <w:i w:val="0"/>
@@ -11380,6 +11882,7 @@
     </w:tblStylePr>
     <w:tblStylePr w:type="lastRow">
       <w:rPr>
+        <w:rFonts w:eastAsia="黑体"/>
         <w:b/>
         <w:bCs/>
         <w:i w:val="0"/>
@@ -11401,6 +11904,7 @@
     </w:tblStylePr>
     <w:tblStylePr w:type="firstCol">
       <w:rPr>
+        <w:rFonts w:eastAsia="黑体"/>
         <w:b/>
         <w:bCs/>
         <w:i w:val="0"/>
@@ -11420,6 +11924,7 @@
     </w:tblStylePr>
     <w:tblStylePr w:type="lastCol">
       <w:rPr>
+        <w:rFonts w:eastAsia="黑体"/>
         <w:b/>
         <w:bCs/>
         <w:i w:val="0"/>
@@ -11500,6 +12005,7 @@
     </w:tcPr>
     <w:tblStylePr w:type="firstRow">
       <w:rPr>
+        <w:rFonts w:eastAsia="黑体"/>
         <w:b/>
         <w:bCs/>
         <w:i w:val="0"/>
@@ -11521,6 +12027,7 @@
     </w:tblStylePr>
     <w:tblStylePr w:type="lastRow">
       <w:rPr>
+        <w:rFonts w:eastAsia="黑体"/>
         <w:b/>
         <w:bCs/>
         <w:i w:val="0"/>
@@ -11542,6 +12049,7 @@
     </w:tblStylePr>
     <w:tblStylePr w:type="firstCol">
       <w:rPr>
+        <w:rFonts w:eastAsia="黑体"/>
         <w:b/>
         <w:bCs/>
         <w:i w:val="0"/>
@@ -11561,6 +12069,7 @@
     </w:tblStylePr>
     <w:tblStylePr w:type="lastCol">
       <w:rPr>
+        <w:rFonts w:eastAsia="黑体"/>
         <w:b/>
         <w:bCs/>
         <w:i w:val="0"/>
@@ -11641,6 +12150,7 @@
     </w:tcPr>
     <w:tblStylePr w:type="firstRow">
       <w:rPr>
+        <w:rFonts w:eastAsia="黑体"/>
         <w:b/>
         <w:bCs/>
         <w:i w:val="0"/>
@@ -11662,6 +12172,7 @@
     </w:tblStylePr>
     <w:tblStylePr w:type="lastRow">
       <w:rPr>
+        <w:rFonts w:eastAsia="黑体"/>
         <w:b/>
         <w:bCs/>
         <w:i w:val="0"/>
@@ -11683,6 +12194,7 @@
     </w:tblStylePr>
     <w:tblStylePr w:type="firstCol">
       <w:rPr>
+        <w:rFonts w:eastAsia="黑体"/>
         <w:b/>
         <w:bCs/>
         <w:i w:val="0"/>
@@ -11702,6 +12214,7 @@
     </w:tblStylePr>
     <w:tblStylePr w:type="lastCol">
       <w:rPr>
+        <w:rFonts w:eastAsia="黑体"/>
         <w:b/>
         <w:bCs/>
         <w:i w:val="0"/>
@@ -11782,6 +12295,7 @@
     </w:tcPr>
     <w:tblStylePr w:type="firstRow">
       <w:rPr>
+        <w:rFonts w:eastAsia="黑体"/>
         <w:b/>
         <w:bCs/>
         <w:i w:val="0"/>
@@ -11803,6 +12317,7 @@
     </w:tblStylePr>
     <w:tblStylePr w:type="lastRow">
       <w:rPr>
+        <w:rFonts w:eastAsia="黑体"/>
         <w:b/>
         <w:bCs/>
         <w:i w:val="0"/>
@@ -11824,6 +12339,7 @@
     </w:tblStylePr>
     <w:tblStylePr w:type="firstCol">
       <w:rPr>
+        <w:rFonts w:eastAsia="黑体"/>
         <w:b/>
         <w:bCs/>
         <w:i w:val="0"/>
@@ -11843,6 +12359,7 @@
     </w:tblStylePr>
     <w:tblStylePr w:type="lastCol">
       <w:rPr>
+        <w:rFonts w:eastAsia="黑体"/>
         <w:b/>
         <w:bCs/>
         <w:i w:val="0"/>
@@ -11923,6 +12440,7 @@
     </w:tcPr>
     <w:tblStylePr w:type="firstRow">
       <w:rPr>
+        <w:rFonts w:eastAsia="黑体"/>
         <w:b/>
         <w:bCs/>
         <w:i w:val="0"/>
@@ -11944,6 +12462,7 @@
     </w:tblStylePr>
     <w:tblStylePr w:type="lastRow">
       <w:rPr>
+        <w:rFonts w:eastAsia="黑体"/>
         <w:b/>
         <w:bCs/>
         <w:i w:val="0"/>
@@ -11965,6 +12484,7 @@
     </w:tblStylePr>
     <w:tblStylePr w:type="firstCol">
       <w:rPr>
+        <w:rFonts w:eastAsia="黑体"/>
         <w:b/>
         <w:bCs/>
         <w:i w:val="0"/>
@@ -11984,6 +12504,7 @@
     </w:tblStylePr>
     <w:tblStylePr w:type="lastCol">
       <w:rPr>
+        <w:rFonts w:eastAsia="黑体"/>
         <w:b/>
         <w:bCs/>
         <w:i w:val="0"/>
@@ -12041,6 +12562,7 @@
       <w:spacing w:after="0" w:line="240" w:lineRule="auto"/>
     </w:pPr>
     <w:rPr>
+      <w:rFonts w:eastAsia="黑体"/>
       <w:color w:themeColor="background1" w:val="FFFFFF"/>
     </w:rPr>
     <w:tblPr>
@@ -12059,6 +12581,7 @@
     </w:tcPr>
     <w:tblStylePr w:type="firstRow">
       <w:rPr>
+        <w:rFonts w:eastAsia="黑体"/>
         <w:b/>
         <w:bCs/>
       </w:rPr>
@@ -12155,6 +12678,7 @@
       <w:spacing w:after="0" w:line="240" w:lineRule="auto"/>
     </w:pPr>
     <w:rPr>
+      <w:rFonts w:eastAsia="黑体"/>
       <w:color w:themeColor="background1" w:val="FFFFFF"/>
     </w:rPr>
     <w:tblPr>
@@ -12173,6 +12697,7 @@
     </w:tcPr>
     <w:tblStylePr w:type="firstRow">
       <w:rPr>
+        <w:rFonts w:eastAsia="黑体"/>
         <w:b/>
         <w:bCs/>
       </w:rPr>
@@ -12269,6 +12794,7 @@
       <w:spacing w:after="0" w:line="240" w:lineRule="auto"/>
     </w:pPr>
     <w:rPr>
+      <w:rFonts w:eastAsia="黑体"/>
       <w:color w:themeColor="background1" w:val="FFFFFF"/>
     </w:rPr>
     <w:tblPr>
@@ -12287,6 +12813,7 @@
     </w:tcPr>
     <w:tblStylePr w:type="firstRow">
       <w:rPr>
+        <w:rFonts w:eastAsia="黑体"/>
         <w:b/>
         <w:bCs/>
       </w:rPr>
@@ -12383,6 +12910,7 @@
       <w:spacing w:after="0" w:line="240" w:lineRule="auto"/>
     </w:pPr>
     <w:rPr>
+      <w:rFonts w:eastAsia="黑体"/>
       <w:color w:themeColor="background1" w:val="FFFFFF"/>
     </w:rPr>
     <w:tblPr>
@@ -12401,6 +12929,7 @@
     </w:tcPr>
     <w:tblStylePr w:type="firstRow">
       <w:rPr>
+        <w:rFonts w:eastAsia="黑体"/>
         <w:b/>
         <w:bCs/>
       </w:rPr>
@@ -12497,6 +13026,7 @@
       <w:spacing w:after="0" w:line="240" w:lineRule="auto"/>
     </w:pPr>
     <w:rPr>
+      <w:rFonts w:eastAsia="黑体"/>
       <w:color w:themeColor="background1" w:val="FFFFFF"/>
     </w:rPr>
     <w:tblPr>
@@ -12515,6 +13045,7 @@
     </w:tcPr>
     <w:tblStylePr w:type="firstRow">
       <w:rPr>
+        <w:rFonts w:eastAsia="黑体"/>
         <w:b/>
         <w:bCs/>
       </w:rPr>
@@ -12611,6 +13142,7 @@
       <w:spacing w:after="0" w:line="240" w:lineRule="auto"/>
     </w:pPr>
     <w:rPr>
+      <w:rFonts w:eastAsia="黑体"/>
       <w:color w:themeColor="background1" w:val="FFFFFF"/>
     </w:rPr>
     <w:tblPr>
@@ -12629,6 +13161,7 @@
     </w:tcPr>
     <w:tblStylePr w:type="firstRow">
       <w:rPr>
+        <w:rFonts w:eastAsia="黑体"/>
         <w:b/>
         <w:bCs/>
       </w:rPr>
@@ -12725,6 +13258,7 @@
       <w:spacing w:after="0" w:line="240" w:lineRule="auto"/>
     </w:pPr>
     <w:rPr>
+      <w:rFonts w:eastAsia="黑体"/>
       <w:color w:themeColor="background1" w:val="FFFFFF"/>
     </w:rPr>
     <w:tblPr>
@@ -12743,6 +13277,7 @@
     </w:tcPr>
     <w:tblStylePr w:type="firstRow">
       <w:rPr>
+        <w:rFonts w:eastAsia="黑体"/>
         <w:b/>
         <w:bCs/>
       </w:rPr>
@@ -12839,6 +13374,7 @@
       <w:spacing w:after="0" w:line="240" w:lineRule="auto"/>
     </w:pPr>
     <w:rPr>
+      <w:rFonts w:eastAsia="黑体"/>
       <w:color w:themeColor="text1" w:val="000000"/>
     </w:rPr>
     <w:tblPr>
@@ -12865,6 +13401,7 @@
     </w:tcPr>
     <w:tblStylePr w:type="firstRow">
       <w:rPr>
+        <w:rFonts w:eastAsia="黑体"/>
         <w:b/>
         <w:bCs/>
       </w:rPr>
@@ -12883,6 +13420,7 @@
     </w:tblStylePr>
     <w:tblStylePr w:type="lastRow">
       <w:rPr>
+        <w:rFonts w:eastAsia="黑体"/>
         <w:b/>
         <w:bCs/>
         <w:color w:themeColor="background1" w:val="FFFFFF"/>
@@ -12897,6 +13435,7 @@
     </w:tblStylePr>
     <w:tblStylePr w:type="firstCol">
       <w:rPr>
+        <w:rFonts w:eastAsia="黑体"/>
         <w:color w:themeColor="background1" w:val="FFFFFF"/>
       </w:rPr>
       <w:tblPr/>
@@ -12914,6 +13453,7 @@
     </w:tblStylePr>
     <w:tblStylePr w:type="lastCol">
       <w:rPr>
+        <w:rFonts w:eastAsia="黑体"/>
         <w:color w:themeColor="background1" w:val="FFFFFF"/>
       </w:rPr>
       <w:tblPr/>
@@ -12943,11 +13483,13 @@
     </w:tblStylePr>
     <w:tblStylePr w:type="neCell">
       <w:rPr>
+        <w:rFonts w:eastAsia="黑体"/>
         <w:color w:themeColor="text1" w:val="000000"/>
       </w:rPr>
     </w:tblStylePr>
     <w:tblStylePr w:type="nwCell">
       <w:rPr>
+        <w:rFonts w:eastAsia="黑体"/>
         <w:color w:themeColor="text1" w:val="000000"/>
       </w:rPr>
     </w:tblStylePr>
@@ -12961,6 +13503,7 @@
       <w:spacing w:after="0" w:line="240" w:lineRule="auto"/>
     </w:pPr>
     <w:rPr>
+      <w:rFonts w:eastAsia="黑体"/>
       <w:color w:themeColor="text1" w:val="000000"/>
     </w:rPr>
     <w:tblPr>
@@ -12987,6 +13530,7 @@
     </w:tcPr>
     <w:tblStylePr w:type="firstRow">
       <w:rPr>
+        <w:rFonts w:eastAsia="黑体"/>
         <w:b/>
         <w:bCs/>
       </w:rPr>
@@ -13005,6 +13549,7 @@
     </w:tblStylePr>
     <w:tblStylePr w:type="lastRow">
       <w:rPr>
+        <w:rFonts w:eastAsia="黑体"/>
         <w:b/>
         <w:bCs/>
         <w:color w:themeColor="background1" w:val="FFFFFF"/>
@@ -13019,6 +13564,7 @@
     </w:tblStylePr>
     <w:tblStylePr w:type="firstCol">
       <w:rPr>
+        <w:rFonts w:eastAsia="黑体"/>
         <w:color w:themeColor="background1" w:val="FFFFFF"/>
       </w:rPr>
       <w:tblPr/>
@@ -13036,6 +13582,7 @@
     </w:tblStylePr>
     <w:tblStylePr w:type="lastCol">
       <w:rPr>
+        <w:rFonts w:eastAsia="黑体"/>
         <w:color w:themeColor="background1" w:val="FFFFFF"/>
       </w:rPr>
       <w:tblPr/>
@@ -13065,11 +13612,13 @@
     </w:tblStylePr>
     <w:tblStylePr w:type="neCell">
       <w:rPr>
+        <w:rFonts w:eastAsia="黑体"/>
         <w:color w:themeColor="text1" w:val="000000"/>
       </w:rPr>
     </w:tblStylePr>
     <w:tblStylePr w:type="nwCell">
       <w:rPr>
+        <w:rFonts w:eastAsia="黑体"/>
         <w:color w:themeColor="text1" w:val="000000"/>
       </w:rPr>
     </w:tblStylePr>
@@ -13083,6 +13632,7 @@
       <w:spacing w:after="0" w:line="240" w:lineRule="auto"/>
     </w:pPr>
     <w:rPr>
+      <w:rFonts w:eastAsia="黑体"/>
       <w:color w:themeColor="text1" w:val="000000"/>
     </w:rPr>
     <w:tblPr>
@@ -13109,6 +13659,7 @@
     </w:tcPr>
     <w:tblStylePr w:type="firstRow">
       <w:rPr>
+        <w:rFonts w:eastAsia="黑体"/>
         <w:b/>
         <w:bCs/>
       </w:rPr>
@@ -13127,6 +13678,7 @@
     </w:tblStylePr>
     <w:tblStylePr w:type="lastRow">
       <w:rPr>
+        <w:rFonts w:eastAsia="黑体"/>
         <w:b/>
         <w:bCs/>
         <w:color w:themeColor="background1" w:val="FFFFFF"/>
@@ -13141,6 +13693,7 @@
     </w:tblStylePr>
     <w:tblStylePr w:type="firstCol">
       <w:rPr>
+        <w:rFonts w:eastAsia="黑体"/>
         <w:color w:themeColor="background1" w:val="FFFFFF"/>
       </w:rPr>
       <w:tblPr/>
@@ -13158,6 +13711,7 @@
     </w:tblStylePr>
     <w:tblStylePr w:type="lastCol">
       <w:rPr>
+        <w:rFonts w:eastAsia="黑体"/>
         <w:color w:themeColor="background1" w:val="FFFFFF"/>
       </w:rPr>
       <w:tblPr/>
@@ -13187,11 +13741,13 @@
     </w:tblStylePr>
     <w:tblStylePr w:type="neCell">
       <w:rPr>
+        <w:rFonts w:eastAsia="黑体"/>
         <w:color w:themeColor="text1" w:val="000000"/>
       </w:rPr>
     </w:tblStylePr>
     <w:tblStylePr w:type="nwCell">
       <w:rPr>
+        <w:rFonts w:eastAsia="黑体"/>
         <w:color w:themeColor="text1" w:val="000000"/>
       </w:rPr>
     </w:tblStylePr>
@@ -13205,6 +13761,7 @@
       <w:spacing w:after="0" w:line="240" w:lineRule="auto"/>
     </w:pPr>
     <w:rPr>
+      <w:rFonts w:eastAsia="黑体"/>
       <w:color w:themeColor="text1" w:val="000000"/>
     </w:rPr>
     <w:tblPr>
@@ -13231,6 +13788,7 @@
     </w:tcPr>
     <w:tblStylePr w:type="firstRow">
       <w:rPr>
+        <w:rFonts w:eastAsia="黑体"/>
         <w:b/>
         <w:bCs/>
       </w:rPr>
@@ -13249,6 +13807,7 @@
     </w:tblStylePr>
     <w:tblStylePr w:type="lastRow">
       <w:rPr>
+        <w:rFonts w:eastAsia="黑体"/>
         <w:b/>
         <w:bCs/>
         <w:color w:themeColor="background1" w:val="FFFFFF"/>
@@ -13263,6 +13822,7 @@
     </w:tblStylePr>
     <w:tblStylePr w:type="firstCol">
       <w:rPr>
+        <w:rFonts w:eastAsia="黑体"/>
         <w:color w:themeColor="background1" w:val="FFFFFF"/>
       </w:rPr>
       <w:tblPr/>
@@ -13280,6 +13840,7 @@
     </w:tblStylePr>
     <w:tblStylePr w:type="lastCol">
       <w:rPr>
+        <w:rFonts w:eastAsia="黑体"/>
         <w:color w:themeColor="background1" w:val="FFFFFF"/>
       </w:rPr>
       <w:tblPr/>
@@ -13317,6 +13878,7 @@
       <w:spacing w:after="0" w:line="240" w:lineRule="auto"/>
     </w:pPr>
     <w:rPr>
+      <w:rFonts w:eastAsia="黑体"/>
       <w:color w:themeColor="text1" w:val="000000"/>
     </w:rPr>
     <w:tblPr>
@@ -13343,6 +13905,7 @@
     </w:tcPr>
     <w:tblStylePr w:type="firstRow">
       <w:rPr>
+        <w:rFonts w:eastAsia="黑体"/>
         <w:b/>
         <w:bCs/>
       </w:rPr>
@@ -13361,6 +13924,7 @@
     </w:tblStylePr>
     <w:tblStylePr w:type="lastRow">
       <w:rPr>
+        <w:rFonts w:eastAsia="黑体"/>
         <w:b/>
         <w:bCs/>
         <w:color w:themeColor="background1" w:val="FFFFFF"/>
@@ -13375,6 +13939,7 @@
     </w:tblStylePr>
     <w:tblStylePr w:type="firstCol">
       <w:rPr>
+        <w:rFonts w:eastAsia="黑体"/>
         <w:color w:themeColor="background1" w:val="FFFFFF"/>
       </w:rPr>
       <w:tblPr/>
@@ -13392,6 +13957,7 @@
     </w:tblStylePr>
     <w:tblStylePr w:type="lastCol">
       <w:rPr>
+        <w:rFonts w:eastAsia="黑体"/>
         <w:color w:themeColor="background1" w:val="FFFFFF"/>
       </w:rPr>
       <w:tblPr/>
@@ -13421,11 +13987,13 @@
     </w:tblStylePr>
     <w:tblStylePr w:type="neCell">
       <w:rPr>
+        <w:rFonts w:eastAsia="黑体"/>
         <w:color w:themeColor="text1" w:val="000000"/>
       </w:rPr>
     </w:tblStylePr>
     <w:tblStylePr w:type="nwCell">
       <w:rPr>
+        <w:rFonts w:eastAsia="黑体"/>
         <w:color w:themeColor="text1" w:val="000000"/>
       </w:rPr>
     </w:tblStylePr>
@@ -13439,6 +14007,7 @@
       <w:spacing w:after="0" w:line="240" w:lineRule="auto"/>
     </w:pPr>
     <w:rPr>
+      <w:rFonts w:eastAsia="黑体"/>
       <w:color w:themeColor="text1" w:val="000000"/>
     </w:rPr>
     <w:tblPr>
@@ -13465,6 +14034,7 @@
     </w:tcPr>
     <w:tblStylePr w:type="firstRow">
       <w:rPr>
+        <w:rFonts w:eastAsia="黑体"/>
         <w:b/>
         <w:bCs/>
       </w:rPr>
@@ -13483,6 +14053,7 @@
     </w:tblStylePr>
     <w:tblStylePr w:type="lastRow">
       <w:rPr>
+        <w:rFonts w:eastAsia="黑体"/>
         <w:b/>
         <w:bCs/>
         <w:color w:themeColor="background1" w:val="FFFFFF"/>
@@ -13497,6 +14068,7 @@
     </w:tblStylePr>
     <w:tblStylePr w:type="firstCol">
       <w:rPr>
+        <w:rFonts w:eastAsia="黑体"/>
         <w:color w:themeColor="background1" w:val="FFFFFF"/>
       </w:rPr>
       <w:tblPr/>
@@ -13514,6 +14086,7 @@
     </w:tblStylePr>
     <w:tblStylePr w:type="lastCol">
       <w:rPr>
+        <w:rFonts w:eastAsia="黑体"/>
         <w:color w:themeColor="background1" w:val="FFFFFF"/>
       </w:rPr>
       <w:tblPr/>
@@ -13543,11 +14116,13 @@
     </w:tblStylePr>
     <w:tblStylePr w:type="neCell">
       <w:rPr>
+        <w:rFonts w:eastAsia="黑体"/>
         <w:color w:themeColor="text1" w:val="000000"/>
       </w:rPr>
     </w:tblStylePr>
     <w:tblStylePr w:type="nwCell">
       <w:rPr>
+        <w:rFonts w:eastAsia="黑体"/>
         <w:color w:themeColor="text1" w:val="000000"/>
       </w:rPr>
     </w:tblStylePr>
@@ -13561,6 +14136,7 @@
       <w:spacing w:after="0" w:line="240" w:lineRule="auto"/>
     </w:pPr>
     <w:rPr>
+      <w:rFonts w:eastAsia="黑体"/>
       <w:color w:themeColor="text1" w:val="000000"/>
     </w:rPr>
     <w:tblPr>
@@ -13587,6 +14163,7 @@
     </w:tcPr>
     <w:tblStylePr w:type="firstRow">
       <w:rPr>
+        <w:rFonts w:eastAsia="黑体"/>
         <w:b/>
         <w:bCs/>
       </w:rPr>
@@ -13605,6 +14182,7 @@
     </w:tblStylePr>
     <w:tblStylePr w:type="lastRow">
       <w:rPr>
+        <w:rFonts w:eastAsia="黑体"/>
         <w:b/>
         <w:bCs/>
         <w:color w:themeColor="background1" w:val="FFFFFF"/>
@@ -13619,6 +14197,7 @@
     </w:tblStylePr>
     <w:tblStylePr w:type="firstCol">
       <w:rPr>
+        <w:rFonts w:eastAsia="黑体"/>
         <w:color w:themeColor="background1" w:val="FFFFFF"/>
       </w:rPr>
       <w:tblPr/>
@@ -13636,6 +14215,7 @@
     </w:tblStylePr>
     <w:tblStylePr w:type="lastCol">
       <w:rPr>
+        <w:rFonts w:eastAsia="黑体"/>
         <w:color w:themeColor="background1" w:val="FFFFFF"/>
       </w:rPr>
       <w:tblPr/>
@@ -13665,11 +14245,13 @@
     </w:tblStylePr>
     <w:tblStylePr w:type="neCell">
       <w:rPr>
+        <w:rFonts w:eastAsia="黑体"/>
         <w:color w:themeColor="text1" w:val="000000"/>
       </w:rPr>
     </w:tblStylePr>
     <w:tblStylePr w:type="nwCell">
       <w:rPr>
+        <w:rFonts w:eastAsia="黑体"/>
         <w:color w:themeColor="text1" w:val="000000"/>
       </w:rPr>
     </w:tblStylePr>
@@ -13683,6 +14265,7 @@
       <w:spacing w:after="0" w:line="240" w:lineRule="auto"/>
     </w:pPr>
     <w:rPr>
+      <w:rFonts w:eastAsia="黑体"/>
       <w:color w:themeColor="text1" w:val="000000"/>
     </w:rPr>
     <w:tblPr>
@@ -13701,6 +14284,7 @@
     </w:tcPr>
     <w:tblStylePr w:type="firstRow">
       <w:rPr>
+        <w:rFonts w:eastAsia="黑体"/>
         <w:b/>
         <w:bCs/>
         <w:color w:themeColor="background1" w:val="FFFFFF"/>
@@ -13715,6 +14299,7 @@
     </w:tblStylePr>
     <w:tblStylePr w:type="lastRow">
       <w:rPr>
+        <w:rFonts w:eastAsia="黑体"/>
         <w:b/>
         <w:bCs/>
         <w:color w:themeColor="accent2" w:themeShade="CC" w:val="9E3A38"/>
@@ -13729,12 +14314,14 @@
     </w:tblStylePr>
     <w:tblStylePr w:type="firstCol">
       <w:rPr>
+        <w:rFonts w:eastAsia="黑体"/>
         <w:b/>
         <w:bCs/>
       </w:rPr>
     </w:tblStylePr>
     <w:tblStylePr w:type="lastCol">
       <w:rPr>
+        <w:rFonts w:eastAsia="黑体"/>
         <w:b/>
         <w:bCs/>
       </w:rPr>
@@ -13769,6 +14356,7 @@
       <w:spacing w:after="0" w:line="240" w:lineRule="auto"/>
     </w:pPr>
     <w:rPr>
+      <w:rFonts w:eastAsia="黑体"/>
       <w:color w:themeColor="text1" w:val="000000"/>
     </w:rPr>
     <w:tblPr>
@@ -13787,6 +14375,7 @@
     </w:tcPr>
     <w:tblStylePr w:type="firstRow">
       <w:rPr>
+        <w:rFonts w:eastAsia="黑体"/>
         <w:b/>
         <w:bCs/>
         <w:color w:themeColor="background1" w:val="FFFFFF"/>
@@ -13801,6 +14390,7 @@
     </w:tblStylePr>
     <w:tblStylePr w:type="lastRow">
       <w:rPr>
+        <w:rFonts w:eastAsia="黑体"/>
         <w:b/>
         <w:bCs/>
         <w:color w:themeColor="accent2" w:themeShade="CC" w:val="9E3A38"/>
@@ -13815,12 +14405,14 @@
     </w:tblStylePr>
     <w:tblStylePr w:type="firstCol">
       <w:rPr>
+        <w:rFonts w:eastAsia="黑体"/>
         <w:b/>
         <w:bCs/>
       </w:rPr>
     </w:tblStylePr>
     <w:tblStylePr w:type="lastCol">
       <w:rPr>
+        <w:rFonts w:eastAsia="黑体"/>
         <w:b/>
         <w:bCs/>
       </w:rPr>
@@ -13855,6 +14447,7 @@
       <w:spacing w:after="0" w:line="240" w:lineRule="auto"/>
     </w:pPr>
     <w:rPr>
+      <w:rFonts w:eastAsia="黑体"/>
       <w:color w:themeColor="text1" w:val="000000"/>
     </w:rPr>
     <w:tblPr>
@@ -13873,6 +14466,7 @@
     </w:tcPr>
     <w:tblStylePr w:type="firstRow">
       <w:rPr>
+        <w:rFonts w:eastAsia="黑体"/>
         <w:b/>
         <w:bCs/>
         <w:color w:themeColor="background1" w:val="FFFFFF"/>
@@ -13887,6 +14481,7 @@
     </w:tblStylePr>
     <w:tblStylePr w:type="lastRow">
       <w:rPr>
+        <w:rFonts w:eastAsia="黑体"/>
         <w:b/>
         <w:bCs/>
         <w:color w:themeColor="accent2" w:themeShade="CC" w:val="9E3A38"/>
@@ -13901,12 +14496,14 @@
     </w:tblStylePr>
     <w:tblStylePr w:type="firstCol">
       <w:rPr>
+        <w:rFonts w:eastAsia="黑体"/>
         <w:b/>
         <w:bCs/>
       </w:rPr>
     </w:tblStylePr>
     <w:tblStylePr w:type="lastCol">
       <w:rPr>
+        <w:rFonts w:eastAsia="黑体"/>
         <w:b/>
         <w:bCs/>
       </w:rPr>
@@ -13941,6 +14538,7 @@
       <w:spacing w:after="0" w:line="240" w:lineRule="auto"/>
     </w:pPr>
     <w:rPr>
+      <w:rFonts w:eastAsia="黑体"/>
       <w:color w:themeColor="text1" w:val="000000"/>
     </w:rPr>
     <w:tblPr>
@@ -13959,6 +14557,7 @@
     </w:tcPr>
     <w:tblStylePr w:type="firstRow">
       <w:rPr>
+        <w:rFonts w:eastAsia="黑体"/>
         <w:b/>
         <w:bCs/>
         <w:color w:themeColor="background1" w:val="FFFFFF"/>
@@ -13973,6 +14572,7 @@
     </w:tblStylePr>
     <w:tblStylePr w:type="lastRow">
       <w:rPr>
+        <w:rFonts w:eastAsia="黑体"/>
         <w:b/>
         <w:bCs/>
         <w:color w:themeColor="accent4" w:themeShade="CC" w:val="664E82"/>
@@ -13987,12 +14587,14 @@
     </w:tblStylePr>
     <w:tblStylePr w:type="firstCol">
       <w:rPr>
+        <w:rFonts w:eastAsia="黑体"/>
         <w:b/>
         <w:bCs/>
       </w:rPr>
     </w:tblStylePr>
     <w:tblStylePr w:type="lastCol">
       <w:rPr>
+        <w:rFonts w:eastAsia="黑体"/>
         <w:b/>
         <w:bCs/>
       </w:rPr>
@@ -14027,6 +14629,7 @@
       <w:spacing w:after="0" w:line="240" w:lineRule="auto"/>
     </w:pPr>
     <w:rPr>
+      <w:rFonts w:eastAsia="黑体"/>
       <w:color w:themeColor="text1" w:val="000000"/>
     </w:rPr>
     <w:tblPr>
@@ -14045,6 +14648,7 @@
     </w:tcPr>
     <w:tblStylePr w:type="firstRow">
       <w:rPr>
+        <w:rFonts w:eastAsia="黑体"/>
         <w:b/>
         <w:bCs/>
         <w:color w:themeColor="background1" w:val="FFFFFF"/>
@@ -14059,6 +14663,7 @@
     </w:tblStylePr>
     <w:tblStylePr w:type="lastRow">
       <w:rPr>
+        <w:rFonts w:eastAsia="黑体"/>
         <w:b/>
         <w:bCs/>
         <w:color w:themeColor="accent3" w:themeShade="CC" w:val="7E9C40"/>
@@ -14073,12 +14678,14 @@
     </w:tblStylePr>
     <w:tblStylePr w:type="firstCol">
       <w:rPr>
+        <w:rFonts w:eastAsia="黑体"/>
         <w:b/>
         <w:bCs/>
       </w:rPr>
     </w:tblStylePr>
     <w:tblStylePr w:type="lastCol">
       <w:rPr>
+        <w:rFonts w:eastAsia="黑体"/>
         <w:b/>
         <w:bCs/>
       </w:rPr>
@@ -14113,6 +14720,7 @@
       <w:spacing w:after="0" w:line="240" w:lineRule="auto"/>
     </w:pPr>
     <w:rPr>
+      <w:rFonts w:eastAsia="黑体"/>
       <w:color w:themeColor="text1" w:val="000000"/>
     </w:rPr>
     <w:tblPr>
@@ -14131,6 +14739,7 @@
     </w:tcPr>
     <w:tblStylePr w:type="firstRow">
       <w:rPr>
+        <w:rFonts w:eastAsia="黑体"/>
         <w:b/>
         <w:bCs/>
         <w:color w:themeColor="background1" w:val="FFFFFF"/>
@@ -14145,6 +14754,7 @@
     </w:tblStylePr>
     <w:tblStylePr w:type="lastRow">
       <w:rPr>
+        <w:rFonts w:eastAsia="黑体"/>
         <w:b/>
         <w:bCs/>
         <w:color w:themeColor="accent6" w:themeShade="CC" w:val="F2730A"/>
@@ -14159,12 +14769,14 @@
     </w:tblStylePr>
     <w:tblStylePr w:type="firstCol">
       <w:rPr>
+        <w:rFonts w:eastAsia="黑体"/>
         <w:b/>
         <w:bCs/>
       </w:rPr>
     </w:tblStylePr>
     <w:tblStylePr w:type="lastCol">
       <w:rPr>
+        <w:rFonts w:eastAsia="黑体"/>
         <w:b/>
         <w:bCs/>
       </w:rPr>
@@ -14199,6 +14811,7 @@
       <w:spacing w:after="0" w:line="240" w:lineRule="auto"/>
     </w:pPr>
     <w:rPr>
+      <w:rFonts w:eastAsia="黑体"/>
       <w:color w:themeColor="text1" w:val="000000"/>
     </w:rPr>
     <w:tblPr>
@@ -14217,6 +14830,7 @@
     </w:tcPr>
     <w:tblStylePr w:type="firstRow">
       <w:rPr>
+        <w:rFonts w:eastAsia="黑体"/>
         <w:b/>
         <w:bCs/>
         <w:color w:themeColor="background1" w:val="FFFFFF"/>
@@ -14231,6 +14845,7 @@
     </w:tblStylePr>
     <w:tblStylePr w:type="lastRow">
       <w:rPr>
+        <w:rFonts w:eastAsia="黑体"/>
         <w:b/>
         <w:bCs/>
         <w:color w:themeColor="accent5" w:themeShade="CC" w:val="348DA5"/>
@@ -14245,12 +14860,14 @@
     </w:tblStylePr>
     <w:tblStylePr w:type="firstCol">
       <w:rPr>
+        <w:rFonts w:eastAsia="黑体"/>
         <w:b/>
         <w:bCs/>
       </w:rPr>
     </w:tblStylePr>
     <w:tblStylePr w:type="lastCol">
       <w:rPr>
+        <w:rFonts w:eastAsia="黑体"/>
         <w:b/>
         <w:bCs/>
       </w:rPr>
@@ -14285,6 +14902,7 @@
       <w:spacing w:after="0" w:line="240" w:lineRule="auto"/>
     </w:pPr>
     <w:rPr>
+      <w:rFonts w:eastAsia="黑体"/>
       <w:color w:themeColor="text1" w:val="000000"/>
     </w:rPr>
     <w:tblPr>
@@ -14306,6 +14924,7 @@
     </w:tcPr>
     <w:tblStylePr w:type="firstRow">
       <w:rPr>
+        <w:rFonts w:eastAsia="黑体"/>
         <w:b/>
         <w:bCs/>
       </w:rPr>
@@ -14316,6 +14935,7 @@
     </w:tblStylePr>
     <w:tblStylePr w:type="lastRow">
       <w:rPr>
+        <w:rFonts w:eastAsia="黑体"/>
         <w:b/>
         <w:bCs/>
         <w:color w:themeColor="text1" w:val="000000"/>
@@ -14327,6 +14947,7 @@
     </w:tblStylePr>
     <w:tblStylePr w:type="firstCol">
       <w:rPr>
+        <w:rFonts w:eastAsia="黑体"/>
         <w:color w:themeColor="background1" w:val="FFFFFF"/>
       </w:rPr>
       <w:tblPr/>
@@ -14336,6 +14957,7 @@
     </w:tblStylePr>
     <w:tblStylePr w:type="lastCol">
       <w:rPr>
+        <w:rFonts w:eastAsia="黑体"/>
         <w:color w:themeColor="background1" w:val="FFFFFF"/>
       </w:rPr>
       <w:tblPr/>
@@ -14365,6 +14987,7 @@
       <w:spacing w:after="0" w:line="240" w:lineRule="auto"/>
     </w:pPr>
     <w:rPr>
+      <w:rFonts w:eastAsia="黑体"/>
       <w:color w:themeColor="text1" w:val="000000"/>
     </w:rPr>
     <w:tblPr>
@@ -14386,6 +15009,7 @@
     </w:tcPr>
     <w:tblStylePr w:type="firstRow">
       <w:rPr>
+        <w:rFonts w:eastAsia="黑体"/>
         <w:b/>
         <w:bCs/>
       </w:rPr>
@@ -14396,6 +15020,7 @@
     </w:tblStylePr>
     <w:tblStylePr w:type="lastRow">
       <w:rPr>
+        <w:rFonts w:eastAsia="黑体"/>
         <w:b/>
         <w:bCs/>
         <w:color w:themeColor="text1" w:val="000000"/>
@@ -14407,6 +15032,7 @@
     </w:tblStylePr>
     <w:tblStylePr w:type="firstCol">
       <w:rPr>
+        <w:rFonts w:eastAsia="黑体"/>
         <w:color w:themeColor="background1" w:val="FFFFFF"/>
       </w:rPr>
       <w:tblPr/>
@@ -14416,6 +15042,7 @@
     </w:tblStylePr>
     <w:tblStylePr w:type="lastCol">
       <w:rPr>
+        <w:rFonts w:eastAsia="黑体"/>
         <w:color w:themeColor="background1" w:val="FFFFFF"/>
       </w:rPr>
       <w:tblPr/>
@@ -14445,6 +15072,7 @@
       <w:spacing w:after="0" w:line="240" w:lineRule="auto"/>
     </w:pPr>
     <w:rPr>
+      <w:rFonts w:eastAsia="黑体"/>
       <w:color w:themeColor="text1" w:val="000000"/>
     </w:rPr>
     <w:tblPr>
@@ -14466,6 +15094,7 @@
     </w:tcPr>
     <w:tblStylePr w:type="firstRow">
       <w:rPr>
+        <w:rFonts w:eastAsia="黑体"/>
         <w:b/>
         <w:bCs/>
       </w:rPr>
@@ -14476,6 +15105,7 @@
     </w:tblStylePr>
     <w:tblStylePr w:type="lastRow">
       <w:rPr>
+        <w:rFonts w:eastAsia="黑体"/>
         <w:b/>
         <w:bCs/>
         <w:color w:themeColor="text1" w:val="000000"/>
@@ -14487,6 +15117,7 @@
     </w:tblStylePr>
     <w:tblStylePr w:type="firstCol">
       <w:rPr>
+        <w:rFonts w:eastAsia="黑体"/>
         <w:color w:themeColor="background1" w:val="FFFFFF"/>
       </w:rPr>
       <w:tblPr/>
@@ -14496,6 +15127,7 @@
     </w:tblStylePr>
     <w:tblStylePr w:type="lastCol">
       <w:rPr>
+        <w:rFonts w:eastAsia="黑体"/>
         <w:color w:themeColor="background1" w:val="FFFFFF"/>
       </w:rPr>
       <w:tblPr/>
@@ -14525,6 +15157,7 @@
       <w:spacing w:after="0" w:line="240" w:lineRule="auto"/>
     </w:pPr>
     <w:rPr>
+      <w:rFonts w:eastAsia="黑体"/>
       <w:color w:themeColor="text1" w:val="000000"/>
     </w:rPr>
     <w:tblPr>
@@ -14546,6 +15179,7 @@
     </w:tcPr>
     <w:tblStylePr w:type="firstRow">
       <w:rPr>
+        <w:rFonts w:eastAsia="黑体"/>
         <w:b/>
         <w:bCs/>
       </w:rPr>
@@ -14556,6 +15190,7 @@
     </w:tblStylePr>
     <w:tblStylePr w:type="lastRow">
       <w:rPr>
+        <w:rFonts w:eastAsia="黑体"/>
         <w:b/>
         <w:bCs/>
         <w:color w:themeColor="text1" w:val="000000"/>
@@ -14567,6 +15202,7 @@
     </w:tblStylePr>
     <w:tblStylePr w:type="firstCol">
       <w:rPr>
+        <w:rFonts w:eastAsia="黑体"/>
         <w:color w:themeColor="background1" w:val="FFFFFF"/>
       </w:rPr>
       <w:tblPr/>
@@ -14576,6 +15212,7 @@
     </w:tblStylePr>
     <w:tblStylePr w:type="lastCol">
       <w:rPr>
+        <w:rFonts w:eastAsia="黑体"/>
         <w:color w:themeColor="background1" w:val="FFFFFF"/>
       </w:rPr>
       <w:tblPr/>
@@ -14605,6 +15242,7 @@
       <w:spacing w:after="0" w:line="240" w:lineRule="auto"/>
     </w:pPr>
     <w:rPr>
+      <w:rFonts w:eastAsia="黑体"/>
       <w:color w:themeColor="text1" w:val="000000"/>
     </w:rPr>
     <w:tblPr>
@@ -14626,6 +15264,7 @@
     </w:tcPr>
     <w:tblStylePr w:type="firstRow">
       <w:rPr>
+        <w:rFonts w:eastAsia="黑体"/>
         <w:b/>
         <w:bCs/>
       </w:rPr>
@@ -14636,6 +15275,7 @@
     </w:tblStylePr>
     <w:tblStylePr w:type="lastRow">
       <w:rPr>
+        <w:rFonts w:eastAsia="黑体"/>
         <w:b/>
         <w:bCs/>
         <w:color w:themeColor="text1" w:val="000000"/>
@@ -14647,6 +15287,7 @@
     </w:tblStylePr>
     <w:tblStylePr w:type="firstCol">
       <w:rPr>
+        <w:rFonts w:eastAsia="黑体"/>
         <w:color w:themeColor="background1" w:val="FFFFFF"/>
       </w:rPr>
       <w:tblPr/>
@@ -14656,6 +15297,7 @@
     </w:tblStylePr>
     <w:tblStylePr w:type="lastCol">
       <w:rPr>
+        <w:rFonts w:eastAsia="黑体"/>
         <w:color w:themeColor="background1" w:val="FFFFFF"/>
       </w:rPr>
       <w:tblPr/>
@@ -14685,6 +15327,7 @@
       <w:spacing w:after="0" w:line="240" w:lineRule="auto"/>
     </w:pPr>
     <w:rPr>
+      <w:rFonts w:eastAsia="黑体"/>
       <w:color w:themeColor="text1" w:val="000000"/>
     </w:rPr>
     <w:tblPr>
@@ -14706,6 +15349,7 @@
     </w:tcPr>
     <w:tblStylePr w:type="firstRow">
       <w:rPr>
+        <w:rFonts w:eastAsia="黑体"/>
         <w:b/>
         <w:bCs/>
       </w:rPr>
@@ -14716,6 +15360,7 @@
     </w:tblStylePr>
     <w:tblStylePr w:type="lastRow">
       <w:rPr>
+        <w:rFonts w:eastAsia="黑体"/>
         <w:b/>
         <w:bCs/>
         <w:color w:themeColor="text1" w:val="000000"/>
@@ -14727,6 +15372,7 @@
     </w:tblStylePr>
     <w:tblStylePr w:type="firstCol">
       <w:rPr>
+        <w:rFonts w:eastAsia="黑体"/>
         <w:color w:themeColor="background1" w:val="FFFFFF"/>
       </w:rPr>
       <w:tblPr/>
@@ -14736,6 +15382,7 @@
     </w:tblStylePr>
     <w:tblStylePr w:type="lastCol">
       <w:rPr>
+        <w:rFonts w:eastAsia="黑体"/>
         <w:color w:themeColor="background1" w:val="FFFFFF"/>
       </w:rPr>
       <w:tblPr/>
@@ -14765,6 +15412,7 @@
       <w:spacing w:after="0" w:line="240" w:lineRule="auto"/>
     </w:pPr>
     <w:rPr>
+      <w:rFonts w:eastAsia="黑体"/>
       <w:color w:themeColor="text1" w:val="000000"/>
     </w:rPr>
     <w:tblPr>
@@ -14786,6 +15434,7 @@
     </w:tcPr>
     <w:tblStylePr w:type="firstRow">
       <w:rPr>
+        <w:rFonts w:eastAsia="黑体"/>
         <w:b/>
         <w:bCs/>
       </w:rPr>
@@ -14796,6 +15445,7 @@
     </w:tblStylePr>
     <w:tblStylePr w:type="lastRow">
       <w:rPr>
+        <w:rFonts w:eastAsia="黑体"/>
         <w:b/>
         <w:bCs/>
         <w:color w:themeColor="text1" w:val="000000"/>
@@ -14807,6 +15457,7 @@
     </w:tblStylePr>
     <w:tblStylePr w:type="firstCol">
       <w:rPr>
+        <w:rFonts w:eastAsia="黑体"/>
         <w:color w:themeColor="background1" w:val="FFFFFF"/>
       </w:rPr>
       <w:tblPr/>
@@ -14816,6 +15467,7 @@
     </w:tblStylePr>
     <w:tblStylePr w:type="lastCol">
       <w:rPr>
+        <w:rFonts w:eastAsia="黑体"/>
         <w:color w:themeColor="background1" w:val="FFFFFF"/>
       </w:rPr>
       <w:tblPr/>
@@ -14848,6 +15500,7 @@
     <w:name w:val="KeywordTok"/>
     <w:basedOn w:val="VerbatimChar"/>
     <w:rPr>
+      <w:rFonts w:eastAsia="黑体"/>
       <w:b/>
       <w:color w:val="007020"/>
     </w:rPr>
@@ -14856,6 +15509,7 @@
     <w:name w:val="DataTypeTok"/>
     <w:basedOn w:val="VerbatimChar"/>
     <w:rPr>
+      <w:rFonts w:eastAsia="黑体"/>
       <w:color w:val="902000"/>
     </w:rPr>
   </w:style>
@@ -14863,6 +15517,7 @@
     <w:name w:val="DecValTok"/>
     <w:basedOn w:val="VerbatimChar"/>
     <w:rPr>
+      <w:rFonts w:eastAsia="黑体"/>
       <w:color w:val="40a070"/>
     </w:rPr>
   </w:style>
@@ -14870,6 +15525,7 @@
     <w:name w:val="BaseNTok"/>
     <w:basedOn w:val="VerbatimChar"/>
     <w:rPr>
+      <w:rFonts w:eastAsia="黑体"/>
       <w:color w:val="40a070"/>
     </w:rPr>
   </w:style>
@@ -14877,6 +15533,7 @@
     <w:name w:val="FloatTok"/>
     <w:basedOn w:val="VerbatimChar"/>
     <w:rPr>
+      <w:rFonts w:eastAsia="黑体"/>
       <w:color w:val="40a070"/>
     </w:rPr>
   </w:style>
@@ -14884,6 +15541,7 @@
     <w:name w:val="ConstantTok"/>
     <w:basedOn w:val="VerbatimChar"/>
     <w:rPr>
+      <w:rFonts w:eastAsia="黑体"/>
       <w:color w:val="880000"/>
     </w:rPr>
   </w:style>
@@ -14891,6 +15549,7 @@
     <w:name w:val="CharTok"/>
     <w:basedOn w:val="VerbatimChar"/>
     <w:rPr>
+      <w:rFonts w:eastAsia="黑体"/>
       <w:color w:val="4070a0"/>
     </w:rPr>
   </w:style>
@@ -14898,6 +15557,7 @@
     <w:name w:val="SpecialCharTok"/>
     <w:basedOn w:val="VerbatimChar"/>
     <w:rPr>
+      <w:rFonts w:eastAsia="黑体"/>
       <w:color w:val="4070a0"/>
     </w:rPr>
   </w:style>
@@ -14905,6 +15565,7 @@
     <w:name w:val="StringTok"/>
     <w:basedOn w:val="VerbatimChar"/>
     <w:rPr>
+      <w:rFonts w:eastAsia="黑体"/>
       <w:color w:val="4070a0"/>
     </w:rPr>
   </w:style>
@@ -14912,6 +15573,7 @@
     <w:name w:val="VerbatimStringTok"/>
     <w:basedOn w:val="VerbatimChar"/>
     <w:rPr>
+      <w:rFonts w:eastAsia="黑体"/>
       <w:color w:val="4070a0"/>
     </w:rPr>
   </w:style>
@@ -14919,6 +15581,7 @@
     <w:name w:val="SpecialStringTok"/>
     <w:basedOn w:val="VerbatimChar"/>
     <w:rPr>
+      <w:rFonts w:eastAsia="黑体"/>
       <w:color w:val="bb6688"/>
     </w:rPr>
   </w:style>
@@ -14926,6 +15589,7 @@
     <w:name w:val="ImportTok"/>
     <w:basedOn w:val="VerbatimChar"/>
     <w:rPr>
+      <w:rFonts w:eastAsia="黑体"/>
       <w:b/>
       <w:color w:val="008000"/>
     </w:rPr>
@@ -14934,6 +15598,7 @@
     <w:name w:val="CommentTok"/>
     <w:basedOn w:val="VerbatimChar"/>
     <w:rPr>
+      <w:rFonts w:eastAsia="黑体"/>
       <w:i/>
       <w:color w:val="60a0b0"/>
     </w:rPr>
@@ -14942,6 +15607,7 @@
     <w:name w:val="DocumentationTok"/>
     <w:basedOn w:val="VerbatimChar"/>
     <w:rPr>
+      <w:rFonts w:eastAsia="黑体"/>
       <w:i/>
       <w:color w:val="ba2121"/>
     </w:rPr>
@@ -14950,6 +15616,7 @@
     <w:name w:val="AnnotationTok"/>
     <w:basedOn w:val="VerbatimChar"/>
     <w:rPr>
+      <w:rFonts w:eastAsia="黑体"/>
       <w:b/>
       <w:i/>
       <w:color w:val="60a0b0"/>
@@ -14959,6 +15626,7 @@
     <w:name w:val="CommentVarTok"/>
     <w:basedOn w:val="VerbatimChar"/>
     <w:rPr>
+      <w:rFonts w:eastAsia="黑体"/>
       <w:b/>
       <w:i/>
       <w:color w:val="60a0b0"/>
@@ -14968,6 +15636,7 @@
     <w:name w:val="OtherTok"/>
     <w:basedOn w:val="VerbatimChar"/>
     <w:rPr>
+      <w:rFonts w:eastAsia="黑体"/>
       <w:color w:val="007020"/>
     </w:rPr>
   </w:style>
@@ -14975,6 +15644,7 @@
     <w:name w:val="FunctionTok"/>
     <w:basedOn w:val="VerbatimChar"/>
     <w:rPr>
+      <w:rFonts w:eastAsia="黑体"/>
       <w:color w:val="06287e"/>
     </w:rPr>
   </w:style>
@@ -14982,6 +15652,7 @@
     <w:name w:val="VariableTok"/>
     <w:basedOn w:val="VerbatimChar"/>
     <w:rPr>
+      <w:rFonts w:eastAsia="黑体"/>
       <w:color w:val="19177c"/>
     </w:rPr>
   </w:style>
@@ -14989,6 +15660,7 @@
     <w:name w:val="ControlFlowTok"/>
     <w:basedOn w:val="VerbatimChar"/>
     <w:rPr>
+      <w:rFonts w:eastAsia="黑体"/>
       <w:b/>
       <w:color w:val="007020"/>
     </w:rPr>
@@ -14997,6 +15669,7 @@
     <w:name w:val="OperatorTok"/>
     <w:basedOn w:val="VerbatimChar"/>
     <w:rPr>
+      <w:rFonts w:eastAsia="黑体"/>
       <w:color w:val="666666"/>
     </w:rPr>
   </w:style>
@@ -15004,18 +15677,22 @@
     <w:name w:val="BuiltInTok"/>
     <w:basedOn w:val="VerbatimChar"/>
     <w:rPr>
+      <w:rFonts w:eastAsia="黑体"/>
       <w:color w:val="008000"/>
     </w:rPr>
   </w:style>
   <w:style w:type="character" w:customStyle="1" w:styleId="ExtensionTok">
     <w:name w:val="ExtensionTok"/>
     <w:basedOn w:val="VerbatimChar"/>
-    <w:rPr/>
+    <w:rPr>
+      <w:rFonts w:eastAsia="黑体"/>
+    </w:rPr>
   </w:style>
   <w:style w:type="character" w:customStyle="1" w:styleId="PreprocessorTok">
     <w:name w:val="PreprocessorTok"/>
     <w:basedOn w:val="VerbatimChar"/>
     <w:rPr>
+      <w:rFonts w:eastAsia="黑体"/>
       <w:color w:val="bc7a00"/>
     </w:rPr>
   </w:style>
@@ -15023,18 +15700,22 @@
     <w:name w:val="AttributeTok"/>
     <w:basedOn w:val="VerbatimChar"/>
     <w:rPr>
+      <w:rFonts w:eastAsia="黑体"/>
       <w:color w:val="7d9029"/>
     </w:rPr>
   </w:style>
   <w:style w:type="character" w:customStyle="1" w:styleId="RegionMarkerTok">
     <w:name w:val="RegionMarkerTok"/>
     <w:basedOn w:val="VerbatimChar"/>
-    <w:rPr/>
+    <w:rPr>
+      <w:rFonts w:eastAsia="黑体"/>
+    </w:rPr>
   </w:style>
   <w:style w:type="character" w:customStyle="1" w:styleId="InformationTok">
     <w:name w:val="InformationTok"/>
     <w:basedOn w:val="VerbatimChar"/>
     <w:rPr>
+      <w:rFonts w:eastAsia="黑体"/>
       <w:b/>
       <w:i/>
       <w:color w:val="60a0b0"/>
@@ -15044,6 +15725,7 @@
     <w:name w:val="WarningTok"/>
     <w:basedOn w:val="VerbatimChar"/>
     <w:rPr>
+      <w:rFonts w:eastAsia="黑体"/>
       <w:b/>
       <w:i/>
       <w:color w:val="60a0b0"/>
@@ -15053,6 +15735,7 @@
     <w:name w:val="AlertTok"/>
     <w:basedOn w:val="VerbatimChar"/>
     <w:rPr>
+      <w:rFonts w:eastAsia="黑体"/>
       <w:b/>
       <w:color w:val="ff0000"/>
     </w:rPr>
@@ -15061,6 +15744,7 @@
     <w:name w:val="ErrorTok"/>
     <w:basedOn w:val="VerbatimChar"/>
     <w:rPr>
+      <w:rFonts w:eastAsia="黑体"/>
       <w:b/>
       <w:color w:val="ff0000"/>
     </w:rPr>
@@ -15068,7 +15752,9 @@
   <w:style w:type="character" w:customStyle="1" w:styleId="NormalTok">
     <w:name w:val="NormalTok"/>
     <w:basedOn w:val="VerbatimChar"/>
-    <w:rPr/>
+    <w:rPr>
+      <w:rFonts w:eastAsia="黑体"/>
+    </w:rPr>
   </w:style>
 </w:styles>
 </file>
@@ -15117,12 +15803,12 @@
     <a:fontScheme name="Office">
       <a:majorFont>
         <a:latin typeface="Calibri"/>
-        <a:ea typeface=""/>
+        <a:ea typeface="黑体"/>
         <a:cs typeface=""/>
         <a:font script="Jpan" typeface="ＭＳ ゴシック"/>
         <a:font script="Hang" typeface="맑은 고딕"/>
-        <a:font script="Hans" typeface="宋体"/>
-        <a:font script="Hant" typeface="新細明體"/>
+        <a:font script="Hans" typeface="黑体"/>
+        <a:font script="Hant" typeface="黑体"/>
         <a:font script="Arab" typeface="Times New Roman"/>
         <a:font script="Hebr" typeface="Times New Roman"/>
         <a:font script="Thai" typeface="Angsana New"/>
@@ -15152,12 +15838,12 @@
       </a:majorFont>
       <a:minorFont>
         <a:latin typeface="Cambria"/>
-        <a:ea typeface=""/>
+        <a:ea typeface="黑体"/>
         <a:cs typeface=""/>
         <a:font script="Jpan" typeface="ＭＳ 明朝"/>
         <a:font script="Hang" typeface="맑은 고딕"/>
-        <a:font script="Hans" typeface="宋体"/>
-        <a:font script="Hant" typeface="新細明體"/>
+        <a:font script="Hans" typeface="黑体"/>
+        <a:font script="Hant" typeface="黑体"/>
         <a:font script="Arab" typeface="Arial"/>
         <a:font script="Hebr" typeface="Arial"/>
         <a:font script="Thai" typeface="Cordia New"/>

--- a/05-数字电路/02-时序逻辑电路/状态机电路/状态机电路.docx
+++ b/05-数字电路/02-时序逻辑电路/状态机电路/状态机电路.docx
@@ -2732,7 +2732,7 @@
           <w:color w:val="555555"/>
           <w:sz w:val="21"/>
         </w:rPr>
-        <w:t>材料收集者：杜文杰，WX手机：19519196569，QQ:3478827729</w:t>
+        <w:t>材料收集者：杜文杰，微信/手机：19519196569，QQ:3478827729</w:t>
       </w:r>
     </w:p>
     <w:sectPr>
